--- a/Week_1_Strategic_Planning_Report.docx
+++ b/Week_1_Strategic_Planning_Report.docx
@@ -441,18 +441,25 @@
           <w:color w:val="000000" w:themeColor="text1"/>
         </w:rPr>
         <w:tab/>
-      </w:r>
-      <w:r>
-        <w:rPr>
-          <w:color w:val="000000" w:themeColor="text1"/>
-        </w:rPr>
-        <w:t>1</w:t>
-      </w:r>
-      <w:r>
-        <w:rPr>
-          <w:color w:val="000000" w:themeColor="text1"/>
-        </w:rPr>
-        <w:t>.9 Conclusion</w:t>
+        <w:t>1.</w:t>
+      </w:r>
+      <w:r>
+        <w:rPr>
+          <w:color w:val="000000" w:themeColor="text1"/>
+        </w:rPr>
+        <w:t>9</w:t>
+      </w:r>
+      <w:r>
+        <w:rPr>
+          <w:color w:val="000000" w:themeColor="text1"/>
+        </w:rPr>
+        <w:t xml:space="preserve"> </w:t>
+      </w:r>
+      <w:r>
+        <w:rPr>
+          <w:color w:val="000000" w:themeColor="text1"/>
+        </w:rPr>
+        <w:t>Conclusion</w:t>
       </w:r>
     </w:p>
     <w:p>
@@ -554,6 +561,8 @@
           <w:ilvl w:val="0"/>
           <w:numId w:val="33"/>
         </w:numPr>
+        <w:spacing w:after="120"/>
+        <w:ind w:left="714" w:hanging="357"/>
         <w:rPr>
           <w:color w:val="000000" w:themeColor="text1"/>
         </w:rPr>
@@ -571,6 +580,8 @@
           <w:ilvl w:val="0"/>
           <w:numId w:val="33"/>
         </w:numPr>
+        <w:spacing w:after="120"/>
+        <w:ind w:left="714" w:hanging="357"/>
         <w:rPr>
           <w:color w:val="000000" w:themeColor="text1"/>
         </w:rPr>
@@ -588,6 +599,8 @@
           <w:ilvl w:val="0"/>
           <w:numId w:val="33"/>
         </w:numPr>
+        <w:spacing w:after="120"/>
+        <w:ind w:left="714" w:hanging="357"/>
         <w:rPr>
           <w:color w:val="000000" w:themeColor="text1"/>
         </w:rPr>
@@ -605,6 +618,8 @@
           <w:ilvl w:val="0"/>
           <w:numId w:val="33"/>
         </w:numPr>
+        <w:spacing w:after="120"/>
+        <w:ind w:left="714" w:hanging="357"/>
         <w:rPr>
           <w:color w:val="000000" w:themeColor="text1"/>
         </w:rPr>
@@ -622,6 +637,8 @@
           <w:ilvl w:val="0"/>
           <w:numId w:val="33"/>
         </w:numPr>
+        <w:spacing w:after="120"/>
+        <w:ind w:left="714" w:hanging="357"/>
         <w:rPr>
           <w:color w:val="000000" w:themeColor="text1"/>
         </w:rPr>
@@ -639,6 +656,8 @@
           <w:ilvl w:val="0"/>
           <w:numId w:val="33"/>
         </w:numPr>
+        <w:spacing w:after="120"/>
+        <w:ind w:left="714" w:hanging="357"/>
         <w:rPr>
           <w:color w:val="000000" w:themeColor="text1"/>
         </w:rPr>
@@ -696,6 +715,16 @@
           <w:sz w:val="26"/>
           <w:szCs w:val="26"/>
         </w:rPr>
+        <w:t xml:space="preserve">Week_1 </w:t>
+      </w:r>
+      <w:r>
+        <w:rPr>
+          <w:b/>
+          <w:bCs/>
+          <w:color w:val="000000" w:themeColor="text1"/>
+          <w:sz w:val="26"/>
+          <w:szCs w:val="26"/>
+        </w:rPr>
         <w:t>Strategic Planning and Data Exploration for E-Commerce Logistics</w:t>
       </w:r>
     </w:p>
@@ -726,32 +755,6 @@
     </w:p>
     <w:p>
       <w:pPr>
-        <w:rPr>
-          <w:color w:val="000000" w:themeColor="text1"/>
-        </w:rPr>
-      </w:pPr>
-      <w:r>
-        <w:rPr>
-          <w:color w:val="000000" w:themeColor="text1"/>
-        </w:rPr>
-        <w:t>E-commerce companies need efficient inventory and delivery systems to satisfy customers while controlling operational costs. Maintaining too much inventory increases storage costs, while insufficient inventory can result in stockouts and lost sales.</w:t>
-      </w:r>
-    </w:p>
-    <w:p>
-      <w:pPr>
-        <w:rPr>
-          <w:color w:val="000000" w:themeColor="text1"/>
-        </w:rPr>
-      </w:pPr>
-      <w:r>
-        <w:rPr>
-          <w:color w:val="000000" w:themeColor="text1"/>
-        </w:rPr>
-        <w:t>Similarly, delayed deliveries can reduce customer satisfaction and increase logistics costs.</w:t>
-      </w:r>
-    </w:p>
-    <w:p>
-      <w:pPr>
         <w:spacing w:after="0"/>
         <w:rPr>
           <w:color w:val="000000" w:themeColor="text1"/>
@@ -761,19 +764,53 @@
         <w:rPr>
           <w:color w:val="000000" w:themeColor="text1"/>
         </w:rPr>
-        <w:t xml:space="preserve">This project proposes a data-driven approach to </w:t>
-      </w:r>
-      <w:r>
-        <w:rPr>
-          <w:color w:val="000000" w:themeColor="text1"/>
-        </w:rPr>
-        <w:t>analyse</w:t>
-      </w:r>
-      <w:r>
-        <w:rPr>
-          <w:color w:val="000000" w:themeColor="text1"/>
-        </w:rPr>
-        <w:t xml:space="preserve"> e-commerce inventory and delivery operations using Python.</w:t>
+        <w:t xml:space="preserve">E-commerce logistics plays an important role in customer satisfaction, delivery reliability, and operational efficiency. Delays in shipping, inefficient order </w:t>
+      </w:r>
+      <w:r>
+        <w:rPr>
+          <w:color w:val="000000" w:themeColor="text1"/>
+        </w:rPr>
+        <w:t>fulfilment</w:t>
+      </w:r>
+      <w:r>
+        <w:rPr>
+          <w:color w:val="000000" w:themeColor="text1"/>
+        </w:rPr>
+        <w:t>, and high transportation costs can negatively affect business performance.</w:t>
+      </w:r>
+    </w:p>
+    <w:p>
+      <w:pPr>
+        <w:spacing w:after="0"/>
+        <w:rPr>
+          <w:color w:val="000000" w:themeColor="text1"/>
+        </w:rPr>
+      </w:pPr>
+    </w:p>
+    <w:p>
+      <w:pPr>
+        <w:spacing w:after="0"/>
+        <w:rPr>
+          <w:color w:val="000000" w:themeColor="text1"/>
+        </w:rPr>
+      </w:pPr>
+      <w:r>
+        <w:rPr>
+          <w:color w:val="000000" w:themeColor="text1"/>
+        </w:rPr>
+        <w:t>This project aims to analy</w:t>
+      </w:r>
+      <w:r>
+        <w:rPr>
+          <w:color w:val="000000" w:themeColor="text1"/>
+        </w:rPr>
+        <w:t>s</w:t>
+      </w:r>
+      <w:r>
+        <w:rPr>
+          <w:color w:val="000000" w:themeColor="text1"/>
+        </w:rPr>
+        <w:t>e e-commerce logistics data using Python to evaluate delivery performance, calculate key performance indicators, and identify potential operational inefficiencies.</w:t>
       </w:r>
     </w:p>
     <w:p>
@@ -1035,18 +1072,38 @@
     <w:p>
       <w:pPr>
         <w:rPr>
-          <w:b/>
-          <w:bCs/>
-          <w:color w:val="000000" w:themeColor="text1"/>
-        </w:rPr>
-      </w:pPr>
-      <w:r>
-        <w:rPr>
-          <w:b/>
-          <w:bCs/>
-          <w:color w:val="000000" w:themeColor="text1"/>
-        </w:rPr>
-        <w:t>The objectives of the project are:</w:t>
+          <w:color w:val="000000" w:themeColor="text1"/>
+        </w:rPr>
+      </w:pPr>
+      <w:r>
+        <w:rPr>
+          <w:color w:val="000000" w:themeColor="text1"/>
+        </w:rPr>
+        <w:t xml:space="preserve">This project focuses on </w:t>
+      </w:r>
+      <w:r>
+        <w:rPr>
+          <w:color w:val="000000" w:themeColor="text1"/>
+        </w:rPr>
+        <w:t>analysing</w:t>
+      </w:r>
+      <w:r>
+        <w:rPr>
+          <w:color w:val="000000" w:themeColor="text1"/>
+        </w:rPr>
+        <w:t xml:space="preserve"> e-commerce logistics performance using key performance indicators (KPIs) such as delivery time, on-time delivery rate, order </w:t>
+      </w:r>
+      <w:r>
+        <w:rPr>
+          <w:color w:val="000000" w:themeColor="text1"/>
+        </w:rPr>
+        <w:t>fulfilment</w:t>
+      </w:r>
+      <w:r>
+        <w:rPr>
+          <w:color w:val="000000" w:themeColor="text1"/>
+        </w:rPr>
+        <w:t xml:space="preserve"> rate, shipping cost, and delivery delays.</w:t>
       </w:r>
     </w:p>
     <w:p>
@@ -1063,13 +1120,7 @@
         <w:rPr>
           <w:color w:val="000000" w:themeColor="text1"/>
         </w:rPr>
-        <w:t>Analyse</w:t>
-      </w:r>
-      <w:r>
-        <w:rPr>
-          <w:color w:val="000000" w:themeColor="text1"/>
-        </w:rPr>
-        <w:t xml:space="preserve"> historical e-commerce order data.</w:t>
+        <w:t>Understand the structure and quality of the logistics dataset.</w:t>
       </w:r>
     </w:p>
     <w:p>
@@ -1086,7 +1137,7 @@
         <w:rPr>
           <w:color w:val="000000" w:themeColor="text1"/>
         </w:rPr>
-        <w:t>Identify high-demand and low-demand products.</w:t>
+        <w:t>Identify relevant logistics performance indicators.</w:t>
       </w:r>
     </w:p>
     <w:p>
@@ -1103,13 +1154,7 @@
         <w:rPr>
           <w:color w:val="000000" w:themeColor="text1"/>
         </w:rPr>
-        <w:t>Analyse</w:t>
-      </w:r>
-      <w:r>
-        <w:rPr>
-          <w:color w:val="000000" w:themeColor="text1"/>
-        </w:rPr>
-        <w:t xml:space="preserve"> inventory levels and stockout patterns.</w:t>
+        <w:t>Calculate delivery time, on-time delivery rate, and delivery delay rate.</w:t>
       </w:r>
     </w:p>
     <w:p>
@@ -1122,11 +1167,19 @@
           <w:color w:val="000000" w:themeColor="text1"/>
         </w:rPr>
       </w:pPr>
-      <w:r>
-        <w:rPr>
-          <w:color w:val="000000" w:themeColor="text1"/>
-        </w:rPr>
-        <w:t>Identify factors affecting delivery time.</w:t>
+      <w:proofErr w:type="spellStart"/>
+      <w:r>
+        <w:rPr>
+          <w:color w:val="000000" w:themeColor="text1"/>
+        </w:rPr>
+        <w:t>Analyze</w:t>
+      </w:r>
+      <w:proofErr w:type="spellEnd"/>
+      <w:r>
+        <w:rPr>
+          <w:color w:val="000000" w:themeColor="text1"/>
+        </w:rPr>
+        <w:t xml:space="preserve"> order and shipping performance using Python.</w:t>
       </w:r>
     </w:p>
     <w:p>
@@ -1143,13 +1196,7 @@
         <w:rPr>
           <w:color w:val="000000" w:themeColor="text1"/>
         </w:rPr>
-        <w:t>Analyse</w:t>
-      </w:r>
-      <w:r>
-        <w:rPr>
-          <w:color w:val="000000" w:themeColor="text1"/>
-        </w:rPr>
-        <w:t xml:space="preserve"> shipping costs.</w:t>
+        <w:t>Develop visualizations to communicate findings.</w:t>
       </w:r>
     </w:p>
     <w:p>
@@ -1166,14 +1213,33 @@
         <w:rPr>
           <w:color w:val="000000" w:themeColor="text1"/>
         </w:rPr>
-        <w:t>Forecast future product demand.</w:t>
-      </w:r>
-    </w:p>
-    <w:p>
-      <w:pPr>
+        <w:t>Provide data-driven recommendations for improving logistics operations.</w:t>
+      </w:r>
+    </w:p>
+    <w:p>
+      <w:pPr>
+        <w:ind w:left="360"/>
+        <w:rPr>
+          <w:b/>
+          <w:bCs/>
+          <w:color w:val="000000" w:themeColor="text1"/>
+        </w:rPr>
+      </w:pPr>
+      <w:r>
+        <w:rPr>
+          <w:b/>
+          <w:bCs/>
+          <w:color w:val="000000" w:themeColor="text1"/>
+        </w:rPr>
+        <w:t>Tools and Technologies</w:t>
+      </w:r>
+    </w:p>
+    <w:p>
+      <w:pPr>
+        <w:pStyle w:val="ListParagraph"/>
         <w:numPr>
           <w:ilvl w:val="0"/>
-          <w:numId w:val="35"/>
+          <w:numId w:val="40"/>
         </w:numPr>
         <w:rPr>
           <w:color w:val="000000" w:themeColor="text1"/>
@@ -1183,14 +1249,14 @@
         <w:rPr>
           <w:color w:val="000000" w:themeColor="text1"/>
         </w:rPr>
-        <w:t>Predict delivery time.</w:t>
+        <w:t>Python for data analysis.</w:t>
       </w:r>
     </w:p>
     <w:p>
       <w:pPr>
         <w:numPr>
           <w:ilvl w:val="0"/>
-          <w:numId w:val="35"/>
+          <w:numId w:val="40"/>
         </w:numPr>
         <w:rPr>
           <w:color w:val="000000" w:themeColor="text1"/>
@@ -1200,14 +1266,15 @@
         <w:rPr>
           <w:color w:val="000000" w:themeColor="text1"/>
         </w:rPr>
-        <w:t>Develop inventory replenishment strategies.</w:t>
+        <w:lastRenderedPageBreak/>
+        <w:t>Pandas and NumPy for data cleaning and calculations.</w:t>
       </w:r>
     </w:p>
     <w:p>
       <w:pPr>
         <w:numPr>
           <w:ilvl w:val="0"/>
-          <w:numId w:val="35"/>
+          <w:numId w:val="40"/>
         </w:numPr>
         <w:rPr>
           <w:color w:val="000000" w:themeColor="text1"/>
@@ -1217,14 +1284,14 @@
         <w:rPr>
           <w:color w:val="000000" w:themeColor="text1"/>
         </w:rPr>
-        <w:t>Improve warehouse allocation.</w:t>
+        <w:t>Matplotlib and Seaborn for data visualization.</w:t>
       </w:r>
     </w:p>
     <w:p>
       <w:pPr>
         <w:numPr>
           <w:ilvl w:val="0"/>
-          <w:numId w:val="35"/>
+          <w:numId w:val="40"/>
         </w:numPr>
         <w:rPr>
           <w:color w:val="000000" w:themeColor="text1"/>
@@ -1234,24 +1301,40 @@
         <w:rPr>
           <w:color w:val="000000" w:themeColor="text1"/>
         </w:rPr>
-        <w:t>Recommend delivery optimization strategies.</w:t>
-      </w:r>
-    </w:p>
-    <w:p>
-      <w:pPr>
-        <w:rPr>
-          <w:b/>
-          <w:bCs/>
-          <w:color w:val="000000" w:themeColor="text1"/>
-        </w:rPr>
-      </w:pPr>
-      <w:r>
-        <w:rPr>
-          <w:b/>
-          <w:bCs/>
-          <w:color w:val="000000" w:themeColor="text1"/>
-        </w:rPr>
-        <w:lastRenderedPageBreak/>
+        <w:t>Jupyter Notebook or Google Colab for implementation.</w:t>
+      </w:r>
+    </w:p>
+    <w:p>
+      <w:pPr>
+        <w:numPr>
+          <w:ilvl w:val="0"/>
+          <w:numId w:val="40"/>
+        </w:numPr>
+        <w:rPr>
+          <w:color w:val="000000" w:themeColor="text1"/>
+        </w:rPr>
+      </w:pPr>
+      <w:r>
+        <w:rPr>
+          <w:color w:val="000000" w:themeColor="text1"/>
+        </w:rPr>
+        <w:t>GitHub for version control and project documentation.</w:t>
+      </w:r>
+    </w:p>
+    <w:p>
+      <w:pPr>
+        <w:rPr>
+          <w:b/>
+          <w:bCs/>
+          <w:color w:val="000000" w:themeColor="text1"/>
+        </w:rPr>
+      </w:pPr>
+      <w:r>
+        <w:rPr>
+          <w:b/>
+          <w:bCs/>
+          <w:color w:val="000000" w:themeColor="text1"/>
+        </w:rPr>
         <w:t>1.</w:t>
       </w:r>
       <w:r>
@@ -1317,15 +1400,6 @@
         </w:rPr>
         <w:t>This measures how efficiently inventory is being sold.</w:t>
       </w:r>
-    </w:p>
-    <w:p>
-      <w:pPr>
-        <w:rPr>
-          <w:b/>
-          <w:bCs/>
-          <w:color w:val="000000" w:themeColor="text1"/>
-        </w:rPr>
-      </w:pPr>
     </w:p>
     <w:p>
       <w:pPr>
@@ -1355,14 +1429,11 @@
     <w:tbl>
       <w:tblPr>
         <w:tblW w:w="0" w:type="auto"/>
-        <w:tblCellSpacing w:w="15" w:type="dxa"/>
         <w:tblBorders>
-          <w:top w:val="single" w:sz="4" w:space="0" w:color="auto"/>
-          <w:left w:val="single" w:sz="4" w:space="0" w:color="auto"/>
-          <w:bottom w:val="single" w:sz="4" w:space="0" w:color="auto"/>
-          <w:right w:val="single" w:sz="4" w:space="0" w:color="auto"/>
-          <w:insideH w:val="single" w:sz="4" w:space="0" w:color="auto"/>
-          <w:insideV w:val="single" w:sz="4" w:space="0" w:color="auto"/>
+          <w:top w:val="single" w:sz="2" w:space="0" w:color="auto"/>
+          <w:left w:val="single" w:sz="2" w:space="0" w:color="auto"/>
+          <w:bottom w:val="single" w:sz="2" w:space="0" w:color="auto"/>
+          <w:right w:val="single" w:sz="2" w:space="0" w:color="auto"/>
         </w:tblBorders>
         <w:tblCellMar>
           <w:top w:w="15" w:type="dxa"/>
@@ -1373,23 +1444,30 @@
         <w:tblLook w:val="04A0" w:firstRow="1" w:lastRow="0" w:firstColumn="1" w:lastColumn="0" w:noHBand="0" w:noVBand="1"/>
       </w:tblPr>
       <w:tblGrid>
-        <w:gridCol w:w="3114"/>
-        <w:gridCol w:w="3402"/>
+        <w:gridCol w:w="2407"/>
+        <w:gridCol w:w="3969"/>
+        <w:gridCol w:w="2552"/>
       </w:tblGrid>
       <w:tr>
-        <w:trPr>
-          <w:tblHeader/>
-          <w:tblCellSpacing w:w="15" w:type="dxa"/>
-        </w:trPr>
-        <w:tc>
-          <w:tcPr>
-            <w:tcW w:w="3069" w:type="dxa"/>
-            <w:vAlign w:val="center"/>
+        <w:tc>
+          <w:tcPr>
+            <w:tcW w:w="2407" w:type="dxa"/>
+            <w:tcBorders>
+              <w:top w:val="single" w:sz="2" w:space="0" w:color="auto"/>
+              <w:left w:val="single" w:sz="2" w:space="0" w:color="auto"/>
+              <w:bottom w:val="single" w:sz="2" w:space="0" w:color="auto"/>
+              <w:right w:val="single" w:sz="2" w:space="0" w:color="auto"/>
+            </w:tcBorders>
+            <w:tcMar>
+              <w:top w:w="120" w:type="dxa"/>
+              <w:left w:w="15" w:type="dxa"/>
+              <w:bottom w:w="120" w:type="dxa"/>
+              <w:right w:w="15" w:type="dxa"/>
+            </w:tcMar>
             <w:hideMark/>
           </w:tcPr>
           <w:p>
             <w:pPr>
-              <w:jc w:val="center"/>
               <w:rPr>
                 <w:b/>
                 <w:bCs/>
@@ -1408,13 +1486,23 @@
         </w:tc>
         <w:tc>
           <w:tcPr>
-            <w:tcW w:w="3357" w:type="dxa"/>
-            <w:vAlign w:val="center"/>
+            <w:tcW w:w="3969" w:type="dxa"/>
+            <w:tcBorders>
+              <w:top w:val="single" w:sz="2" w:space="0" w:color="auto"/>
+              <w:left w:val="single" w:sz="2" w:space="0" w:color="auto"/>
+              <w:bottom w:val="single" w:sz="2" w:space="0" w:color="auto"/>
+              <w:right w:val="single" w:sz="2" w:space="0" w:color="auto"/>
+            </w:tcBorders>
+            <w:tcMar>
+              <w:top w:w="120" w:type="dxa"/>
+              <w:left w:w="15" w:type="dxa"/>
+              <w:bottom w:w="120" w:type="dxa"/>
+              <w:right w:w="15" w:type="dxa"/>
+            </w:tcMar>
             <w:hideMark/>
           </w:tcPr>
           <w:p>
             <w:pPr>
-              <w:jc w:val="center"/>
               <w:rPr>
                 <w:b/>
                 <w:bCs/>
@@ -1427,219 +1515,529 @@
                 <w:bCs/>
                 <w:color w:val="000000" w:themeColor="text1"/>
               </w:rPr>
-              <w:t>Sample Value</w:t>
+              <w:t>Calculation</w:t>
+            </w:r>
+          </w:p>
+        </w:tc>
+        <w:tc>
+          <w:tcPr>
+            <w:tcW w:w="2552" w:type="dxa"/>
+            <w:tcBorders>
+              <w:top w:val="single" w:sz="2" w:space="0" w:color="auto"/>
+              <w:left w:val="single" w:sz="2" w:space="0" w:color="auto"/>
+              <w:bottom w:val="single" w:sz="2" w:space="0" w:color="auto"/>
+              <w:right w:val="single" w:sz="2" w:space="0" w:color="auto"/>
+            </w:tcBorders>
+            <w:tcMar>
+              <w:top w:w="120" w:type="dxa"/>
+              <w:left w:w="15" w:type="dxa"/>
+              <w:bottom w:w="120" w:type="dxa"/>
+              <w:right w:w="15" w:type="dxa"/>
+            </w:tcMar>
+            <w:hideMark/>
+          </w:tcPr>
+          <w:p>
+            <w:pPr>
+              <w:rPr>
+                <w:b/>
+                <w:bCs/>
+                <w:color w:val="000000" w:themeColor="text1"/>
+              </w:rPr>
+            </w:pPr>
+            <w:r>
+              <w:rPr>
+                <w:b/>
+                <w:bCs/>
+                <w:color w:val="000000" w:themeColor="text1"/>
+              </w:rPr>
+              <w:t>Example result</w:t>
             </w:r>
           </w:p>
         </w:tc>
       </w:tr>
       <w:tr>
-        <w:trPr>
-          <w:tblCellSpacing w:w="15" w:type="dxa"/>
-        </w:trPr>
-        <w:tc>
-          <w:tcPr>
-            <w:tcW w:w="3069" w:type="dxa"/>
-            <w:vAlign w:val="center"/>
+        <w:tc>
+          <w:tcPr>
+            <w:tcW w:w="2407" w:type="dxa"/>
+            <w:tcBorders>
+              <w:top w:val="single" w:sz="2" w:space="0" w:color="auto"/>
+              <w:left w:val="single" w:sz="2" w:space="0" w:color="auto"/>
+              <w:bottom w:val="single" w:sz="2" w:space="0" w:color="auto"/>
+              <w:right w:val="single" w:sz="2" w:space="0" w:color="auto"/>
+            </w:tcBorders>
+            <w:tcMar>
+              <w:top w:w="120" w:type="dxa"/>
+              <w:left w:w="15" w:type="dxa"/>
+              <w:bottom w:w="120" w:type="dxa"/>
+              <w:right w:w="15" w:type="dxa"/>
+            </w:tcMar>
             <w:hideMark/>
           </w:tcPr>
           <w:p>
             <w:pPr>
               <w:rPr>
-                <w:b/>
-                <w:bCs/>
-                <w:color w:val="000000" w:themeColor="text1"/>
-              </w:rPr>
-            </w:pPr>
-            <w:r>
-              <w:rPr>
-                <w:b/>
-                <w:bCs/>
-                <w:color w:val="000000" w:themeColor="text1"/>
-              </w:rPr>
-              <w:t>On-Time Delivery Rate</w:t>
-            </w:r>
-          </w:p>
-        </w:tc>
-        <w:tc>
-          <w:tcPr>
-            <w:tcW w:w="3357" w:type="dxa"/>
-            <w:vAlign w:val="center"/>
+                <w:color w:val="000000" w:themeColor="text1"/>
+              </w:rPr>
+            </w:pPr>
+            <w:r>
+              <w:rPr>
+                <w:color w:val="000000" w:themeColor="text1"/>
+              </w:rPr>
+              <w:t>On-time delivery rate</w:t>
+            </w:r>
+          </w:p>
+        </w:tc>
+        <w:tc>
+          <w:tcPr>
+            <w:tcW w:w="3969" w:type="dxa"/>
+            <w:tcBorders>
+              <w:top w:val="single" w:sz="2" w:space="0" w:color="auto"/>
+              <w:left w:val="single" w:sz="2" w:space="0" w:color="auto"/>
+              <w:bottom w:val="single" w:sz="2" w:space="0" w:color="auto"/>
+              <w:right w:val="single" w:sz="2" w:space="0" w:color="auto"/>
+            </w:tcBorders>
+            <w:tcMar>
+              <w:top w:w="120" w:type="dxa"/>
+              <w:left w:w="15" w:type="dxa"/>
+              <w:bottom w:w="120" w:type="dxa"/>
+              <w:right w:w="15" w:type="dxa"/>
+            </w:tcMar>
             <w:hideMark/>
           </w:tcPr>
           <w:p>
             <w:pPr>
               <w:rPr>
-                <w:b/>
-                <w:bCs/>
-                <w:color w:val="000000" w:themeColor="text1"/>
-              </w:rPr>
-            </w:pPr>
-            <w:r>
-              <w:rPr>
-                <w:b/>
-                <w:bCs/>
-                <w:color w:val="000000" w:themeColor="text1"/>
-              </w:rPr>
-              <w:t>85%</w:t>
+                <w:color w:val="000000" w:themeColor="text1"/>
+              </w:rPr>
+            </w:pPr>
+            <w:r>
+              <w:rPr>
+                <w:color w:val="000000" w:themeColor="text1"/>
+              </w:rPr>
+              <w:t>On-time orders ÷ delivered orders × 100</w:t>
+            </w:r>
+          </w:p>
+        </w:tc>
+        <w:tc>
+          <w:tcPr>
+            <w:tcW w:w="2552" w:type="dxa"/>
+            <w:tcBorders>
+              <w:top w:val="single" w:sz="2" w:space="0" w:color="auto"/>
+              <w:left w:val="single" w:sz="2" w:space="0" w:color="auto"/>
+              <w:bottom w:val="single" w:sz="2" w:space="0" w:color="auto"/>
+              <w:right w:val="single" w:sz="2" w:space="0" w:color="auto"/>
+            </w:tcBorders>
+            <w:tcMar>
+              <w:top w:w="120" w:type="dxa"/>
+              <w:left w:w="15" w:type="dxa"/>
+              <w:bottom w:w="120" w:type="dxa"/>
+              <w:right w:w="15" w:type="dxa"/>
+            </w:tcMar>
+            <w:hideMark/>
+          </w:tcPr>
+          <w:p>
+            <w:pPr>
+              <w:rPr>
+                <w:color w:val="000000" w:themeColor="text1"/>
+              </w:rPr>
+            </w:pPr>
+            <w:r>
+              <w:rPr>
+                <w:color w:val="000000" w:themeColor="text1"/>
+              </w:rPr>
+              <w:t>850 ÷ 1,000 × 100 = 85%</w:t>
             </w:r>
           </w:p>
         </w:tc>
       </w:tr>
       <w:tr>
-        <w:trPr>
-          <w:tblCellSpacing w:w="15" w:type="dxa"/>
-        </w:trPr>
-        <w:tc>
-          <w:tcPr>
-            <w:tcW w:w="3069" w:type="dxa"/>
-            <w:vAlign w:val="center"/>
+        <w:tc>
+          <w:tcPr>
+            <w:tcW w:w="2407" w:type="dxa"/>
+            <w:tcBorders>
+              <w:top w:val="single" w:sz="2" w:space="0" w:color="auto"/>
+              <w:left w:val="single" w:sz="2" w:space="0" w:color="auto"/>
+              <w:bottom w:val="single" w:sz="2" w:space="0" w:color="auto"/>
+              <w:right w:val="single" w:sz="2" w:space="0" w:color="auto"/>
+            </w:tcBorders>
+            <w:tcMar>
+              <w:top w:w="120" w:type="dxa"/>
+              <w:left w:w="15" w:type="dxa"/>
+              <w:bottom w:w="120" w:type="dxa"/>
+              <w:right w:w="15" w:type="dxa"/>
+            </w:tcMar>
             <w:hideMark/>
           </w:tcPr>
           <w:p>
             <w:pPr>
               <w:rPr>
-                <w:b/>
-                <w:bCs/>
-                <w:color w:val="000000" w:themeColor="text1"/>
-              </w:rPr>
-            </w:pPr>
-            <w:r>
-              <w:rPr>
-                <w:b/>
-                <w:bCs/>
-                <w:color w:val="000000" w:themeColor="text1"/>
-              </w:rPr>
-              <w:t>Order Fulfilment Rate</w:t>
-            </w:r>
-          </w:p>
-        </w:tc>
-        <w:tc>
-          <w:tcPr>
-            <w:tcW w:w="3357" w:type="dxa"/>
-            <w:vAlign w:val="center"/>
+                <w:color w:val="000000" w:themeColor="text1"/>
+              </w:rPr>
+            </w:pPr>
+            <w:r>
+              <w:rPr>
+                <w:color w:val="000000" w:themeColor="text1"/>
+              </w:rPr>
+              <w:t>Average delivery time</w:t>
+            </w:r>
+          </w:p>
+        </w:tc>
+        <w:tc>
+          <w:tcPr>
+            <w:tcW w:w="3969" w:type="dxa"/>
+            <w:tcBorders>
+              <w:top w:val="single" w:sz="2" w:space="0" w:color="auto"/>
+              <w:left w:val="single" w:sz="2" w:space="0" w:color="auto"/>
+              <w:bottom w:val="single" w:sz="2" w:space="0" w:color="auto"/>
+              <w:right w:val="single" w:sz="2" w:space="0" w:color="auto"/>
+            </w:tcBorders>
+            <w:tcMar>
+              <w:top w:w="120" w:type="dxa"/>
+              <w:left w:w="15" w:type="dxa"/>
+              <w:bottom w:w="120" w:type="dxa"/>
+              <w:right w:w="15" w:type="dxa"/>
+            </w:tcMar>
             <w:hideMark/>
           </w:tcPr>
           <w:p>
             <w:pPr>
               <w:rPr>
-                <w:b/>
-                <w:bCs/>
-                <w:color w:val="000000" w:themeColor="text1"/>
-              </w:rPr>
-            </w:pPr>
-            <w:r>
-              <w:rPr>
-                <w:b/>
-                <w:bCs/>
-                <w:color w:val="000000" w:themeColor="text1"/>
-              </w:rPr>
-              <w:t>92%</w:t>
+                <w:color w:val="000000" w:themeColor="text1"/>
+              </w:rPr>
+            </w:pPr>
+            <w:r>
+              <w:rPr>
+                <w:color w:val="000000" w:themeColor="text1"/>
+              </w:rPr>
+              <w:t>Total delivery days ÷ delivered orders</w:t>
+            </w:r>
+          </w:p>
+        </w:tc>
+        <w:tc>
+          <w:tcPr>
+            <w:tcW w:w="2552" w:type="dxa"/>
+            <w:tcBorders>
+              <w:top w:val="single" w:sz="2" w:space="0" w:color="auto"/>
+              <w:left w:val="single" w:sz="2" w:space="0" w:color="auto"/>
+              <w:bottom w:val="single" w:sz="2" w:space="0" w:color="auto"/>
+              <w:right w:val="single" w:sz="2" w:space="0" w:color="auto"/>
+            </w:tcBorders>
+            <w:tcMar>
+              <w:top w:w="120" w:type="dxa"/>
+              <w:left w:w="15" w:type="dxa"/>
+              <w:bottom w:w="120" w:type="dxa"/>
+              <w:right w:w="15" w:type="dxa"/>
+            </w:tcMar>
+            <w:hideMark/>
+          </w:tcPr>
+          <w:p>
+            <w:pPr>
+              <w:rPr>
+                <w:color w:val="000000" w:themeColor="text1"/>
+              </w:rPr>
+            </w:pPr>
+            <w:r>
+              <w:rPr>
+                <w:color w:val="000000" w:themeColor="text1"/>
+              </w:rPr>
+              <w:t>3,200 ÷ 1,000 = 3.2 days</w:t>
             </w:r>
           </w:p>
         </w:tc>
       </w:tr>
       <w:tr>
-        <w:trPr>
-          <w:tblCellSpacing w:w="15" w:type="dxa"/>
-        </w:trPr>
-        <w:tc>
-          <w:tcPr>
-            <w:tcW w:w="3069" w:type="dxa"/>
-            <w:vAlign w:val="center"/>
+        <w:tc>
+          <w:tcPr>
+            <w:tcW w:w="2407" w:type="dxa"/>
+            <w:tcBorders>
+              <w:top w:val="single" w:sz="2" w:space="0" w:color="auto"/>
+              <w:left w:val="single" w:sz="2" w:space="0" w:color="auto"/>
+              <w:bottom w:val="single" w:sz="2" w:space="0" w:color="auto"/>
+              <w:right w:val="single" w:sz="2" w:space="0" w:color="auto"/>
+            </w:tcBorders>
+            <w:tcMar>
+              <w:top w:w="120" w:type="dxa"/>
+              <w:left w:w="15" w:type="dxa"/>
+              <w:bottom w:w="120" w:type="dxa"/>
+              <w:right w:w="15" w:type="dxa"/>
+            </w:tcMar>
             <w:hideMark/>
           </w:tcPr>
           <w:p>
             <w:pPr>
               <w:rPr>
-                <w:b/>
-                <w:bCs/>
-                <w:color w:val="000000" w:themeColor="text1"/>
-              </w:rPr>
-            </w:pPr>
-            <w:r>
-              <w:rPr>
-                <w:b/>
-                <w:bCs/>
-                <w:color w:val="000000" w:themeColor="text1"/>
-              </w:rPr>
-              <w:t>Inventory Availability</w:t>
-            </w:r>
-          </w:p>
-        </w:tc>
-        <w:tc>
-          <w:tcPr>
-            <w:tcW w:w="3357" w:type="dxa"/>
-            <w:vAlign w:val="center"/>
+                <w:color w:val="000000" w:themeColor="text1"/>
+              </w:rPr>
+            </w:pPr>
+            <w:r>
+              <w:rPr>
+                <w:color w:val="000000" w:themeColor="text1"/>
+              </w:rPr>
+              <w:t xml:space="preserve">Order </w:t>
+            </w:r>
+            <w:r>
+              <w:rPr>
+                <w:color w:val="000000" w:themeColor="text1"/>
+              </w:rPr>
+              <w:t>fulfilment</w:t>
+            </w:r>
+            <w:r>
+              <w:rPr>
+                <w:color w:val="000000" w:themeColor="text1"/>
+              </w:rPr>
+              <w:t xml:space="preserve"> rate</w:t>
+            </w:r>
+          </w:p>
+        </w:tc>
+        <w:tc>
+          <w:tcPr>
+            <w:tcW w:w="3969" w:type="dxa"/>
+            <w:tcBorders>
+              <w:top w:val="single" w:sz="2" w:space="0" w:color="auto"/>
+              <w:left w:val="single" w:sz="2" w:space="0" w:color="auto"/>
+              <w:bottom w:val="single" w:sz="2" w:space="0" w:color="auto"/>
+              <w:right w:val="single" w:sz="2" w:space="0" w:color="auto"/>
+            </w:tcBorders>
+            <w:tcMar>
+              <w:top w:w="120" w:type="dxa"/>
+              <w:left w:w="15" w:type="dxa"/>
+              <w:bottom w:w="120" w:type="dxa"/>
+              <w:right w:w="15" w:type="dxa"/>
+            </w:tcMar>
             <w:hideMark/>
           </w:tcPr>
           <w:p>
             <w:pPr>
               <w:rPr>
-                <w:b/>
-                <w:bCs/>
-                <w:color w:val="000000" w:themeColor="text1"/>
-              </w:rPr>
-            </w:pPr>
-            <w:r>
-              <w:rPr>
-                <w:b/>
-                <w:bCs/>
-                <w:color w:val="000000" w:themeColor="text1"/>
-              </w:rPr>
-              <w:t>88%</w:t>
+                <w:color w:val="000000" w:themeColor="text1"/>
+              </w:rPr>
+            </w:pPr>
+            <w:r>
+              <w:rPr>
+                <w:color w:val="000000" w:themeColor="text1"/>
+              </w:rPr>
+              <w:t>Fulfilled orders ÷ total orders × 100</w:t>
+            </w:r>
+          </w:p>
+        </w:tc>
+        <w:tc>
+          <w:tcPr>
+            <w:tcW w:w="2552" w:type="dxa"/>
+            <w:tcBorders>
+              <w:top w:val="single" w:sz="2" w:space="0" w:color="auto"/>
+              <w:left w:val="single" w:sz="2" w:space="0" w:color="auto"/>
+              <w:bottom w:val="single" w:sz="2" w:space="0" w:color="auto"/>
+              <w:right w:val="single" w:sz="2" w:space="0" w:color="auto"/>
+            </w:tcBorders>
+            <w:tcMar>
+              <w:top w:w="120" w:type="dxa"/>
+              <w:left w:w="15" w:type="dxa"/>
+              <w:bottom w:w="120" w:type="dxa"/>
+              <w:right w:w="15" w:type="dxa"/>
+            </w:tcMar>
+            <w:hideMark/>
+          </w:tcPr>
+          <w:p>
+            <w:pPr>
+              <w:rPr>
+                <w:color w:val="000000" w:themeColor="text1"/>
+              </w:rPr>
+            </w:pPr>
+            <w:r>
+              <w:rPr>
+                <w:color w:val="000000" w:themeColor="text1"/>
+              </w:rPr>
+              <w:t>950 ÷ 1,000 × 100 = 95%</w:t>
             </w:r>
           </w:p>
         </w:tc>
       </w:tr>
       <w:tr>
-        <w:trPr>
-          <w:tblCellSpacing w:w="15" w:type="dxa"/>
-        </w:trPr>
-        <w:tc>
-          <w:tcPr>
-            <w:tcW w:w="3069" w:type="dxa"/>
-            <w:vAlign w:val="center"/>
+        <w:tc>
+          <w:tcPr>
+            <w:tcW w:w="2407" w:type="dxa"/>
+            <w:tcBorders>
+              <w:top w:val="single" w:sz="2" w:space="0" w:color="auto"/>
+              <w:left w:val="single" w:sz="2" w:space="0" w:color="auto"/>
+              <w:bottom w:val="single" w:sz="2" w:space="0" w:color="auto"/>
+              <w:right w:val="single" w:sz="2" w:space="0" w:color="auto"/>
+            </w:tcBorders>
+            <w:tcMar>
+              <w:top w:w="120" w:type="dxa"/>
+              <w:left w:w="15" w:type="dxa"/>
+              <w:bottom w:w="120" w:type="dxa"/>
+              <w:right w:w="15" w:type="dxa"/>
+            </w:tcMar>
             <w:hideMark/>
           </w:tcPr>
           <w:p>
             <w:pPr>
               <w:rPr>
-                <w:b/>
-                <w:bCs/>
-                <w:color w:val="000000" w:themeColor="text1"/>
-              </w:rPr>
-            </w:pPr>
-            <w:r>
-              <w:rPr>
-                <w:b/>
-                <w:bCs/>
-                <w:color w:val="000000" w:themeColor="text1"/>
-              </w:rPr>
-              <w:t>Customer Satisfaction</w:t>
-            </w:r>
-          </w:p>
-        </w:tc>
-        <w:tc>
-          <w:tcPr>
-            <w:tcW w:w="3357" w:type="dxa"/>
-            <w:vAlign w:val="center"/>
+                <w:color w:val="000000" w:themeColor="text1"/>
+              </w:rPr>
+            </w:pPr>
+            <w:r>
+              <w:rPr>
+                <w:color w:val="000000" w:themeColor="text1"/>
+              </w:rPr>
+              <w:t>Delivery delay rate</w:t>
+            </w:r>
+          </w:p>
+        </w:tc>
+        <w:tc>
+          <w:tcPr>
+            <w:tcW w:w="3969" w:type="dxa"/>
+            <w:tcBorders>
+              <w:top w:val="single" w:sz="2" w:space="0" w:color="auto"/>
+              <w:left w:val="single" w:sz="2" w:space="0" w:color="auto"/>
+              <w:bottom w:val="single" w:sz="2" w:space="0" w:color="auto"/>
+              <w:right w:val="single" w:sz="2" w:space="0" w:color="auto"/>
+            </w:tcBorders>
+            <w:tcMar>
+              <w:top w:w="120" w:type="dxa"/>
+              <w:left w:w="15" w:type="dxa"/>
+              <w:bottom w:w="120" w:type="dxa"/>
+              <w:right w:w="15" w:type="dxa"/>
+            </w:tcMar>
             <w:hideMark/>
           </w:tcPr>
           <w:p>
             <w:pPr>
               <w:rPr>
-                <w:b/>
-                <w:bCs/>
-                <w:color w:val="000000" w:themeColor="text1"/>
-              </w:rPr>
-            </w:pPr>
-            <w:r>
-              <w:rPr>
-                <w:b/>
-                <w:bCs/>
-                <w:color w:val="000000" w:themeColor="text1"/>
-              </w:rPr>
-              <w:t>82%</w:t>
+                <w:color w:val="000000" w:themeColor="text1"/>
+              </w:rPr>
+            </w:pPr>
+            <w:r>
+              <w:rPr>
+                <w:color w:val="000000" w:themeColor="text1"/>
+              </w:rPr>
+              <w:t>Delayed orders ÷ delivered orders × 100</w:t>
+            </w:r>
+          </w:p>
+        </w:tc>
+        <w:tc>
+          <w:tcPr>
+            <w:tcW w:w="2552" w:type="dxa"/>
+            <w:tcBorders>
+              <w:top w:val="single" w:sz="2" w:space="0" w:color="auto"/>
+              <w:left w:val="single" w:sz="2" w:space="0" w:color="auto"/>
+              <w:bottom w:val="single" w:sz="2" w:space="0" w:color="auto"/>
+              <w:right w:val="single" w:sz="2" w:space="0" w:color="auto"/>
+            </w:tcBorders>
+            <w:tcMar>
+              <w:top w:w="120" w:type="dxa"/>
+              <w:left w:w="15" w:type="dxa"/>
+              <w:bottom w:w="120" w:type="dxa"/>
+              <w:right w:w="15" w:type="dxa"/>
+            </w:tcMar>
+            <w:hideMark/>
+          </w:tcPr>
+          <w:p>
+            <w:pPr>
+              <w:rPr>
+                <w:color w:val="000000" w:themeColor="text1"/>
+              </w:rPr>
+            </w:pPr>
+            <w:r>
+              <w:rPr>
+                <w:color w:val="000000" w:themeColor="text1"/>
+              </w:rPr>
+              <w:t>150 ÷ 1,000 × 100 = 15%</w:t>
+            </w:r>
+          </w:p>
+        </w:tc>
+      </w:tr>
+      <w:tr>
+        <w:tc>
+          <w:tcPr>
+            <w:tcW w:w="2407" w:type="dxa"/>
+            <w:tcBorders>
+              <w:top w:val="single" w:sz="2" w:space="0" w:color="auto"/>
+              <w:left w:val="single" w:sz="2" w:space="0" w:color="auto"/>
+              <w:bottom w:val="single" w:sz="2" w:space="0" w:color="auto"/>
+              <w:right w:val="single" w:sz="2" w:space="0" w:color="auto"/>
+            </w:tcBorders>
+            <w:tcMar>
+              <w:top w:w="120" w:type="dxa"/>
+              <w:left w:w="15" w:type="dxa"/>
+              <w:bottom w:w="120" w:type="dxa"/>
+              <w:right w:w="15" w:type="dxa"/>
+            </w:tcMar>
+            <w:hideMark/>
+          </w:tcPr>
+          <w:p>
+            <w:pPr>
+              <w:rPr>
+                <w:color w:val="000000" w:themeColor="text1"/>
+              </w:rPr>
+            </w:pPr>
+            <w:r>
+              <w:rPr>
+                <w:color w:val="000000" w:themeColor="text1"/>
+              </w:rPr>
+              <w:t>Average shipping cost</w:t>
+            </w:r>
+          </w:p>
+        </w:tc>
+        <w:tc>
+          <w:tcPr>
+            <w:tcW w:w="3969" w:type="dxa"/>
+            <w:tcBorders>
+              <w:top w:val="single" w:sz="2" w:space="0" w:color="auto"/>
+              <w:left w:val="single" w:sz="2" w:space="0" w:color="auto"/>
+              <w:bottom w:val="single" w:sz="2" w:space="0" w:color="auto"/>
+              <w:right w:val="single" w:sz="2" w:space="0" w:color="auto"/>
+            </w:tcBorders>
+            <w:tcMar>
+              <w:top w:w="120" w:type="dxa"/>
+              <w:left w:w="15" w:type="dxa"/>
+              <w:bottom w:w="120" w:type="dxa"/>
+              <w:right w:w="15" w:type="dxa"/>
+            </w:tcMar>
+            <w:hideMark/>
+          </w:tcPr>
+          <w:p>
+            <w:pPr>
+              <w:rPr>
+                <w:color w:val="000000" w:themeColor="text1"/>
+              </w:rPr>
+            </w:pPr>
+            <w:r>
+              <w:rPr>
+                <w:color w:val="000000" w:themeColor="text1"/>
+              </w:rPr>
+              <w:t>Total shipping cost ÷ shipped orders</w:t>
+            </w:r>
+          </w:p>
+        </w:tc>
+        <w:tc>
+          <w:tcPr>
+            <w:tcW w:w="2552" w:type="dxa"/>
+            <w:tcBorders>
+              <w:top w:val="single" w:sz="2" w:space="0" w:color="auto"/>
+              <w:left w:val="single" w:sz="2" w:space="0" w:color="auto"/>
+              <w:bottom w:val="single" w:sz="2" w:space="0" w:color="auto"/>
+              <w:right w:val="single" w:sz="2" w:space="0" w:color="auto"/>
+            </w:tcBorders>
+            <w:tcMar>
+              <w:top w:w="120" w:type="dxa"/>
+              <w:left w:w="15" w:type="dxa"/>
+              <w:bottom w:w="120" w:type="dxa"/>
+              <w:right w:w="15" w:type="dxa"/>
+            </w:tcMar>
+            <w:hideMark/>
+          </w:tcPr>
+          <w:p>
+            <w:pPr>
+              <w:rPr>
+                <w:color w:val="000000" w:themeColor="text1"/>
+              </w:rPr>
+            </w:pPr>
+            <w:r>
+              <w:rPr>
+                <w:color w:val="000000" w:themeColor="text1"/>
+              </w:rPr>
+              <w:t>₹50,000 ÷ 1,000 = ₹50</w:t>
             </w:r>
           </w:p>
         </w:tc>
@@ -1668,53 +2066,6 @@
           <w:bCs/>
           <w:color w:val="000000" w:themeColor="text1"/>
         </w:rPr>
-        <w:t>Key Logistics KPIs:</w:t>
-      </w:r>
-    </w:p>
-    <w:p>
-      <w:pPr>
-        <w:rPr>
-          <w:b/>
-          <w:bCs/>
-          <w:color w:val="000000" w:themeColor="text1"/>
-        </w:rPr>
-      </w:pPr>
-      <w:r>
-        <w:rPr>
-          <w:b/>
-          <w:bCs/>
-          <w:noProof/>
-          <w:color w:val="000000" w:themeColor="text1"/>
-        </w:rPr>
-        <w:drawing>
-          <wp:inline distT="0" distB="0" distL="0" distR="0" wp14:anchorId="1F4B569F" wp14:editId="51A6952B">
-            <wp:extent cx="5486400" cy="3200400"/>
-            <wp:effectExtent l="0" t="0" r="0" b="0"/>
-            <wp:docPr id="255373869" name="Chart 1"/>
-            <wp:cNvGraphicFramePr/>
-            <a:graphic xmlns:a="http://schemas.openxmlformats.org/drawingml/2006/main">
-              <a:graphicData uri="http://schemas.openxmlformats.org/drawingml/2006/chart">
-                <c:chart xmlns:c="http://schemas.openxmlformats.org/drawingml/2006/chart" xmlns:r="http://schemas.openxmlformats.org/officeDocument/2006/relationships" r:id="rId8"/>
-              </a:graphicData>
-            </a:graphic>
-          </wp:inline>
-        </w:drawing>
-      </w:r>
-    </w:p>
-    <w:p>
-      <w:pPr>
-        <w:rPr>
-          <w:b/>
-          <w:bCs/>
-          <w:color w:val="000000" w:themeColor="text1"/>
-        </w:rPr>
-      </w:pPr>
-      <w:r>
-        <w:rPr>
-          <w:b/>
-          <w:bCs/>
-          <w:color w:val="000000" w:themeColor="text1"/>
-        </w:rPr>
         <w:t>KPI 2 — Stockout Rate</w:t>
       </w:r>
     </w:p>
@@ -1788,234 +2139,234 @@
           <w:bCs/>
           <w:color w:val="000000" w:themeColor="text1"/>
         </w:rPr>
+        <w:t>KPI 4 — Average Delivery Time</w:t>
+      </w:r>
+    </w:p>
+    <w:p>
+      <w:pPr>
+        <w:rPr>
+          <w:color w:val="000000" w:themeColor="text1"/>
+        </w:rPr>
+      </w:pPr>
+      <w:proofErr w:type="spellStart"/>
+      <w:r>
+        <w:rPr>
+          <w:color w:val="000000" w:themeColor="text1"/>
+        </w:rPr>
+        <w:t>average_delivery_time</w:t>
+      </w:r>
+      <w:proofErr w:type="spellEnd"/>
+      <w:r>
+        <w:rPr>
+          <w:color w:val="000000" w:themeColor="text1"/>
+        </w:rPr>
+        <w:t xml:space="preserve"> = </w:t>
+      </w:r>
+      <w:proofErr w:type="spellStart"/>
+      <w:r>
+        <w:rPr>
+          <w:color w:val="000000" w:themeColor="text1"/>
+        </w:rPr>
+        <w:t>df</w:t>
+      </w:r>
+      <w:proofErr w:type="spellEnd"/>
+      <w:r>
+        <w:rPr>
+          <w:color w:val="000000" w:themeColor="text1"/>
+        </w:rPr>
+        <w:t>["</w:t>
+      </w:r>
+      <w:proofErr w:type="spellStart"/>
+      <w:r>
+        <w:rPr>
+          <w:color w:val="000000" w:themeColor="text1"/>
+        </w:rPr>
+        <w:t>Delivery_Days</w:t>
+      </w:r>
+      <w:proofErr w:type="spellEnd"/>
+      <w:r>
+        <w:rPr>
+          <w:color w:val="000000" w:themeColor="text1"/>
+        </w:rPr>
+        <w:t>"</w:t>
+      </w:r>
+      <w:proofErr w:type="gramStart"/>
+      <w:r>
+        <w:rPr>
+          <w:color w:val="000000" w:themeColor="text1"/>
+        </w:rPr>
+        <w:t>].mean</w:t>
+      </w:r>
+      <w:proofErr w:type="gramEnd"/>
+      <w:r>
+        <w:rPr>
+          <w:color w:val="000000" w:themeColor="text1"/>
+        </w:rPr>
+        <w:t>()</w:t>
+      </w:r>
+    </w:p>
+    <w:p>
+      <w:pPr>
+        <w:rPr>
+          <w:color w:val="000000" w:themeColor="text1"/>
+        </w:rPr>
+      </w:pPr>
+      <w:r>
+        <w:rPr>
+          <w:color w:val="000000" w:themeColor="text1"/>
+        </w:rPr>
+        <w:t>print(</w:t>
+      </w:r>
+      <w:proofErr w:type="spellStart"/>
+      <w:r>
+        <w:rPr>
+          <w:color w:val="000000" w:themeColor="text1"/>
+        </w:rPr>
+        <w:t>average_delivery_time</w:t>
+      </w:r>
+      <w:proofErr w:type="spellEnd"/>
+      <w:r>
+        <w:rPr>
+          <w:color w:val="000000" w:themeColor="text1"/>
+        </w:rPr>
+        <w:t>)</w:t>
+      </w:r>
+    </w:p>
+    <w:p>
+      <w:pPr>
+        <w:rPr>
+          <w:b/>
+          <w:bCs/>
+          <w:color w:val="000000" w:themeColor="text1"/>
+        </w:rPr>
+      </w:pPr>
+      <w:r>
+        <w:rPr>
+          <w:b/>
+          <w:bCs/>
+          <w:color w:val="000000" w:themeColor="text1"/>
+        </w:rPr>
+        <w:t>KPI 5 — Average Shipping Cost</w:t>
+      </w:r>
+    </w:p>
+    <w:p>
+      <w:pPr>
+        <w:rPr>
+          <w:color w:val="000000" w:themeColor="text1"/>
+        </w:rPr>
+      </w:pPr>
+      <w:proofErr w:type="spellStart"/>
+      <w:r>
+        <w:rPr>
+          <w:color w:val="000000" w:themeColor="text1"/>
+        </w:rPr>
+        <w:t>average_shipping_cost</w:t>
+      </w:r>
+      <w:proofErr w:type="spellEnd"/>
+      <w:r>
+        <w:rPr>
+          <w:color w:val="000000" w:themeColor="text1"/>
+        </w:rPr>
+        <w:t xml:space="preserve"> = </w:t>
+      </w:r>
+      <w:proofErr w:type="spellStart"/>
+      <w:r>
+        <w:rPr>
+          <w:color w:val="000000" w:themeColor="text1"/>
+        </w:rPr>
+        <w:t>df</w:t>
+      </w:r>
+      <w:proofErr w:type="spellEnd"/>
+      <w:r>
+        <w:rPr>
+          <w:color w:val="000000" w:themeColor="text1"/>
+        </w:rPr>
+        <w:t>["</w:t>
+      </w:r>
+      <w:proofErr w:type="spellStart"/>
+      <w:r>
+        <w:rPr>
+          <w:color w:val="000000" w:themeColor="text1"/>
+        </w:rPr>
+        <w:t>Shipping_Cost</w:t>
+      </w:r>
+      <w:proofErr w:type="spellEnd"/>
+      <w:r>
+        <w:rPr>
+          <w:color w:val="000000" w:themeColor="text1"/>
+        </w:rPr>
+        <w:t>"</w:t>
+      </w:r>
+      <w:proofErr w:type="gramStart"/>
+      <w:r>
+        <w:rPr>
+          <w:color w:val="000000" w:themeColor="text1"/>
+        </w:rPr>
+        <w:t>].mean</w:t>
+      </w:r>
+      <w:proofErr w:type="gramEnd"/>
+      <w:r>
+        <w:rPr>
+          <w:color w:val="000000" w:themeColor="text1"/>
+        </w:rPr>
+        <w:t>()</w:t>
+      </w:r>
+    </w:p>
+    <w:p>
+      <w:pPr>
+        <w:rPr>
+          <w:color w:val="000000" w:themeColor="text1"/>
+        </w:rPr>
+      </w:pPr>
+      <w:r>
+        <w:rPr>
+          <w:color w:val="000000" w:themeColor="text1"/>
+        </w:rPr>
+        <w:t>print(</w:t>
+      </w:r>
+      <w:proofErr w:type="spellStart"/>
+      <w:r>
+        <w:rPr>
+          <w:color w:val="000000" w:themeColor="text1"/>
+        </w:rPr>
+        <w:t>average_shipping_cost</w:t>
+      </w:r>
+      <w:proofErr w:type="spellEnd"/>
+      <w:r>
+        <w:rPr>
+          <w:color w:val="000000" w:themeColor="text1"/>
+        </w:rPr>
+        <w:t>)</w:t>
+      </w:r>
+    </w:p>
+    <w:p>
+      <w:pPr>
+        <w:rPr>
+          <w:b/>
+          <w:bCs/>
+          <w:color w:val="000000" w:themeColor="text1"/>
+        </w:rPr>
+      </w:pPr>
+      <w:r>
+        <w:rPr>
+          <w:b/>
+          <w:bCs/>
+          <w:color w:val="000000" w:themeColor="text1"/>
+        </w:rPr>
+        <w:t>KPI 6 — Order Fulfilment Rate</w:t>
+      </w:r>
+    </w:p>
+    <w:p>
+      <w:pPr>
+        <w:rPr>
+          <w:color w:val="000000" w:themeColor="text1"/>
+        </w:rPr>
+      </w:pPr>
+      <w:r>
+        <w:rPr>
+          <w:color w:val="000000" w:themeColor="text1"/>
+        </w:rPr>
         <w:lastRenderedPageBreak/>
-        <w:t>KPI 4 — Average Delivery Time</w:t>
-      </w:r>
-    </w:p>
-    <w:p>
-      <w:pPr>
-        <w:rPr>
-          <w:color w:val="000000" w:themeColor="text1"/>
-        </w:rPr>
-      </w:pPr>
-      <w:proofErr w:type="spellStart"/>
-      <w:r>
-        <w:rPr>
-          <w:color w:val="000000" w:themeColor="text1"/>
-        </w:rPr>
-        <w:t>average_delivery_time</w:t>
-      </w:r>
-      <w:proofErr w:type="spellEnd"/>
-      <w:r>
-        <w:rPr>
-          <w:color w:val="000000" w:themeColor="text1"/>
-        </w:rPr>
-        <w:t xml:space="preserve"> = </w:t>
-      </w:r>
-      <w:proofErr w:type="spellStart"/>
-      <w:r>
-        <w:rPr>
-          <w:color w:val="000000" w:themeColor="text1"/>
-        </w:rPr>
-        <w:t>df</w:t>
-      </w:r>
-      <w:proofErr w:type="spellEnd"/>
-      <w:r>
-        <w:rPr>
-          <w:color w:val="000000" w:themeColor="text1"/>
-        </w:rPr>
-        <w:t>["</w:t>
-      </w:r>
-      <w:proofErr w:type="spellStart"/>
-      <w:r>
-        <w:rPr>
-          <w:color w:val="000000" w:themeColor="text1"/>
-        </w:rPr>
-        <w:t>Delivery_Days</w:t>
-      </w:r>
-      <w:proofErr w:type="spellEnd"/>
-      <w:r>
-        <w:rPr>
-          <w:color w:val="000000" w:themeColor="text1"/>
-        </w:rPr>
-        <w:t>"</w:t>
-      </w:r>
-      <w:proofErr w:type="gramStart"/>
-      <w:r>
-        <w:rPr>
-          <w:color w:val="000000" w:themeColor="text1"/>
-        </w:rPr>
-        <w:t>].mean</w:t>
-      </w:r>
-      <w:proofErr w:type="gramEnd"/>
-      <w:r>
-        <w:rPr>
-          <w:color w:val="000000" w:themeColor="text1"/>
-        </w:rPr>
-        <w:t>()</w:t>
-      </w:r>
-    </w:p>
-    <w:p>
-      <w:pPr>
-        <w:rPr>
-          <w:color w:val="000000" w:themeColor="text1"/>
-        </w:rPr>
-      </w:pPr>
-      <w:r>
-        <w:rPr>
-          <w:color w:val="000000" w:themeColor="text1"/>
-        </w:rPr>
-        <w:t>print(</w:t>
-      </w:r>
-      <w:proofErr w:type="spellStart"/>
-      <w:r>
-        <w:rPr>
-          <w:color w:val="000000" w:themeColor="text1"/>
-        </w:rPr>
-        <w:t>average_delivery_time</w:t>
-      </w:r>
-      <w:proofErr w:type="spellEnd"/>
-      <w:r>
-        <w:rPr>
-          <w:color w:val="000000" w:themeColor="text1"/>
-        </w:rPr>
-        <w:t>)</w:t>
-      </w:r>
-    </w:p>
-    <w:p>
-      <w:pPr>
-        <w:rPr>
-          <w:b/>
-          <w:bCs/>
-          <w:color w:val="000000" w:themeColor="text1"/>
-        </w:rPr>
-      </w:pPr>
-      <w:r>
-        <w:rPr>
-          <w:b/>
-          <w:bCs/>
-          <w:color w:val="000000" w:themeColor="text1"/>
-        </w:rPr>
-        <w:t>KPI 5 — Average Shipping Cost</w:t>
-      </w:r>
-    </w:p>
-    <w:p>
-      <w:pPr>
-        <w:rPr>
-          <w:color w:val="000000" w:themeColor="text1"/>
-        </w:rPr>
-      </w:pPr>
-      <w:proofErr w:type="spellStart"/>
-      <w:r>
-        <w:rPr>
-          <w:color w:val="000000" w:themeColor="text1"/>
-        </w:rPr>
-        <w:t>average_shipping_cost</w:t>
-      </w:r>
-      <w:proofErr w:type="spellEnd"/>
-      <w:r>
-        <w:rPr>
-          <w:color w:val="000000" w:themeColor="text1"/>
-        </w:rPr>
-        <w:t xml:space="preserve"> = </w:t>
-      </w:r>
-      <w:proofErr w:type="spellStart"/>
-      <w:r>
-        <w:rPr>
-          <w:color w:val="000000" w:themeColor="text1"/>
-        </w:rPr>
-        <w:t>df</w:t>
-      </w:r>
-      <w:proofErr w:type="spellEnd"/>
-      <w:r>
-        <w:rPr>
-          <w:color w:val="000000" w:themeColor="text1"/>
-        </w:rPr>
-        <w:t>["</w:t>
-      </w:r>
-      <w:proofErr w:type="spellStart"/>
-      <w:r>
-        <w:rPr>
-          <w:color w:val="000000" w:themeColor="text1"/>
-        </w:rPr>
-        <w:t>Shipping_Cost</w:t>
-      </w:r>
-      <w:proofErr w:type="spellEnd"/>
-      <w:r>
-        <w:rPr>
-          <w:color w:val="000000" w:themeColor="text1"/>
-        </w:rPr>
-        <w:t>"</w:t>
-      </w:r>
-      <w:proofErr w:type="gramStart"/>
-      <w:r>
-        <w:rPr>
-          <w:color w:val="000000" w:themeColor="text1"/>
-        </w:rPr>
-        <w:t>].mean</w:t>
-      </w:r>
-      <w:proofErr w:type="gramEnd"/>
-      <w:r>
-        <w:rPr>
-          <w:color w:val="000000" w:themeColor="text1"/>
-        </w:rPr>
-        <w:t>()</w:t>
-      </w:r>
-    </w:p>
-    <w:p>
-      <w:pPr>
-        <w:rPr>
-          <w:color w:val="000000" w:themeColor="text1"/>
-        </w:rPr>
-      </w:pPr>
-      <w:r>
-        <w:rPr>
-          <w:color w:val="000000" w:themeColor="text1"/>
-        </w:rPr>
-        <w:t>print(</w:t>
-      </w:r>
-      <w:proofErr w:type="spellStart"/>
-      <w:r>
-        <w:rPr>
-          <w:color w:val="000000" w:themeColor="text1"/>
-        </w:rPr>
-        <w:t>average_shipping_cost</w:t>
-      </w:r>
-      <w:proofErr w:type="spellEnd"/>
-      <w:r>
-        <w:rPr>
-          <w:color w:val="000000" w:themeColor="text1"/>
-        </w:rPr>
-        <w:t>)</w:t>
-      </w:r>
-    </w:p>
-    <w:p>
-      <w:pPr>
-        <w:rPr>
-          <w:b/>
-          <w:bCs/>
-          <w:color w:val="000000" w:themeColor="text1"/>
-        </w:rPr>
-      </w:pPr>
-      <w:r>
-        <w:rPr>
-          <w:b/>
-          <w:bCs/>
-          <w:color w:val="000000" w:themeColor="text1"/>
-        </w:rPr>
-        <w:t>KPI 6 — Order Fulfilment Rate</w:t>
-      </w:r>
-    </w:p>
-    <w:p>
-      <w:pPr>
-        <w:rPr>
-          <w:color w:val="000000" w:themeColor="text1"/>
-        </w:rPr>
-      </w:pPr>
-      <w:r>
-        <w:rPr>
-          <w:color w:val="000000" w:themeColor="text1"/>
-        </w:rPr>
         <w:t>Fulfilment Rate = Successfully Fulfilled Orders / Total Orders × 100</w:t>
       </w:r>
     </w:p>
@@ -2841,7 +3192,6 @@
           <w:bCs/>
           <w:color w:val="000000" w:themeColor="text1"/>
         </w:rPr>
-        <w:lastRenderedPageBreak/>
         <w:t>1.5</w:t>
       </w:r>
       <w:r>
@@ -2970,6 +3320,7 @@
         <w:rPr>
           <w:color w:val="000000" w:themeColor="text1"/>
         </w:rPr>
+        <w:lastRenderedPageBreak/>
         <w:t>Optimization: Determine inventory and warehouse allocation strategies.</w:t>
       </w:r>
     </w:p>
@@ -3460,173 +3811,167 @@
           <w:bCs/>
           <w:color w:val="000000" w:themeColor="text1"/>
         </w:rPr>
+        <w:t>1.7</w:t>
+      </w:r>
+      <w:r>
+        <w:rPr>
+          <w:b/>
+          <w:bCs/>
+          <w:color w:val="000000" w:themeColor="text1"/>
+        </w:rPr>
+        <w:t>. Python Code</w:t>
+      </w:r>
+    </w:p>
+    <w:p>
+      <w:pPr>
+        <w:ind w:left="1134" w:right="1134"/>
+        <w:rPr>
+          <w:rFonts w:ascii="Cambria" w:hAnsi="Cambria"/>
+          <w:color w:val="000000" w:themeColor="text1"/>
+        </w:rPr>
+      </w:pPr>
+      <w:r>
+        <w:rPr>
+          <w:rFonts w:ascii="Cambria" w:hAnsi="Cambria"/>
+          <w:color w:val="000000" w:themeColor="text1"/>
+        </w:rPr>
+        <w:t>import pandas as pd</w:t>
+      </w:r>
+    </w:p>
+    <w:p>
+      <w:pPr>
+        <w:ind w:left="1134" w:right="1134"/>
+        <w:rPr>
+          <w:rFonts w:ascii="Cambria" w:hAnsi="Cambria"/>
+          <w:color w:val="000000" w:themeColor="text1"/>
+        </w:rPr>
+      </w:pPr>
+      <w:r>
+        <w:rPr>
+          <w:rFonts w:ascii="Cambria" w:hAnsi="Cambria"/>
+          <w:color w:val="000000" w:themeColor="text1"/>
+        </w:rPr>
+        <w:t xml:space="preserve">import </w:t>
+      </w:r>
+      <w:proofErr w:type="gramStart"/>
+      <w:r>
+        <w:rPr>
+          <w:rFonts w:ascii="Cambria" w:hAnsi="Cambria"/>
+          <w:color w:val="000000" w:themeColor="text1"/>
+        </w:rPr>
+        <w:t>matplotlib.pyplot</w:t>
+      </w:r>
+      <w:proofErr w:type="gramEnd"/>
+      <w:r>
+        <w:rPr>
+          <w:rFonts w:ascii="Cambria" w:hAnsi="Cambria"/>
+          <w:color w:val="000000" w:themeColor="text1"/>
+        </w:rPr>
+        <w:t xml:space="preserve"> as plt</w:t>
+      </w:r>
+    </w:p>
+    <w:p>
+      <w:pPr>
+        <w:ind w:left="1134" w:right="1134"/>
+        <w:rPr>
+          <w:rFonts w:ascii="Cambria" w:hAnsi="Cambria"/>
+          <w:color w:val="000000" w:themeColor="text1"/>
+        </w:rPr>
+      </w:pPr>
+      <w:r>
+        <w:rPr>
+          <w:rFonts w:ascii="Cambria" w:hAnsi="Cambria"/>
+          <w:color w:val="000000" w:themeColor="text1"/>
+        </w:rPr>
+        <w:t xml:space="preserve">import seaborn as </w:t>
+      </w:r>
+      <w:proofErr w:type="spellStart"/>
+      <w:r>
+        <w:rPr>
+          <w:rFonts w:ascii="Cambria" w:hAnsi="Cambria"/>
+          <w:color w:val="000000" w:themeColor="text1"/>
+        </w:rPr>
+        <w:t>sns</w:t>
+      </w:r>
+      <w:proofErr w:type="spellEnd"/>
+    </w:p>
+    <w:p>
+      <w:pPr>
+        <w:ind w:left="1134" w:right="1134"/>
+        <w:rPr>
+          <w:rFonts w:ascii="Cambria" w:hAnsi="Cambria"/>
+          <w:color w:val="000000" w:themeColor="text1"/>
+        </w:rPr>
+      </w:pPr>
+      <w:proofErr w:type="gramStart"/>
+      <w:r>
+        <w:rPr>
+          <w:rFonts w:ascii="Cambria" w:hAnsi="Cambria"/>
+          <w:color w:val="000000" w:themeColor="text1"/>
+        </w:rPr>
+        <w:t>print(</w:t>
+      </w:r>
+      <w:proofErr w:type="gramEnd"/>
+      <w:r>
+        <w:rPr>
+          <w:rFonts w:ascii="Cambria" w:hAnsi="Cambria"/>
+          <w:color w:val="000000" w:themeColor="text1"/>
+        </w:rPr>
+        <w:t>"Libraries imported successfully!")</w:t>
+      </w:r>
+    </w:p>
+    <w:p>
+      <w:pPr>
+        <w:rPr>
+          <w:color w:val="000000" w:themeColor="text1"/>
+        </w:rPr>
+      </w:pPr>
+      <w:r>
+        <w:rPr>
+          <w:b/>
+          <w:bCs/>
+          <w:color w:val="990033"/>
+        </w:rPr>
+        <w:t>Output:</w:t>
+      </w:r>
+      <w:r>
+        <w:rPr>
+          <w:color w:val="000000" w:themeColor="text1"/>
+        </w:rPr>
+        <w:t xml:space="preserve"> Libraries imported successfully!</w:t>
+      </w:r>
+    </w:p>
+    <w:p>
+      <w:pPr>
+        <w:rPr>
+          <w:b/>
+          <w:bCs/>
+          <w:color w:val="000000" w:themeColor="text1"/>
+        </w:rPr>
+      </w:pPr>
+      <w:r>
+        <w:rPr>
+          <w:b/>
+          <w:bCs/>
+          <w:color w:val="000000" w:themeColor="text1"/>
+        </w:rPr>
+        <w:t># Load dataset</w:t>
+      </w:r>
+    </w:p>
+    <w:p>
+      <w:pPr>
+        <w:ind w:left="1134" w:right="1134"/>
+        <w:rPr>
+          <w:rFonts w:ascii="Cambria" w:hAnsi="Cambria"/>
+          <w:color w:val="000000" w:themeColor="text1"/>
+        </w:rPr>
+      </w:pPr>
+      <w:r>
+        <w:rPr>
+          <w:rFonts w:ascii="Cambria" w:hAnsi="Cambria"/>
+          <w:color w:val="000000" w:themeColor="text1"/>
+        </w:rPr>
         <w:lastRenderedPageBreak/>
-        <w:t>1.7</w:t>
-      </w:r>
-      <w:r>
-        <w:rPr>
-          <w:b/>
-          <w:bCs/>
-          <w:color w:val="000000" w:themeColor="text1"/>
-        </w:rPr>
-        <w:t>. Python Code</w:t>
-      </w:r>
-    </w:p>
-    <w:p>
-      <w:pPr>
-        <w:ind w:left="1134" w:right="1134"/>
-        <w:rPr>
-          <w:rFonts w:ascii="Cambria" w:hAnsi="Cambria"/>
-          <w:color w:val="000000" w:themeColor="text1"/>
-        </w:rPr>
-      </w:pPr>
-      <w:r>
-        <w:rPr>
-          <w:rFonts w:ascii="Cambria" w:hAnsi="Cambria"/>
-          <w:color w:val="000000" w:themeColor="text1"/>
-        </w:rPr>
-        <w:t>import pandas as pd</w:t>
-      </w:r>
-    </w:p>
-    <w:p>
-      <w:pPr>
-        <w:ind w:left="1134" w:right="1134"/>
-        <w:rPr>
-          <w:rFonts w:ascii="Cambria" w:hAnsi="Cambria"/>
-          <w:color w:val="000000" w:themeColor="text1"/>
-        </w:rPr>
-      </w:pPr>
-      <w:r>
-        <w:rPr>
-          <w:rFonts w:ascii="Cambria" w:hAnsi="Cambria"/>
-          <w:color w:val="000000" w:themeColor="text1"/>
-        </w:rPr>
-        <w:t xml:space="preserve">import </w:t>
-      </w:r>
-      <w:proofErr w:type="gramStart"/>
-      <w:r>
-        <w:rPr>
-          <w:rFonts w:ascii="Cambria" w:hAnsi="Cambria"/>
-          <w:color w:val="000000" w:themeColor="text1"/>
-        </w:rPr>
-        <w:t>matplotlib.pyplot</w:t>
-      </w:r>
-      <w:proofErr w:type="gramEnd"/>
-      <w:r>
-        <w:rPr>
-          <w:rFonts w:ascii="Cambria" w:hAnsi="Cambria"/>
-          <w:color w:val="000000" w:themeColor="text1"/>
-        </w:rPr>
-        <w:t xml:space="preserve"> as plt</w:t>
-      </w:r>
-    </w:p>
-    <w:p>
-      <w:pPr>
-        <w:ind w:left="1134" w:right="1134"/>
-        <w:rPr>
-          <w:rFonts w:ascii="Cambria" w:hAnsi="Cambria"/>
-          <w:color w:val="000000" w:themeColor="text1"/>
-        </w:rPr>
-      </w:pPr>
-      <w:r>
-        <w:rPr>
-          <w:rFonts w:ascii="Cambria" w:hAnsi="Cambria"/>
-          <w:color w:val="000000" w:themeColor="text1"/>
-        </w:rPr>
-        <w:t xml:space="preserve">import seaborn as </w:t>
-      </w:r>
-      <w:proofErr w:type="spellStart"/>
-      <w:r>
-        <w:rPr>
-          <w:rFonts w:ascii="Cambria" w:hAnsi="Cambria"/>
-          <w:color w:val="000000" w:themeColor="text1"/>
-        </w:rPr>
-        <w:t>sns</w:t>
-      </w:r>
-      <w:proofErr w:type="spellEnd"/>
-    </w:p>
-    <w:p>
-      <w:pPr>
-        <w:ind w:left="1134" w:right="1134"/>
-        <w:rPr>
-          <w:rFonts w:ascii="Cambria" w:hAnsi="Cambria"/>
-          <w:color w:val="000000" w:themeColor="text1"/>
-        </w:rPr>
-      </w:pPr>
-      <w:proofErr w:type="gramStart"/>
-      <w:r>
-        <w:rPr>
-          <w:rFonts w:ascii="Cambria" w:hAnsi="Cambria"/>
-          <w:color w:val="000000" w:themeColor="text1"/>
-        </w:rPr>
-        <w:t>print(</w:t>
-      </w:r>
-      <w:proofErr w:type="gramEnd"/>
-      <w:r>
-        <w:rPr>
-          <w:rFonts w:ascii="Cambria" w:hAnsi="Cambria"/>
-          <w:color w:val="000000" w:themeColor="text1"/>
-        </w:rPr>
-        <w:t>"Libraries imported successfully!")</w:t>
-      </w:r>
-    </w:p>
-    <w:p>
-      <w:pPr>
-        <w:rPr>
-          <w:color w:val="000000" w:themeColor="text1"/>
-        </w:rPr>
-      </w:pPr>
-      <w:r>
-        <w:rPr>
-          <w:b/>
-          <w:bCs/>
-          <w:color w:val="990033"/>
-        </w:rPr>
-        <w:t>Output:</w:t>
-      </w:r>
-      <w:r>
-        <w:rPr>
-          <w:color w:val="000000" w:themeColor="text1"/>
-        </w:rPr>
-        <w:t xml:space="preserve"> </w:t>
-      </w:r>
-      <w:r>
-        <w:rPr>
-          <w:color w:val="000000" w:themeColor="text1"/>
-        </w:rPr>
-        <w:t>Libraries imported successfully!</w:t>
-      </w:r>
-    </w:p>
-    <w:p>
-      <w:pPr>
-        <w:rPr>
-          <w:b/>
-          <w:bCs/>
-          <w:color w:val="000000" w:themeColor="text1"/>
-        </w:rPr>
-      </w:pPr>
-      <w:r>
-        <w:rPr>
-          <w:b/>
-          <w:bCs/>
-          <w:color w:val="000000" w:themeColor="text1"/>
-        </w:rPr>
-        <w:t># Load dataset</w:t>
-      </w:r>
-    </w:p>
-    <w:p>
-      <w:pPr>
-        <w:ind w:left="1134" w:right="1134"/>
-        <w:rPr>
-          <w:rFonts w:ascii="Cambria" w:hAnsi="Cambria"/>
-          <w:color w:val="000000" w:themeColor="text1"/>
-        </w:rPr>
-      </w:pPr>
-      <w:r>
-        <w:rPr>
-          <w:rFonts w:ascii="Cambria" w:hAnsi="Cambria"/>
-          <w:color w:val="000000" w:themeColor="text1"/>
-        </w:rPr>
         <w:t>import pandas as pd</w:t>
       </w:r>
     </w:p>
@@ -5623,16 +5968,7 @@
           <w:bCs/>
           <w:color w:val="000000" w:themeColor="text1"/>
         </w:rPr>
-        <w:t xml:space="preserve"> </w:t>
-      </w:r>
-      <w:r>
-        <w:rPr>
-          <w:rFonts w:ascii="Cambria" w:hAnsi="Cambria"/>
-          <w:b/>
-          <w:bCs/>
-          <w:color w:val="000000" w:themeColor="text1"/>
-        </w:rPr>
-        <w:t>Statistical summary</w:t>
+        <w:t xml:space="preserve"> Statistical summary</w:t>
       </w:r>
     </w:p>
     <w:p>
@@ -5649,7 +5985,6 @@
           <w:bCs/>
           <w:color w:val="A20000"/>
         </w:rPr>
-        <w:lastRenderedPageBreak/>
         <w:t>Output:</w:t>
       </w:r>
       <w:r>
@@ -6528,6 +6863,7 @@
               <w:rPr>
                 <w:color w:val="000000" w:themeColor="text1"/>
               </w:rPr>
+              <w:lastRenderedPageBreak/>
               <w:t>9</w:t>
             </w:r>
           </w:p>
@@ -7529,36 +7865,28 @@
                 <w:bCs/>
                 <w:color w:val="000000" w:themeColor="text1"/>
               </w:rPr>
-              <w:t>M</w:t>
-            </w:r>
-            <w:r>
+              <w:t>Max</w:t>
+            </w:r>
+          </w:p>
+        </w:tc>
+        <w:tc>
+          <w:tcPr>
+            <w:tcW w:w="4508" w:type="dxa"/>
+          </w:tcPr>
+          <w:p>
+            <w:pPr>
               <w:rPr>
                 <w:b/>
                 <w:bCs/>
                 <w:color w:val="000000" w:themeColor="text1"/>
               </w:rPr>
-              <w:t>ax</w:t>
-            </w:r>
-          </w:p>
-        </w:tc>
-        <w:tc>
-          <w:tcPr>
-            <w:tcW w:w="4508" w:type="dxa"/>
-          </w:tcPr>
-          <w:p>
-            <w:pPr>
+            </w:pPr>
+            <w:r>
               <w:rPr>
                 <w:b/>
                 <w:bCs/>
                 <w:color w:val="000000" w:themeColor="text1"/>
               </w:rPr>
-            </w:pPr>
-            <w:r>
-              <w:rPr>
-                <w:b/>
-                <w:bCs/>
-                <w:color w:val="000000" w:themeColor="text1"/>
-              </w:rPr>
               <w:t>5.000000</w:t>
             </w:r>
           </w:p>
@@ -7878,231 +8206,225 @@
         <w:rPr>
           <w:color w:val="000000" w:themeColor="text1"/>
         </w:rPr>
-        <w:t xml:space="preserve"> </w:t>
-      </w:r>
-      <w:r>
-        <w:rPr>
-          <w:color w:val="000000" w:themeColor="text1"/>
-        </w:rPr>
-        <w:t>Average Delivery Time: 3.566666666666667</w:t>
-      </w:r>
-    </w:p>
-    <w:p>
-      <w:pPr>
-        <w:rPr>
-          <w:b/>
-          <w:bCs/>
-          <w:color w:val="000000" w:themeColor="text1"/>
-        </w:rPr>
-      </w:pPr>
-      <w:r>
-        <w:rPr>
-          <w:b/>
-          <w:bCs/>
+        <w:t xml:space="preserve"> Average Delivery Time: 3.566666666666667</w:t>
+      </w:r>
+    </w:p>
+    <w:p>
+      <w:pPr>
+        <w:rPr>
+          <w:b/>
+          <w:bCs/>
+          <w:color w:val="000000" w:themeColor="text1"/>
+        </w:rPr>
+      </w:pPr>
+      <w:r>
+        <w:rPr>
+          <w:b/>
+          <w:bCs/>
+          <w:color w:val="000000" w:themeColor="text1"/>
+        </w:rPr>
+        <w:t># Average shipping cost</w:t>
+      </w:r>
+    </w:p>
+    <w:p>
+      <w:pPr>
+        <w:ind w:left="1134" w:right="1134"/>
+        <w:rPr>
+          <w:rFonts w:ascii="Cambria" w:hAnsi="Cambria"/>
+          <w:color w:val="000000" w:themeColor="text1"/>
+        </w:rPr>
+      </w:pPr>
+      <w:r>
+        <w:rPr>
+          <w:rFonts w:ascii="Cambria" w:hAnsi="Cambria"/>
+          <w:color w:val="000000" w:themeColor="text1"/>
+        </w:rPr>
+        <w:t>import pandas as pd</w:t>
+      </w:r>
+    </w:p>
+    <w:p>
+      <w:pPr>
+        <w:ind w:left="1134" w:right="1134"/>
+        <w:rPr>
+          <w:rFonts w:ascii="Cambria" w:hAnsi="Cambria"/>
+          <w:color w:val="000000" w:themeColor="text1"/>
+        </w:rPr>
+      </w:pPr>
+      <w:proofErr w:type="spellStart"/>
+      <w:r>
+        <w:rPr>
+          <w:rFonts w:ascii="Cambria" w:hAnsi="Cambria"/>
+          <w:color w:val="000000" w:themeColor="text1"/>
+        </w:rPr>
+        <w:t>average_shipping_cost</w:t>
+      </w:r>
+      <w:proofErr w:type="spellEnd"/>
+      <w:r>
+        <w:rPr>
+          <w:rFonts w:ascii="Cambria" w:hAnsi="Cambria"/>
+          <w:color w:val="000000" w:themeColor="text1"/>
+        </w:rPr>
+        <w:t xml:space="preserve"> = </w:t>
+      </w:r>
+      <w:proofErr w:type="spellStart"/>
+      <w:r>
+        <w:rPr>
+          <w:rFonts w:ascii="Cambria" w:hAnsi="Cambria"/>
+          <w:color w:val="000000" w:themeColor="text1"/>
+        </w:rPr>
+        <w:t>df</w:t>
+      </w:r>
+      <w:proofErr w:type="spellEnd"/>
+      <w:r>
+        <w:rPr>
+          <w:rFonts w:ascii="Cambria" w:hAnsi="Cambria"/>
+          <w:color w:val="000000" w:themeColor="text1"/>
+        </w:rPr>
+        <w:t>["</w:t>
+      </w:r>
+      <w:proofErr w:type="spellStart"/>
+      <w:r>
+        <w:rPr>
+          <w:rFonts w:ascii="Cambria" w:hAnsi="Cambria"/>
+          <w:color w:val="000000" w:themeColor="text1"/>
+        </w:rPr>
+        <w:t>Shipping_Cost</w:t>
+      </w:r>
+      <w:proofErr w:type="spellEnd"/>
+      <w:r>
+        <w:rPr>
+          <w:rFonts w:ascii="Cambria" w:hAnsi="Cambria"/>
+          <w:color w:val="000000" w:themeColor="text1"/>
+        </w:rPr>
+        <w:t>"</w:t>
+      </w:r>
+      <w:proofErr w:type="gramStart"/>
+      <w:r>
+        <w:rPr>
+          <w:rFonts w:ascii="Cambria" w:hAnsi="Cambria"/>
+          <w:color w:val="000000" w:themeColor="text1"/>
+        </w:rPr>
+        <w:t>].mean</w:t>
+      </w:r>
+      <w:proofErr w:type="gramEnd"/>
+      <w:r>
+        <w:rPr>
+          <w:rFonts w:ascii="Cambria" w:hAnsi="Cambria"/>
+          <w:color w:val="000000" w:themeColor="text1"/>
+        </w:rPr>
+        <w:t>()</w:t>
+      </w:r>
+    </w:p>
+    <w:p>
+      <w:pPr>
+        <w:ind w:left="1134" w:right="1134"/>
+        <w:rPr>
+          <w:rFonts w:ascii="Cambria" w:hAnsi="Cambria"/>
+          <w:color w:val="000000" w:themeColor="text1"/>
+        </w:rPr>
+      </w:pPr>
+      <w:proofErr w:type="gramStart"/>
+      <w:r>
+        <w:rPr>
+          <w:rFonts w:ascii="Cambria" w:hAnsi="Cambria"/>
+          <w:color w:val="000000" w:themeColor="text1"/>
+        </w:rPr>
+        <w:t>print(</w:t>
+      </w:r>
+      <w:proofErr w:type="gramEnd"/>
+      <w:r>
+        <w:rPr>
+          <w:rFonts w:ascii="Cambria" w:hAnsi="Cambria"/>
+          <w:color w:val="000000" w:themeColor="text1"/>
+        </w:rPr>
+        <w:t xml:space="preserve">"Average Shipping Cost:", </w:t>
+      </w:r>
+      <w:proofErr w:type="spellStart"/>
+      <w:r>
+        <w:rPr>
+          <w:rFonts w:ascii="Cambria" w:hAnsi="Cambria"/>
+          <w:color w:val="000000" w:themeColor="text1"/>
+        </w:rPr>
+        <w:t>average_shipping_cost</w:t>
+      </w:r>
+      <w:proofErr w:type="spellEnd"/>
+      <w:r>
+        <w:rPr>
+          <w:rFonts w:ascii="Cambria" w:hAnsi="Cambria"/>
+          <w:color w:val="000000" w:themeColor="text1"/>
+        </w:rPr>
+        <w:t>)</w:t>
+      </w:r>
+    </w:p>
+    <w:p>
+      <w:pPr>
+        <w:rPr>
+          <w:color w:val="000000" w:themeColor="text1"/>
+        </w:rPr>
+      </w:pPr>
+      <w:r>
+        <w:rPr>
+          <w:b/>
+          <w:bCs/>
+          <w:color w:val="A20000"/>
+        </w:rPr>
+        <w:t>Output:</w:t>
+      </w:r>
+      <w:r>
+        <w:rPr>
+          <w:color w:val="000000" w:themeColor="text1"/>
+        </w:rPr>
+        <w:t xml:space="preserve"> Average Shipping Cost: 306.8333333333333</w:t>
+      </w:r>
+    </w:p>
+    <w:p>
+      <w:pPr>
+        <w:rPr>
+          <w:b/>
+          <w:bCs/>
+          <w:color w:val="000000" w:themeColor="text1"/>
+        </w:rPr>
+      </w:pPr>
+      <w:r>
+        <w:rPr>
+          <w:b/>
+          <w:bCs/>
+          <w:color w:val="000000" w:themeColor="text1"/>
+        </w:rPr>
+        <w:t>#Order Fulfilment Rate:</w:t>
+      </w:r>
+    </w:p>
+    <w:p>
+      <w:pPr>
+        <w:ind w:left="1134" w:right="1134"/>
+        <w:rPr>
+          <w:rFonts w:ascii="Cambria" w:hAnsi="Cambria"/>
+          <w:color w:val="000000" w:themeColor="text1"/>
+        </w:rPr>
+      </w:pPr>
+      <w:r>
+        <w:rPr>
+          <w:rFonts w:ascii="Cambria" w:hAnsi="Cambria"/>
+          <w:color w:val="000000" w:themeColor="text1"/>
+        </w:rPr>
+        <w:t>import pandas as pd</w:t>
+      </w:r>
+    </w:p>
+    <w:p>
+      <w:pPr>
+        <w:ind w:left="1134" w:right="1134"/>
+        <w:rPr>
+          <w:rFonts w:ascii="Cambria" w:hAnsi="Cambria"/>
+          <w:color w:val="000000" w:themeColor="text1"/>
+        </w:rPr>
+      </w:pPr>
+      <w:proofErr w:type="spellStart"/>
+      <w:r>
+        <w:rPr>
+          <w:rFonts w:ascii="Cambria" w:hAnsi="Cambria"/>
           <w:color w:val="000000" w:themeColor="text1"/>
         </w:rPr>
         <w:lastRenderedPageBreak/>
-        <w:t># Average shipping cost</w:t>
-      </w:r>
-    </w:p>
-    <w:p>
-      <w:pPr>
-        <w:ind w:left="1134" w:right="1134"/>
-        <w:rPr>
-          <w:rFonts w:ascii="Cambria" w:hAnsi="Cambria"/>
-          <w:color w:val="000000" w:themeColor="text1"/>
-        </w:rPr>
-      </w:pPr>
-      <w:r>
-        <w:rPr>
-          <w:rFonts w:ascii="Cambria" w:hAnsi="Cambria"/>
-          <w:color w:val="000000" w:themeColor="text1"/>
-        </w:rPr>
-        <w:t>import pandas as pd</w:t>
-      </w:r>
-    </w:p>
-    <w:p>
-      <w:pPr>
-        <w:ind w:left="1134" w:right="1134"/>
-        <w:rPr>
-          <w:rFonts w:ascii="Cambria" w:hAnsi="Cambria"/>
-          <w:color w:val="000000" w:themeColor="text1"/>
-        </w:rPr>
-      </w:pPr>
-      <w:proofErr w:type="spellStart"/>
-      <w:r>
-        <w:rPr>
-          <w:rFonts w:ascii="Cambria" w:hAnsi="Cambria"/>
-          <w:color w:val="000000" w:themeColor="text1"/>
-        </w:rPr>
-        <w:t>average_shipping_cost</w:t>
-      </w:r>
-      <w:proofErr w:type="spellEnd"/>
-      <w:r>
-        <w:rPr>
-          <w:rFonts w:ascii="Cambria" w:hAnsi="Cambria"/>
-          <w:color w:val="000000" w:themeColor="text1"/>
-        </w:rPr>
-        <w:t xml:space="preserve"> = </w:t>
-      </w:r>
-      <w:proofErr w:type="spellStart"/>
-      <w:r>
-        <w:rPr>
-          <w:rFonts w:ascii="Cambria" w:hAnsi="Cambria"/>
-          <w:color w:val="000000" w:themeColor="text1"/>
-        </w:rPr>
-        <w:t>df</w:t>
-      </w:r>
-      <w:proofErr w:type="spellEnd"/>
-      <w:r>
-        <w:rPr>
-          <w:rFonts w:ascii="Cambria" w:hAnsi="Cambria"/>
-          <w:color w:val="000000" w:themeColor="text1"/>
-        </w:rPr>
-        <w:t>["</w:t>
-      </w:r>
-      <w:proofErr w:type="spellStart"/>
-      <w:r>
-        <w:rPr>
-          <w:rFonts w:ascii="Cambria" w:hAnsi="Cambria"/>
-          <w:color w:val="000000" w:themeColor="text1"/>
-        </w:rPr>
-        <w:t>Shipping_Cost</w:t>
-      </w:r>
-      <w:proofErr w:type="spellEnd"/>
-      <w:r>
-        <w:rPr>
-          <w:rFonts w:ascii="Cambria" w:hAnsi="Cambria"/>
-          <w:color w:val="000000" w:themeColor="text1"/>
-        </w:rPr>
-        <w:t>"</w:t>
-      </w:r>
-      <w:proofErr w:type="gramStart"/>
-      <w:r>
-        <w:rPr>
-          <w:rFonts w:ascii="Cambria" w:hAnsi="Cambria"/>
-          <w:color w:val="000000" w:themeColor="text1"/>
-        </w:rPr>
-        <w:t>].mean</w:t>
-      </w:r>
-      <w:proofErr w:type="gramEnd"/>
-      <w:r>
-        <w:rPr>
-          <w:rFonts w:ascii="Cambria" w:hAnsi="Cambria"/>
-          <w:color w:val="000000" w:themeColor="text1"/>
-        </w:rPr>
-        <w:t>()</w:t>
-      </w:r>
-    </w:p>
-    <w:p>
-      <w:pPr>
-        <w:ind w:left="1134" w:right="1134"/>
-        <w:rPr>
-          <w:rFonts w:ascii="Cambria" w:hAnsi="Cambria"/>
-          <w:color w:val="000000" w:themeColor="text1"/>
-        </w:rPr>
-      </w:pPr>
-      <w:proofErr w:type="gramStart"/>
-      <w:r>
-        <w:rPr>
-          <w:rFonts w:ascii="Cambria" w:hAnsi="Cambria"/>
-          <w:color w:val="000000" w:themeColor="text1"/>
-        </w:rPr>
-        <w:t>print(</w:t>
-      </w:r>
-      <w:proofErr w:type="gramEnd"/>
-      <w:r>
-        <w:rPr>
-          <w:rFonts w:ascii="Cambria" w:hAnsi="Cambria"/>
-          <w:color w:val="000000" w:themeColor="text1"/>
-        </w:rPr>
-        <w:t xml:space="preserve">"Average Shipping Cost:", </w:t>
-      </w:r>
-      <w:proofErr w:type="spellStart"/>
-      <w:r>
-        <w:rPr>
-          <w:rFonts w:ascii="Cambria" w:hAnsi="Cambria"/>
-          <w:color w:val="000000" w:themeColor="text1"/>
-        </w:rPr>
-        <w:t>average_shipping_cost</w:t>
-      </w:r>
-      <w:proofErr w:type="spellEnd"/>
-      <w:r>
-        <w:rPr>
-          <w:rFonts w:ascii="Cambria" w:hAnsi="Cambria"/>
-          <w:color w:val="000000" w:themeColor="text1"/>
-        </w:rPr>
-        <w:t>)</w:t>
-      </w:r>
-    </w:p>
-    <w:p>
-      <w:pPr>
-        <w:rPr>
-          <w:color w:val="000000" w:themeColor="text1"/>
-        </w:rPr>
-      </w:pPr>
-      <w:r>
-        <w:rPr>
-          <w:b/>
-          <w:bCs/>
-          <w:color w:val="A20000"/>
-        </w:rPr>
-        <w:t>Output:</w:t>
-      </w:r>
-      <w:r>
-        <w:rPr>
-          <w:color w:val="000000" w:themeColor="text1"/>
-        </w:rPr>
-        <w:t xml:space="preserve"> Average Shipping Cost: 306.8333333333333</w:t>
-      </w:r>
-    </w:p>
-    <w:p>
-      <w:pPr>
-        <w:rPr>
-          <w:b/>
-          <w:bCs/>
-          <w:color w:val="000000" w:themeColor="text1"/>
-        </w:rPr>
-      </w:pPr>
-      <w:r>
-        <w:rPr>
-          <w:b/>
-          <w:bCs/>
-          <w:color w:val="000000" w:themeColor="text1"/>
-        </w:rPr>
-        <w:t>#Order Fulfilment Rate:</w:t>
-      </w:r>
-    </w:p>
-    <w:p>
-      <w:pPr>
-        <w:ind w:left="1134" w:right="1134"/>
-        <w:rPr>
-          <w:rFonts w:ascii="Cambria" w:hAnsi="Cambria"/>
-          <w:color w:val="000000" w:themeColor="text1"/>
-        </w:rPr>
-      </w:pPr>
-      <w:r>
-        <w:rPr>
-          <w:rFonts w:ascii="Cambria" w:hAnsi="Cambria"/>
-          <w:color w:val="000000" w:themeColor="text1"/>
-        </w:rPr>
-        <w:t>import pandas as pd</w:t>
-      </w:r>
-    </w:p>
-    <w:p>
-      <w:pPr>
-        <w:ind w:left="1134" w:right="1134"/>
-        <w:rPr>
-          <w:rFonts w:ascii="Cambria" w:hAnsi="Cambria"/>
-          <w:color w:val="000000" w:themeColor="text1"/>
-        </w:rPr>
-      </w:pPr>
-      <w:proofErr w:type="spellStart"/>
-      <w:r>
-        <w:rPr>
-          <w:rFonts w:ascii="Cambria" w:hAnsi="Cambria"/>
-          <w:color w:val="000000" w:themeColor="text1"/>
-        </w:rPr>
         <w:t>total_orders</w:t>
       </w:r>
       <w:proofErr w:type="spellEnd"/>
@@ -8723,72 +9045,144 @@
     <w:p>
       <w:pPr>
         <w:rPr>
-          <w:color w:val="000000" w:themeColor="text1"/>
-        </w:rPr>
-      </w:pPr>
-      <w:r>
-        <w:rPr>
-          <w:color w:val="000000" w:themeColor="text1"/>
-        </w:rPr>
-        <w:t>Week 1 will establish a clear understanding of the business problem, required KPIs, dataset structure, and analytical methodology.</w:t>
-      </w:r>
-    </w:p>
-    <w:p>
-      <w:pPr>
-        <w:rPr>
-          <w:b/>
-          <w:bCs/>
-          <w:color w:val="000000" w:themeColor="text1"/>
-        </w:rPr>
-      </w:pPr>
-      <w:r>
-        <w:rPr>
-          <w:b/>
-          <w:bCs/>
-          <w:color w:val="000000" w:themeColor="text1"/>
-        </w:rPr>
-        <w:pict w14:anchorId="0C6F6E2D">
-          <v:rect id="_x0000_i1031" style="width:0;height:1.5pt" o:hralign="center" o:hrstd="t" o:hr="t" fillcolor="#a0a0a0" stroked="f"/>
-        </w:pict>
-      </w:r>
-    </w:p>
-    <w:p>
-      <w:pPr>
-        <w:rPr>
-          <w:b/>
-          <w:bCs/>
-          <w:color w:val="000000" w:themeColor="text1"/>
-        </w:rPr>
-      </w:pPr>
-      <w:r>
-        <w:rPr>
-          <w:b/>
-          <w:bCs/>
-          <w:color w:val="000000" w:themeColor="text1"/>
-        </w:rPr>
-        <w:t xml:space="preserve">1.9. </w:t>
-      </w:r>
-      <w:r>
-        <w:rPr>
-          <w:b/>
-          <w:bCs/>
-          <w:color w:val="000000" w:themeColor="text1"/>
-        </w:rPr>
-        <w:t>Conclusion</w:t>
-      </w:r>
-    </w:p>
-    <w:p>
-      <w:pPr>
-        <w:rPr>
-          <w:color w:val="000000" w:themeColor="text1"/>
-        </w:rPr>
-      </w:pPr>
-      <w:r>
-        <w:rPr>
-          <w:color w:val="000000" w:themeColor="text1"/>
-        </w:rPr>
-        <w:t>The first stage establishes the foundation for using data science to improve e-commerce inventory management and delivery operations.</w:t>
-      </w:r>
+          <w:b/>
+          <w:bCs/>
+          <w:color w:val="000000" w:themeColor="text1"/>
+        </w:rPr>
+      </w:pPr>
+      <w:r>
+        <w:rPr>
+          <w:color w:val="000000" w:themeColor="text1"/>
+        </w:rPr>
+        <w:t>The analysis is expected to provide a clearer understanding of delivery reliability, shipping performance, and potential logistics bottlenecks. Actual findings will be documented after the data has been processed and evaluated.</w:t>
+      </w:r>
+    </w:p>
+    <w:p>
+      <w:pPr>
+        <w:pBdr>
+          <w:bottom w:val="single" w:sz="6" w:space="1" w:color="auto"/>
+        </w:pBdr>
+        <w:spacing w:before="160"/>
+        <w:rPr>
+          <w:color w:val="000000" w:themeColor="text1"/>
+        </w:rPr>
+      </w:pPr>
+    </w:p>
+    <w:p>
+      <w:pPr>
+        <w:rPr>
+          <w:b/>
+          <w:bCs/>
+          <w:color w:val="000000" w:themeColor="text1"/>
+        </w:rPr>
+      </w:pPr>
+      <w:r>
+        <w:rPr>
+          <w:b/>
+          <w:bCs/>
+          <w:color w:val="000000" w:themeColor="text1"/>
+        </w:rPr>
+        <w:t>1.</w:t>
+      </w:r>
+      <w:r>
+        <w:rPr>
+          <w:b/>
+          <w:bCs/>
+          <w:color w:val="000000" w:themeColor="text1"/>
+        </w:rPr>
+        <w:t>9</w:t>
+      </w:r>
+      <w:r>
+        <w:rPr>
+          <w:b/>
+          <w:bCs/>
+          <w:color w:val="000000" w:themeColor="text1"/>
+        </w:rPr>
+        <w:t xml:space="preserve"> Conclusion</w:t>
+      </w:r>
+    </w:p>
+    <w:p>
+      <w:pPr>
+        <w:rPr>
+          <w:color w:val="000000" w:themeColor="text1"/>
+        </w:rPr>
+      </w:pPr>
+      <w:r>
+        <w:rPr>
+          <w:color w:val="000000" w:themeColor="text1"/>
+        </w:rPr>
+        <w:t>Week 1 established the foundation for the E-commerce Logistics KPI Analysis project by defining the objectives, identifying relevant KPIs, and planning the Python-based analysis.</w:t>
+      </w:r>
+    </w:p>
+    <w:p>
+      <w:pPr>
+        <w:rPr>
+          <w:color w:val="000000" w:themeColor="text1"/>
+        </w:rPr>
+      </w:pPr>
+      <w:r>
+        <w:rPr>
+          <w:color w:val="000000" w:themeColor="text1"/>
+        </w:rPr>
+        <w:t>Following the feedback received, the report will be strengthened with detailed implementation, numerical examples, visualizations, and evidence-based findings. These improvements will provide a stronger foundation for the subsequent project work.</w:t>
+      </w:r>
+    </w:p>
+    <w:p>
+      <w:pPr>
+        <w:rPr>
+          <w:color w:val="000000" w:themeColor="text1"/>
+        </w:rPr>
+      </w:pPr>
+    </w:p>
+    <w:p>
+      <w:pPr>
+        <w:rPr>
+          <w:b/>
+          <w:bCs/>
+          <w:color w:val="000000" w:themeColor="text1"/>
+        </w:rPr>
+      </w:pPr>
+      <w:r>
+        <w:rPr>
+          <w:b/>
+          <w:bCs/>
+          <w:color w:val="000000" w:themeColor="text1"/>
+        </w:rPr>
+        <w:t>GitHub Repository</w:t>
+      </w:r>
+    </w:p>
+    <w:p>
+      <w:pPr>
+        <w:rPr>
+          <w:color w:val="000000" w:themeColor="text1"/>
+        </w:rPr>
+      </w:pPr>
+      <w:r>
+        <w:rPr>
+          <w:color w:val="000000" w:themeColor="text1"/>
+        </w:rPr>
+        <w:t>Project repository:</w:t>
+      </w:r>
+    </w:p>
+    <w:p>
+      <w:pPr>
+        <w:rPr>
+          <w:color w:val="000000" w:themeColor="text1"/>
+        </w:rPr>
+      </w:pPr>
+      <w:r>
+        <w:rPr>
+          <w:color w:val="000000" w:themeColor="text1"/>
+        </w:rPr>
+        <w:t>https://github.com/sankari-d27/Week1_ecommerce-logistics-kpi-analysis</w:t>
+      </w:r>
+    </w:p>
+    <w:p>
+      <w:pPr>
+        <w:rPr>
+          <w:color w:val="000000" w:themeColor="text1"/>
+        </w:rPr>
+      </w:pPr>
     </w:p>
     <w:sectPr>
       <w:pgSz w:w="11906" w:h="16838"/>
@@ -9002,6 +9396,155 @@
     </w:lvl>
   </w:abstractNum>
   <w:abstractNum w:abstractNumId="1" w15:restartNumberingAfterBreak="0">
+    <w:nsid w:val="03475867"/>
+    <w:multiLevelType w:val="multilevel"/>
+    <w:tmpl w:val="50CC3870"/>
+    <w:lvl w:ilvl="0">
+      <w:start w:val="1"/>
+      <w:numFmt w:val="bullet"/>
+      <w:lvlText w:val=""/>
+      <w:lvlJc w:val="left"/>
+      <w:pPr>
+        <w:tabs>
+          <w:tab w:val="num" w:pos="720"/>
+        </w:tabs>
+        <w:ind w:left="720" w:hanging="360"/>
+      </w:pPr>
+      <w:rPr>
+        <w:rFonts w:ascii="Symbol" w:hAnsi="Symbol" w:hint="default"/>
+        <w:sz w:val="20"/>
+      </w:rPr>
+    </w:lvl>
+    <w:lvl w:ilvl="1" w:tentative="1">
+      <w:start w:val="1"/>
+      <w:numFmt w:val="bullet"/>
+      <w:lvlText w:val="o"/>
+      <w:lvlJc w:val="left"/>
+      <w:pPr>
+        <w:tabs>
+          <w:tab w:val="num" w:pos="1440"/>
+        </w:tabs>
+        <w:ind w:left="1440" w:hanging="360"/>
+      </w:pPr>
+      <w:rPr>
+        <w:rFonts w:ascii="Courier New" w:hAnsi="Courier New" w:hint="default"/>
+        <w:sz w:val="20"/>
+      </w:rPr>
+    </w:lvl>
+    <w:lvl w:ilvl="2" w:tentative="1">
+      <w:start w:val="1"/>
+      <w:numFmt w:val="bullet"/>
+      <w:lvlText w:val=""/>
+      <w:lvlJc w:val="left"/>
+      <w:pPr>
+        <w:tabs>
+          <w:tab w:val="num" w:pos="2160"/>
+        </w:tabs>
+        <w:ind w:left="2160" w:hanging="360"/>
+      </w:pPr>
+      <w:rPr>
+        <w:rFonts w:ascii="Wingdings" w:hAnsi="Wingdings" w:hint="default"/>
+        <w:sz w:val="20"/>
+      </w:rPr>
+    </w:lvl>
+    <w:lvl w:ilvl="3" w:tentative="1">
+      <w:start w:val="1"/>
+      <w:numFmt w:val="bullet"/>
+      <w:lvlText w:val=""/>
+      <w:lvlJc w:val="left"/>
+      <w:pPr>
+        <w:tabs>
+          <w:tab w:val="num" w:pos="2880"/>
+        </w:tabs>
+        <w:ind w:left="2880" w:hanging="360"/>
+      </w:pPr>
+      <w:rPr>
+        <w:rFonts w:ascii="Wingdings" w:hAnsi="Wingdings" w:hint="default"/>
+        <w:sz w:val="20"/>
+      </w:rPr>
+    </w:lvl>
+    <w:lvl w:ilvl="4" w:tentative="1">
+      <w:start w:val="1"/>
+      <w:numFmt w:val="bullet"/>
+      <w:lvlText w:val=""/>
+      <w:lvlJc w:val="left"/>
+      <w:pPr>
+        <w:tabs>
+          <w:tab w:val="num" w:pos="3600"/>
+        </w:tabs>
+        <w:ind w:left="3600" w:hanging="360"/>
+      </w:pPr>
+      <w:rPr>
+        <w:rFonts w:ascii="Wingdings" w:hAnsi="Wingdings" w:hint="default"/>
+        <w:sz w:val="20"/>
+      </w:rPr>
+    </w:lvl>
+    <w:lvl w:ilvl="5" w:tentative="1">
+      <w:start w:val="1"/>
+      <w:numFmt w:val="bullet"/>
+      <w:lvlText w:val=""/>
+      <w:lvlJc w:val="left"/>
+      <w:pPr>
+        <w:tabs>
+          <w:tab w:val="num" w:pos="4320"/>
+        </w:tabs>
+        <w:ind w:left="4320" w:hanging="360"/>
+      </w:pPr>
+      <w:rPr>
+        <w:rFonts w:ascii="Wingdings" w:hAnsi="Wingdings" w:hint="default"/>
+        <w:sz w:val="20"/>
+      </w:rPr>
+    </w:lvl>
+    <w:lvl w:ilvl="6" w:tentative="1">
+      <w:start w:val="1"/>
+      <w:numFmt w:val="bullet"/>
+      <w:lvlText w:val=""/>
+      <w:lvlJc w:val="left"/>
+      <w:pPr>
+        <w:tabs>
+          <w:tab w:val="num" w:pos="5040"/>
+        </w:tabs>
+        <w:ind w:left="5040" w:hanging="360"/>
+      </w:pPr>
+      <w:rPr>
+        <w:rFonts w:ascii="Wingdings" w:hAnsi="Wingdings" w:hint="default"/>
+        <w:sz w:val="20"/>
+      </w:rPr>
+    </w:lvl>
+    <w:lvl w:ilvl="7" w:tentative="1">
+      <w:start w:val="1"/>
+      <w:numFmt w:val="bullet"/>
+      <w:lvlText w:val=""/>
+      <w:lvlJc w:val="left"/>
+      <w:pPr>
+        <w:tabs>
+          <w:tab w:val="num" w:pos="5760"/>
+        </w:tabs>
+        <w:ind w:left="5760" w:hanging="360"/>
+      </w:pPr>
+      <w:rPr>
+        <w:rFonts w:ascii="Wingdings" w:hAnsi="Wingdings" w:hint="default"/>
+        <w:sz w:val="20"/>
+      </w:rPr>
+    </w:lvl>
+    <w:lvl w:ilvl="8" w:tentative="1">
+      <w:start w:val="1"/>
+      <w:numFmt w:val="bullet"/>
+      <w:lvlText w:val=""/>
+      <w:lvlJc w:val="left"/>
+      <w:pPr>
+        <w:tabs>
+          <w:tab w:val="num" w:pos="6480"/>
+        </w:tabs>
+        <w:ind w:left="6480" w:hanging="360"/>
+      </w:pPr>
+      <w:rPr>
+        <w:rFonts w:ascii="Wingdings" w:hAnsi="Wingdings" w:hint="default"/>
+        <w:sz w:val="20"/>
+      </w:rPr>
+    </w:lvl>
+  </w:abstractNum>
+  <w:abstractNum w:abstractNumId="2" w15:restartNumberingAfterBreak="0">
     <w:nsid w:val="05037F5D"/>
     <w:multiLevelType w:val="multilevel"/>
     <w:tmpl w:val="EF2ADF2C"/>
@@ -9114,7 +9657,7 @@
       </w:pPr>
     </w:lvl>
   </w:abstractNum>
-  <w:abstractNum w:abstractNumId="2" w15:restartNumberingAfterBreak="0">
+  <w:abstractNum w:abstractNumId="3" w15:restartNumberingAfterBreak="0">
     <w:nsid w:val="07585D01"/>
     <w:multiLevelType w:val="multilevel"/>
     <w:tmpl w:val="88CC5A5C"/>
@@ -9263,7 +9806,7 @@
       </w:rPr>
     </w:lvl>
   </w:abstractNum>
-  <w:abstractNum w:abstractNumId="3" w15:restartNumberingAfterBreak="0">
+  <w:abstractNum w:abstractNumId="4" w15:restartNumberingAfterBreak="0">
     <w:nsid w:val="0A1B52C5"/>
     <w:multiLevelType w:val="multilevel"/>
     <w:tmpl w:val="4606A52A"/>
@@ -9412,7 +9955,7 @@
       </w:rPr>
     </w:lvl>
   </w:abstractNum>
-  <w:abstractNum w:abstractNumId="4" w15:restartNumberingAfterBreak="0">
+  <w:abstractNum w:abstractNumId="5" w15:restartNumberingAfterBreak="0">
     <w:nsid w:val="0CF709A8"/>
     <w:multiLevelType w:val="multilevel"/>
     <w:tmpl w:val="5C20B3D4"/>
@@ -9525,7 +10068,7 @@
       </w:pPr>
     </w:lvl>
   </w:abstractNum>
-  <w:abstractNum w:abstractNumId="5" w15:restartNumberingAfterBreak="0">
+  <w:abstractNum w:abstractNumId="6" w15:restartNumberingAfterBreak="0">
     <w:nsid w:val="0D4957CE"/>
     <w:multiLevelType w:val="multilevel"/>
     <w:tmpl w:val="8C0C461E"/>
@@ -9674,7 +10217,7 @@
       </w:rPr>
     </w:lvl>
   </w:abstractNum>
-  <w:abstractNum w:abstractNumId="6" w15:restartNumberingAfterBreak="0">
+  <w:abstractNum w:abstractNumId="7" w15:restartNumberingAfterBreak="0">
     <w:nsid w:val="21A32E73"/>
     <w:multiLevelType w:val="multilevel"/>
     <w:tmpl w:val="4D3C8F64"/>
@@ -9823,7 +10366,7 @@
       </w:rPr>
     </w:lvl>
   </w:abstractNum>
-  <w:abstractNum w:abstractNumId="7" w15:restartNumberingAfterBreak="0">
+  <w:abstractNum w:abstractNumId="8" w15:restartNumberingAfterBreak="0">
     <w:nsid w:val="245D3E0A"/>
     <w:multiLevelType w:val="multilevel"/>
     <w:tmpl w:val="88FA61BC"/>
@@ -9972,7 +10515,7 @@
       </w:rPr>
     </w:lvl>
   </w:abstractNum>
-  <w:abstractNum w:abstractNumId="8" w15:restartNumberingAfterBreak="0">
+  <w:abstractNum w:abstractNumId="9" w15:restartNumberingAfterBreak="0">
     <w:nsid w:val="2B2D17B3"/>
     <w:multiLevelType w:val="multilevel"/>
     <w:tmpl w:val="E6B2F212"/>
@@ -10121,7 +10664,7 @@
       </w:rPr>
     </w:lvl>
   </w:abstractNum>
-  <w:abstractNum w:abstractNumId="9" w15:restartNumberingAfterBreak="0">
+  <w:abstractNum w:abstractNumId="10" w15:restartNumberingAfterBreak="0">
     <w:nsid w:val="2BEA6404"/>
     <w:multiLevelType w:val="multilevel"/>
     <w:tmpl w:val="98CC5A48"/>
@@ -10270,7 +10813,7 @@
       </w:rPr>
     </w:lvl>
   </w:abstractNum>
-  <w:abstractNum w:abstractNumId="10" w15:restartNumberingAfterBreak="0">
+  <w:abstractNum w:abstractNumId="11" w15:restartNumberingAfterBreak="0">
     <w:nsid w:val="2BEF2A07"/>
     <w:multiLevelType w:val="multilevel"/>
     <w:tmpl w:val="0668186A"/>
@@ -10419,7 +10962,7 @@
       </w:rPr>
     </w:lvl>
   </w:abstractNum>
-  <w:abstractNum w:abstractNumId="11" w15:restartNumberingAfterBreak="0">
+  <w:abstractNum w:abstractNumId="12" w15:restartNumberingAfterBreak="0">
     <w:nsid w:val="2D374646"/>
     <w:multiLevelType w:val="multilevel"/>
     <w:tmpl w:val="5C1625B8"/>
@@ -10568,7 +11111,7 @@
       </w:rPr>
     </w:lvl>
   </w:abstractNum>
-  <w:abstractNum w:abstractNumId="12" w15:restartNumberingAfterBreak="0">
+  <w:abstractNum w:abstractNumId="13" w15:restartNumberingAfterBreak="0">
     <w:nsid w:val="2EE01463"/>
     <w:multiLevelType w:val="multilevel"/>
     <w:tmpl w:val="B6B2599C"/>
@@ -10717,7 +11260,96 @@
       </w:rPr>
     </w:lvl>
   </w:abstractNum>
-  <w:abstractNum w:abstractNumId="13" w15:restartNumberingAfterBreak="0">
+  <w:abstractNum w:abstractNumId="14" w15:restartNumberingAfterBreak="0">
+    <w:nsid w:val="307A6BF8"/>
+    <w:multiLevelType w:val="hybridMultilevel"/>
+    <w:tmpl w:val="DC507E14"/>
+    <w:lvl w:ilvl="0" w:tplc="4009000F">
+      <w:start w:val="1"/>
+      <w:numFmt w:val="decimal"/>
+      <w:lvlText w:val="%1."/>
+      <w:lvlJc w:val="left"/>
+      <w:pPr>
+        <w:ind w:left="720" w:hanging="360"/>
+      </w:pPr>
+      <w:rPr>
+        <w:rFonts w:hint="default"/>
+      </w:rPr>
+    </w:lvl>
+    <w:lvl w:ilvl="1" w:tplc="40090019" w:tentative="1">
+      <w:start w:val="1"/>
+      <w:numFmt w:val="lowerLetter"/>
+      <w:lvlText w:val="%2."/>
+      <w:lvlJc w:val="left"/>
+      <w:pPr>
+        <w:ind w:left="1440" w:hanging="360"/>
+      </w:pPr>
+    </w:lvl>
+    <w:lvl w:ilvl="2" w:tplc="4009001B" w:tentative="1">
+      <w:start w:val="1"/>
+      <w:numFmt w:val="lowerRoman"/>
+      <w:lvlText w:val="%3."/>
+      <w:lvlJc w:val="right"/>
+      <w:pPr>
+        <w:ind w:left="2160" w:hanging="180"/>
+      </w:pPr>
+    </w:lvl>
+    <w:lvl w:ilvl="3" w:tplc="4009000F" w:tentative="1">
+      <w:start w:val="1"/>
+      <w:numFmt w:val="decimal"/>
+      <w:lvlText w:val="%4."/>
+      <w:lvlJc w:val="left"/>
+      <w:pPr>
+        <w:ind w:left="2880" w:hanging="360"/>
+      </w:pPr>
+    </w:lvl>
+    <w:lvl w:ilvl="4" w:tplc="40090019" w:tentative="1">
+      <w:start w:val="1"/>
+      <w:numFmt w:val="lowerLetter"/>
+      <w:lvlText w:val="%5."/>
+      <w:lvlJc w:val="left"/>
+      <w:pPr>
+        <w:ind w:left="3600" w:hanging="360"/>
+      </w:pPr>
+    </w:lvl>
+    <w:lvl w:ilvl="5" w:tplc="4009001B" w:tentative="1">
+      <w:start w:val="1"/>
+      <w:numFmt w:val="lowerRoman"/>
+      <w:lvlText w:val="%6."/>
+      <w:lvlJc w:val="right"/>
+      <w:pPr>
+        <w:ind w:left="4320" w:hanging="180"/>
+      </w:pPr>
+    </w:lvl>
+    <w:lvl w:ilvl="6" w:tplc="4009000F" w:tentative="1">
+      <w:start w:val="1"/>
+      <w:numFmt w:val="decimal"/>
+      <w:lvlText w:val="%7."/>
+      <w:lvlJc w:val="left"/>
+      <w:pPr>
+        <w:ind w:left="5040" w:hanging="360"/>
+      </w:pPr>
+    </w:lvl>
+    <w:lvl w:ilvl="7" w:tplc="40090019" w:tentative="1">
+      <w:start w:val="1"/>
+      <w:numFmt w:val="lowerLetter"/>
+      <w:lvlText w:val="%8."/>
+      <w:lvlJc w:val="left"/>
+      <w:pPr>
+        <w:ind w:left="5760" w:hanging="360"/>
+      </w:pPr>
+    </w:lvl>
+    <w:lvl w:ilvl="8" w:tplc="4009001B" w:tentative="1">
+      <w:start w:val="1"/>
+      <w:numFmt w:val="lowerRoman"/>
+      <w:lvlText w:val="%9."/>
+      <w:lvlJc w:val="right"/>
+      <w:pPr>
+        <w:ind w:left="6480" w:hanging="180"/>
+      </w:pPr>
+    </w:lvl>
+  </w:abstractNum>
+  <w:abstractNum w:abstractNumId="15" w15:restartNumberingAfterBreak="0">
     <w:nsid w:val="3302223A"/>
     <w:multiLevelType w:val="multilevel"/>
     <w:tmpl w:val="674EAB2A"/>
@@ -10830,7 +11462,7 @@
       </w:pPr>
     </w:lvl>
   </w:abstractNum>
-  <w:abstractNum w:abstractNumId="14" w15:restartNumberingAfterBreak="0">
+  <w:abstractNum w:abstractNumId="16" w15:restartNumberingAfterBreak="0">
     <w:nsid w:val="334630AE"/>
     <w:multiLevelType w:val="multilevel"/>
     <w:tmpl w:val="6CB832B0"/>
@@ -10979,7 +11611,7 @@
       </w:rPr>
     </w:lvl>
   </w:abstractNum>
-  <w:abstractNum w:abstractNumId="15" w15:restartNumberingAfterBreak="0">
+  <w:abstractNum w:abstractNumId="17" w15:restartNumberingAfterBreak="0">
     <w:nsid w:val="334B0716"/>
     <w:multiLevelType w:val="multilevel"/>
     <w:tmpl w:val="302EA0E2"/>
@@ -11128,7 +11760,7 @@
       </w:rPr>
     </w:lvl>
   </w:abstractNum>
-  <w:abstractNum w:abstractNumId="16" w15:restartNumberingAfterBreak="0">
+  <w:abstractNum w:abstractNumId="18" w15:restartNumberingAfterBreak="0">
     <w:nsid w:val="36035FB3"/>
     <w:multiLevelType w:val="multilevel"/>
     <w:tmpl w:val="261423CC"/>
@@ -11277,7 +11909,7 @@
       </w:rPr>
     </w:lvl>
   </w:abstractNum>
-  <w:abstractNum w:abstractNumId="17" w15:restartNumberingAfterBreak="0">
+  <w:abstractNum w:abstractNumId="19" w15:restartNumberingAfterBreak="0">
     <w:nsid w:val="38B52A15"/>
     <w:multiLevelType w:val="multilevel"/>
     <w:tmpl w:val="2E6EB374"/>
@@ -11426,7 +12058,7 @@
       </w:rPr>
     </w:lvl>
   </w:abstractNum>
-  <w:abstractNum w:abstractNumId="18" w15:restartNumberingAfterBreak="0">
+  <w:abstractNum w:abstractNumId="20" w15:restartNumberingAfterBreak="0">
     <w:nsid w:val="3CD21370"/>
     <w:multiLevelType w:val="multilevel"/>
     <w:tmpl w:val="DFFA0358"/>
@@ -11539,7 +12171,7 @@
       </w:pPr>
     </w:lvl>
   </w:abstractNum>
-  <w:abstractNum w:abstractNumId="19" w15:restartNumberingAfterBreak="0">
+  <w:abstractNum w:abstractNumId="21" w15:restartNumberingAfterBreak="0">
     <w:nsid w:val="3DE82C0C"/>
     <w:multiLevelType w:val="multilevel"/>
     <w:tmpl w:val="1B62D618"/>
@@ -11688,7 +12320,156 @@
       </w:rPr>
     </w:lvl>
   </w:abstractNum>
-  <w:abstractNum w:abstractNumId="20" w15:restartNumberingAfterBreak="0">
+  <w:abstractNum w:abstractNumId="22" w15:restartNumberingAfterBreak="0">
+    <w:nsid w:val="40194BFF"/>
+    <w:multiLevelType w:val="multilevel"/>
+    <w:tmpl w:val="9A926D58"/>
+    <w:lvl w:ilvl="0">
+      <w:start w:val="1"/>
+      <w:numFmt w:val="bullet"/>
+      <w:lvlText w:val=""/>
+      <w:lvlJc w:val="left"/>
+      <w:pPr>
+        <w:tabs>
+          <w:tab w:val="num" w:pos="720"/>
+        </w:tabs>
+        <w:ind w:left="720" w:hanging="360"/>
+      </w:pPr>
+      <w:rPr>
+        <w:rFonts w:ascii="Symbol" w:hAnsi="Symbol" w:hint="default"/>
+        <w:sz w:val="20"/>
+      </w:rPr>
+    </w:lvl>
+    <w:lvl w:ilvl="1" w:tentative="1">
+      <w:start w:val="1"/>
+      <w:numFmt w:val="bullet"/>
+      <w:lvlText w:val="o"/>
+      <w:lvlJc w:val="left"/>
+      <w:pPr>
+        <w:tabs>
+          <w:tab w:val="num" w:pos="1440"/>
+        </w:tabs>
+        <w:ind w:left="1440" w:hanging="360"/>
+      </w:pPr>
+      <w:rPr>
+        <w:rFonts w:ascii="Courier New" w:hAnsi="Courier New" w:hint="default"/>
+        <w:sz w:val="20"/>
+      </w:rPr>
+    </w:lvl>
+    <w:lvl w:ilvl="2" w:tentative="1">
+      <w:start w:val="1"/>
+      <w:numFmt w:val="bullet"/>
+      <w:lvlText w:val=""/>
+      <w:lvlJc w:val="left"/>
+      <w:pPr>
+        <w:tabs>
+          <w:tab w:val="num" w:pos="2160"/>
+        </w:tabs>
+        <w:ind w:left="2160" w:hanging="360"/>
+      </w:pPr>
+      <w:rPr>
+        <w:rFonts w:ascii="Wingdings" w:hAnsi="Wingdings" w:hint="default"/>
+        <w:sz w:val="20"/>
+      </w:rPr>
+    </w:lvl>
+    <w:lvl w:ilvl="3" w:tentative="1">
+      <w:start w:val="1"/>
+      <w:numFmt w:val="bullet"/>
+      <w:lvlText w:val=""/>
+      <w:lvlJc w:val="left"/>
+      <w:pPr>
+        <w:tabs>
+          <w:tab w:val="num" w:pos="2880"/>
+        </w:tabs>
+        <w:ind w:left="2880" w:hanging="360"/>
+      </w:pPr>
+      <w:rPr>
+        <w:rFonts w:ascii="Wingdings" w:hAnsi="Wingdings" w:hint="default"/>
+        <w:sz w:val="20"/>
+      </w:rPr>
+    </w:lvl>
+    <w:lvl w:ilvl="4" w:tentative="1">
+      <w:start w:val="1"/>
+      <w:numFmt w:val="bullet"/>
+      <w:lvlText w:val=""/>
+      <w:lvlJc w:val="left"/>
+      <w:pPr>
+        <w:tabs>
+          <w:tab w:val="num" w:pos="3600"/>
+        </w:tabs>
+        <w:ind w:left="3600" w:hanging="360"/>
+      </w:pPr>
+      <w:rPr>
+        <w:rFonts w:ascii="Wingdings" w:hAnsi="Wingdings" w:hint="default"/>
+        <w:sz w:val="20"/>
+      </w:rPr>
+    </w:lvl>
+    <w:lvl w:ilvl="5" w:tentative="1">
+      <w:start w:val="1"/>
+      <w:numFmt w:val="bullet"/>
+      <w:lvlText w:val=""/>
+      <w:lvlJc w:val="left"/>
+      <w:pPr>
+        <w:tabs>
+          <w:tab w:val="num" w:pos="4320"/>
+        </w:tabs>
+        <w:ind w:left="4320" w:hanging="360"/>
+      </w:pPr>
+      <w:rPr>
+        <w:rFonts w:ascii="Wingdings" w:hAnsi="Wingdings" w:hint="default"/>
+        <w:sz w:val="20"/>
+      </w:rPr>
+    </w:lvl>
+    <w:lvl w:ilvl="6" w:tentative="1">
+      <w:start w:val="1"/>
+      <w:numFmt w:val="bullet"/>
+      <w:lvlText w:val=""/>
+      <w:lvlJc w:val="left"/>
+      <w:pPr>
+        <w:tabs>
+          <w:tab w:val="num" w:pos="5040"/>
+        </w:tabs>
+        <w:ind w:left="5040" w:hanging="360"/>
+      </w:pPr>
+      <w:rPr>
+        <w:rFonts w:ascii="Wingdings" w:hAnsi="Wingdings" w:hint="default"/>
+        <w:sz w:val="20"/>
+      </w:rPr>
+    </w:lvl>
+    <w:lvl w:ilvl="7" w:tentative="1">
+      <w:start w:val="1"/>
+      <w:numFmt w:val="bullet"/>
+      <w:lvlText w:val=""/>
+      <w:lvlJc w:val="left"/>
+      <w:pPr>
+        <w:tabs>
+          <w:tab w:val="num" w:pos="5760"/>
+        </w:tabs>
+        <w:ind w:left="5760" w:hanging="360"/>
+      </w:pPr>
+      <w:rPr>
+        <w:rFonts w:ascii="Wingdings" w:hAnsi="Wingdings" w:hint="default"/>
+        <w:sz w:val="20"/>
+      </w:rPr>
+    </w:lvl>
+    <w:lvl w:ilvl="8" w:tentative="1">
+      <w:start w:val="1"/>
+      <w:numFmt w:val="bullet"/>
+      <w:lvlText w:val=""/>
+      <w:lvlJc w:val="left"/>
+      <w:pPr>
+        <w:tabs>
+          <w:tab w:val="num" w:pos="6480"/>
+        </w:tabs>
+        <w:ind w:left="6480" w:hanging="360"/>
+      </w:pPr>
+      <w:rPr>
+        <w:rFonts w:ascii="Wingdings" w:hAnsi="Wingdings" w:hint="default"/>
+        <w:sz w:val="20"/>
+      </w:rPr>
+    </w:lvl>
+  </w:abstractNum>
+  <w:abstractNum w:abstractNumId="23" w15:restartNumberingAfterBreak="0">
     <w:nsid w:val="45D41D90"/>
     <w:multiLevelType w:val="multilevel"/>
     <w:tmpl w:val="A978EED0"/>
@@ -11837,7 +12618,7 @@
       </w:rPr>
     </w:lvl>
   </w:abstractNum>
-  <w:abstractNum w:abstractNumId="21" w15:restartNumberingAfterBreak="0">
+  <w:abstractNum w:abstractNumId="24" w15:restartNumberingAfterBreak="0">
     <w:nsid w:val="4D5B6BF6"/>
     <w:multiLevelType w:val="multilevel"/>
     <w:tmpl w:val="166CAB84"/>
@@ -11986,7 +12767,7 @@
       </w:rPr>
     </w:lvl>
   </w:abstractNum>
-  <w:abstractNum w:abstractNumId="22" w15:restartNumberingAfterBreak="0">
+  <w:abstractNum w:abstractNumId="25" w15:restartNumberingAfterBreak="0">
     <w:nsid w:val="4DF576EB"/>
     <w:multiLevelType w:val="multilevel"/>
     <w:tmpl w:val="B5E45B54"/>
@@ -12135,7 +12916,7 @@
       </w:rPr>
     </w:lvl>
   </w:abstractNum>
-  <w:abstractNum w:abstractNumId="23" w15:restartNumberingAfterBreak="0">
+  <w:abstractNum w:abstractNumId="26" w15:restartNumberingAfterBreak="0">
     <w:nsid w:val="575E6668"/>
     <w:multiLevelType w:val="multilevel"/>
     <w:tmpl w:val="C614727A"/>
@@ -12284,7 +13065,7 @@
       </w:rPr>
     </w:lvl>
   </w:abstractNum>
-  <w:abstractNum w:abstractNumId="24" w15:restartNumberingAfterBreak="0">
+  <w:abstractNum w:abstractNumId="27" w15:restartNumberingAfterBreak="0">
     <w:nsid w:val="5C5B598A"/>
     <w:multiLevelType w:val="multilevel"/>
     <w:tmpl w:val="8B14F246"/>
@@ -12397,7 +13178,7 @@
       </w:pPr>
     </w:lvl>
   </w:abstractNum>
-  <w:abstractNum w:abstractNumId="25" w15:restartNumberingAfterBreak="0">
+  <w:abstractNum w:abstractNumId="28" w15:restartNumberingAfterBreak="0">
     <w:nsid w:val="5D6128C4"/>
     <w:multiLevelType w:val="multilevel"/>
     <w:tmpl w:val="6052B978"/>
@@ -12510,7 +13291,7 @@
       </w:pPr>
     </w:lvl>
   </w:abstractNum>
-  <w:abstractNum w:abstractNumId="26" w15:restartNumberingAfterBreak="0">
+  <w:abstractNum w:abstractNumId="29" w15:restartNumberingAfterBreak="0">
     <w:nsid w:val="631440E1"/>
     <w:multiLevelType w:val="multilevel"/>
     <w:tmpl w:val="991C3A42"/>
@@ -12659,7 +13440,7 @@
       </w:rPr>
     </w:lvl>
   </w:abstractNum>
-  <w:abstractNum w:abstractNumId="27" w15:restartNumberingAfterBreak="0">
+  <w:abstractNum w:abstractNumId="30" w15:restartNumberingAfterBreak="0">
     <w:nsid w:val="67E7684D"/>
     <w:multiLevelType w:val="multilevel"/>
     <w:tmpl w:val="5C103FB0"/>
@@ -12808,7 +13589,7 @@
       </w:rPr>
     </w:lvl>
   </w:abstractNum>
-  <w:abstractNum w:abstractNumId="28" w15:restartNumberingAfterBreak="0">
+  <w:abstractNum w:abstractNumId="31" w15:restartNumberingAfterBreak="0">
     <w:nsid w:val="68C51196"/>
     <w:multiLevelType w:val="multilevel"/>
     <w:tmpl w:val="C0923030"/>
@@ -12957,7 +13738,7 @@
       </w:rPr>
     </w:lvl>
   </w:abstractNum>
-  <w:abstractNum w:abstractNumId="29" w15:restartNumberingAfterBreak="0">
+  <w:abstractNum w:abstractNumId="32" w15:restartNumberingAfterBreak="0">
     <w:nsid w:val="6BF723D9"/>
     <w:multiLevelType w:val="multilevel"/>
     <w:tmpl w:val="CCC091F4"/>
@@ -13106,7 +13887,7 @@
       </w:rPr>
     </w:lvl>
   </w:abstractNum>
-  <w:abstractNum w:abstractNumId="30" w15:restartNumberingAfterBreak="0">
+  <w:abstractNum w:abstractNumId="33" w15:restartNumberingAfterBreak="0">
     <w:nsid w:val="6F6536B6"/>
     <w:multiLevelType w:val="multilevel"/>
     <w:tmpl w:val="56E29AD4"/>
@@ -13255,7 +14036,120 @@
       </w:rPr>
     </w:lvl>
   </w:abstractNum>
-  <w:abstractNum w:abstractNumId="31" w15:restartNumberingAfterBreak="0">
+  <w:abstractNum w:abstractNumId="34" w15:restartNumberingAfterBreak="0">
+    <w:nsid w:val="704D0A07"/>
+    <w:multiLevelType w:val="multilevel"/>
+    <w:tmpl w:val="CBA8799A"/>
+    <w:lvl w:ilvl="0">
+      <w:start w:val="1"/>
+      <w:numFmt w:val="decimal"/>
+      <w:lvlText w:val="%1."/>
+      <w:lvlJc w:val="left"/>
+      <w:pPr>
+        <w:tabs>
+          <w:tab w:val="num" w:pos="720"/>
+        </w:tabs>
+        <w:ind w:left="720" w:hanging="360"/>
+      </w:pPr>
+    </w:lvl>
+    <w:lvl w:ilvl="1" w:tentative="1">
+      <w:start w:val="1"/>
+      <w:numFmt w:val="decimal"/>
+      <w:lvlText w:val="%2."/>
+      <w:lvlJc w:val="left"/>
+      <w:pPr>
+        <w:tabs>
+          <w:tab w:val="num" w:pos="1440"/>
+        </w:tabs>
+        <w:ind w:left="1440" w:hanging="360"/>
+      </w:pPr>
+    </w:lvl>
+    <w:lvl w:ilvl="2" w:tentative="1">
+      <w:start w:val="1"/>
+      <w:numFmt w:val="decimal"/>
+      <w:lvlText w:val="%3."/>
+      <w:lvlJc w:val="left"/>
+      <w:pPr>
+        <w:tabs>
+          <w:tab w:val="num" w:pos="2160"/>
+        </w:tabs>
+        <w:ind w:left="2160" w:hanging="360"/>
+      </w:pPr>
+    </w:lvl>
+    <w:lvl w:ilvl="3" w:tentative="1">
+      <w:start w:val="1"/>
+      <w:numFmt w:val="decimal"/>
+      <w:lvlText w:val="%4."/>
+      <w:lvlJc w:val="left"/>
+      <w:pPr>
+        <w:tabs>
+          <w:tab w:val="num" w:pos="2880"/>
+        </w:tabs>
+        <w:ind w:left="2880" w:hanging="360"/>
+      </w:pPr>
+    </w:lvl>
+    <w:lvl w:ilvl="4" w:tentative="1">
+      <w:start w:val="1"/>
+      <w:numFmt w:val="decimal"/>
+      <w:lvlText w:val="%5."/>
+      <w:lvlJc w:val="left"/>
+      <w:pPr>
+        <w:tabs>
+          <w:tab w:val="num" w:pos="3600"/>
+        </w:tabs>
+        <w:ind w:left="3600" w:hanging="360"/>
+      </w:pPr>
+    </w:lvl>
+    <w:lvl w:ilvl="5" w:tentative="1">
+      <w:start w:val="1"/>
+      <w:numFmt w:val="decimal"/>
+      <w:lvlText w:val="%6."/>
+      <w:lvlJc w:val="left"/>
+      <w:pPr>
+        <w:tabs>
+          <w:tab w:val="num" w:pos="4320"/>
+        </w:tabs>
+        <w:ind w:left="4320" w:hanging="360"/>
+      </w:pPr>
+    </w:lvl>
+    <w:lvl w:ilvl="6" w:tentative="1">
+      <w:start w:val="1"/>
+      <w:numFmt w:val="decimal"/>
+      <w:lvlText w:val="%7."/>
+      <w:lvlJc w:val="left"/>
+      <w:pPr>
+        <w:tabs>
+          <w:tab w:val="num" w:pos="5040"/>
+        </w:tabs>
+        <w:ind w:left="5040" w:hanging="360"/>
+      </w:pPr>
+    </w:lvl>
+    <w:lvl w:ilvl="7" w:tentative="1">
+      <w:start w:val="1"/>
+      <w:numFmt w:val="decimal"/>
+      <w:lvlText w:val="%8."/>
+      <w:lvlJc w:val="left"/>
+      <w:pPr>
+        <w:tabs>
+          <w:tab w:val="num" w:pos="5760"/>
+        </w:tabs>
+        <w:ind w:left="5760" w:hanging="360"/>
+      </w:pPr>
+    </w:lvl>
+    <w:lvl w:ilvl="8" w:tentative="1">
+      <w:start w:val="1"/>
+      <w:numFmt w:val="decimal"/>
+      <w:lvlText w:val="%9."/>
+      <w:lvlJc w:val="left"/>
+      <w:pPr>
+        <w:tabs>
+          <w:tab w:val="num" w:pos="6480"/>
+        </w:tabs>
+        <w:ind w:left="6480" w:hanging="360"/>
+      </w:pPr>
+    </w:lvl>
+  </w:abstractNum>
+  <w:abstractNum w:abstractNumId="35" w15:restartNumberingAfterBreak="0">
     <w:nsid w:val="78036B46"/>
     <w:multiLevelType w:val="multilevel"/>
     <w:tmpl w:val="738E9858"/>
@@ -13404,7 +14298,7 @@
       </w:rPr>
     </w:lvl>
   </w:abstractNum>
-  <w:abstractNum w:abstractNumId="32" w15:restartNumberingAfterBreak="0">
+  <w:abstractNum w:abstractNumId="36" w15:restartNumberingAfterBreak="0">
     <w:nsid w:val="79377BCE"/>
     <w:multiLevelType w:val="multilevel"/>
     <w:tmpl w:val="CC3EE148"/>
@@ -13553,7 +14447,7 @@
       </w:rPr>
     </w:lvl>
   </w:abstractNum>
-  <w:abstractNum w:abstractNumId="33" w15:restartNumberingAfterBreak="0">
+  <w:abstractNum w:abstractNumId="37" w15:restartNumberingAfterBreak="0">
     <w:nsid w:val="7B2E7274"/>
     <w:multiLevelType w:val="multilevel"/>
     <w:tmpl w:val="329CEDB2"/>
@@ -13702,7 +14596,7 @@
       </w:rPr>
     </w:lvl>
   </w:abstractNum>
-  <w:abstractNum w:abstractNumId="34" w15:restartNumberingAfterBreak="0">
+  <w:abstractNum w:abstractNumId="38" w15:restartNumberingAfterBreak="0">
     <w:nsid w:val="7BB82324"/>
     <w:multiLevelType w:val="multilevel"/>
     <w:tmpl w:val="9E9C75BE"/>
@@ -13851,7 +14745,7 @@
       </w:rPr>
     </w:lvl>
   </w:abstractNum>
-  <w:abstractNum w:abstractNumId="35" w15:restartNumberingAfterBreak="0">
+  <w:abstractNum w:abstractNumId="39" w15:restartNumberingAfterBreak="0">
     <w:nsid w:val="7CA9323A"/>
     <w:multiLevelType w:val="multilevel"/>
     <w:tmpl w:val="31D8B4BE"/>
@@ -14001,112 +14895,124 @@
     </w:lvl>
   </w:abstractNum>
   <w:num w:numId="1" w16cid:durableId="633872562">
-    <w:abstractNumId w:val="4"/>
+    <w:abstractNumId w:val="5"/>
   </w:num>
   <w:num w:numId="2" w16cid:durableId="1180124728">
-    <w:abstractNumId w:val="34"/>
+    <w:abstractNumId w:val="38"/>
   </w:num>
   <w:num w:numId="3" w16cid:durableId="1965496643">
-    <w:abstractNumId w:val="2"/>
+    <w:abstractNumId w:val="3"/>
   </w:num>
   <w:num w:numId="4" w16cid:durableId="1795054642">
-    <w:abstractNumId w:val="25"/>
+    <w:abstractNumId w:val="28"/>
   </w:num>
   <w:num w:numId="5" w16cid:durableId="2041273232">
-    <w:abstractNumId w:val="14"/>
+    <w:abstractNumId w:val="16"/>
   </w:num>
   <w:num w:numId="6" w16cid:durableId="806628384">
-    <w:abstractNumId w:val="33"/>
+    <w:abstractNumId w:val="37"/>
   </w:num>
   <w:num w:numId="7" w16cid:durableId="1189759797">
-    <w:abstractNumId w:val="35"/>
+    <w:abstractNumId w:val="39"/>
   </w:num>
   <w:num w:numId="8" w16cid:durableId="1817338823">
     <w:abstractNumId w:val="0"/>
   </w:num>
   <w:num w:numId="9" w16cid:durableId="1643776128">
-    <w:abstractNumId w:val="3"/>
+    <w:abstractNumId w:val="4"/>
   </w:num>
   <w:num w:numId="10" w16cid:durableId="1220215660">
+    <w:abstractNumId w:val="24"/>
+  </w:num>
+  <w:num w:numId="11" w16cid:durableId="1980374303">
+    <w:abstractNumId w:val="32"/>
+  </w:num>
+  <w:num w:numId="12" w16cid:durableId="2058772687">
+    <w:abstractNumId w:val="35"/>
+  </w:num>
+  <w:num w:numId="13" w16cid:durableId="1352954446">
+    <w:abstractNumId w:val="17"/>
+  </w:num>
+  <w:num w:numId="14" w16cid:durableId="593174784">
+    <w:abstractNumId w:val="29"/>
+  </w:num>
+  <w:num w:numId="15" w16cid:durableId="343363541">
+    <w:abstractNumId w:val="13"/>
+  </w:num>
+  <w:num w:numId="16" w16cid:durableId="516121391">
+    <w:abstractNumId w:val="33"/>
+  </w:num>
+  <w:num w:numId="17" w16cid:durableId="611864228">
+    <w:abstractNumId w:val="23"/>
+  </w:num>
+  <w:num w:numId="18" w16cid:durableId="1359962919">
+    <w:abstractNumId w:val="18"/>
+  </w:num>
+  <w:num w:numId="19" w16cid:durableId="1197741783">
+    <w:abstractNumId w:val="12"/>
+  </w:num>
+  <w:num w:numId="20" w16cid:durableId="158354144">
+    <w:abstractNumId w:val="36"/>
+  </w:num>
+  <w:num w:numId="21" w16cid:durableId="37321931">
+    <w:abstractNumId w:val="11"/>
+  </w:num>
+  <w:num w:numId="22" w16cid:durableId="345793867">
+    <w:abstractNumId w:val="25"/>
+  </w:num>
+  <w:num w:numId="23" w16cid:durableId="143665274">
+    <w:abstractNumId w:val="19"/>
+  </w:num>
+  <w:num w:numId="24" w16cid:durableId="525874116">
+    <w:abstractNumId w:val="6"/>
+  </w:num>
+  <w:num w:numId="25" w16cid:durableId="1937472995">
+    <w:abstractNumId w:val="10"/>
+  </w:num>
+  <w:num w:numId="26" w16cid:durableId="200752537">
     <w:abstractNumId w:val="21"/>
   </w:num>
-  <w:num w:numId="11" w16cid:durableId="1980374303">
-    <w:abstractNumId w:val="29"/>
+  <w:num w:numId="27" w16cid:durableId="418453549">
+    <w:abstractNumId w:val="26"/>
   </w:num>
-  <w:num w:numId="12" w16cid:durableId="2058772687">
+  <w:num w:numId="28" w16cid:durableId="958222186">
+    <w:abstractNumId w:val="7"/>
+  </w:num>
+  <w:num w:numId="29" w16cid:durableId="1236815917">
+    <w:abstractNumId w:val="30"/>
+  </w:num>
+  <w:num w:numId="30" w16cid:durableId="102262040">
+    <w:abstractNumId w:val="27"/>
+  </w:num>
+  <w:num w:numId="31" w16cid:durableId="442772313">
+    <w:abstractNumId w:val="2"/>
+  </w:num>
+  <w:num w:numId="32" w16cid:durableId="1061946423">
+    <w:abstractNumId w:val="20"/>
+  </w:num>
+  <w:num w:numId="33" w16cid:durableId="388651491">
     <w:abstractNumId w:val="31"/>
   </w:num>
-  <w:num w:numId="13" w16cid:durableId="1352954446">
+  <w:num w:numId="34" w16cid:durableId="397363872">
+    <w:abstractNumId w:val="9"/>
+  </w:num>
+  <w:num w:numId="35" w16cid:durableId="241260383">
     <w:abstractNumId w:val="15"/>
   </w:num>
-  <w:num w:numId="14" w16cid:durableId="593174784">
-    <w:abstractNumId w:val="26"/>
+  <w:num w:numId="36" w16cid:durableId="17778452">
+    <w:abstractNumId w:val="8"/>
   </w:num>
-  <w:num w:numId="15" w16cid:durableId="343363541">
-    <w:abstractNumId w:val="12"/>
+  <w:num w:numId="37" w16cid:durableId="1269581618">
+    <w:abstractNumId w:val="34"/>
   </w:num>
-  <w:num w:numId="16" w16cid:durableId="516121391">
-    <w:abstractNumId w:val="30"/>
+  <w:num w:numId="38" w16cid:durableId="1451046059">
+    <w:abstractNumId w:val="1"/>
   </w:num>
-  <w:num w:numId="17" w16cid:durableId="611864228">
-    <w:abstractNumId w:val="20"/>
-  </w:num>
-  <w:num w:numId="18" w16cid:durableId="1359962919">
-    <w:abstractNumId w:val="16"/>
-  </w:num>
-  <w:num w:numId="19" w16cid:durableId="1197741783">
-    <w:abstractNumId w:val="11"/>
-  </w:num>
-  <w:num w:numId="20" w16cid:durableId="158354144">
-    <w:abstractNumId w:val="32"/>
-  </w:num>
-  <w:num w:numId="21" w16cid:durableId="37321931">
-    <w:abstractNumId w:val="10"/>
-  </w:num>
-  <w:num w:numId="22" w16cid:durableId="345793867">
+  <w:num w:numId="39" w16cid:durableId="872770156">
     <w:abstractNumId w:val="22"/>
   </w:num>
-  <w:num w:numId="23" w16cid:durableId="143665274">
-    <w:abstractNumId w:val="17"/>
-  </w:num>
-  <w:num w:numId="24" w16cid:durableId="525874116">
-    <w:abstractNumId w:val="5"/>
-  </w:num>
-  <w:num w:numId="25" w16cid:durableId="1937472995">
-    <w:abstractNumId w:val="9"/>
-  </w:num>
-  <w:num w:numId="26" w16cid:durableId="200752537">
-    <w:abstractNumId w:val="19"/>
-  </w:num>
-  <w:num w:numId="27" w16cid:durableId="418453549">
-    <w:abstractNumId w:val="23"/>
-  </w:num>
-  <w:num w:numId="28" w16cid:durableId="958222186">
-    <w:abstractNumId w:val="6"/>
-  </w:num>
-  <w:num w:numId="29" w16cid:durableId="1236815917">
-    <w:abstractNumId w:val="27"/>
-  </w:num>
-  <w:num w:numId="30" w16cid:durableId="102262040">
-    <w:abstractNumId w:val="24"/>
-  </w:num>
-  <w:num w:numId="31" w16cid:durableId="442772313">
-    <w:abstractNumId w:val="1"/>
-  </w:num>
-  <w:num w:numId="32" w16cid:durableId="1061946423">
-    <w:abstractNumId w:val="18"/>
-  </w:num>
-  <w:num w:numId="33" w16cid:durableId="388651491">
-    <w:abstractNumId w:val="28"/>
-  </w:num>
-  <w:num w:numId="34" w16cid:durableId="397363872">
-    <w:abstractNumId w:val="8"/>
-  </w:num>
-  <w:num w:numId="35" w16cid:durableId="241260383">
-    <w:abstractNumId w:val="13"/>
-  </w:num>
-  <w:num w:numId="36" w16cid:durableId="17778452">
-    <w:abstractNumId w:val="7"/>
+  <w:num w:numId="40" w16cid:durableId="602227345">
+    <w:abstractNumId w:val="14"/>
   </w:num>
 </w:numbering>
 </file>
@@ -15274,901 +16180,6 @@
 </w:styles>
 </file>
 
-<file path=word/charts/chart1.xml><?xml version="1.0" encoding="utf-8"?>
-<c:chartSpace xmlns:c="http://schemas.openxmlformats.org/drawingml/2006/chart" xmlns:a="http://schemas.openxmlformats.org/drawingml/2006/main" xmlns:r="http://schemas.openxmlformats.org/officeDocument/2006/relationships" xmlns:c16r2="http://schemas.microsoft.com/office/drawing/2015/06/chart">
-  <c:date1904 val="0"/>
-  <c:lang val="en-US"/>
-  <c:roundedCorners val="0"/>
-  <mc:AlternateContent xmlns:mc="http://schemas.openxmlformats.org/markup-compatibility/2006">
-    <mc:Choice xmlns:c14="http://schemas.microsoft.com/office/drawing/2007/8/2/chart" Requires="c14">
-      <c14:style val="102"/>
-    </mc:Choice>
-    <mc:Fallback>
-      <c:style val="2"/>
-    </mc:Fallback>
-  </mc:AlternateContent>
-  <c:chart>
-    <c:title>
-      <c:tx>
-        <c:rich>
-          <a:bodyPr rot="0" spcFirstLastPara="1" vertOverflow="ellipsis" vert="horz" wrap="square" anchor="ctr" anchorCtr="1"/>
-          <a:lstStyle/>
-          <a:p>
-            <a:pPr>
-              <a:defRPr sz="1400" b="0" i="0" u="none" strike="noStrike" kern="1200" spc="0" baseline="0">
-                <a:solidFill>
-                  <a:schemeClr val="tx1">
-                    <a:lumMod val="65000"/>
-                    <a:lumOff val="35000"/>
-                  </a:schemeClr>
-                </a:solidFill>
-                <a:latin typeface="+mn-lt"/>
-                <a:ea typeface="+mn-ea"/>
-                <a:cs typeface="+mn-cs"/>
-              </a:defRPr>
-            </a:pPr>
-            <a:r>
-              <a:rPr lang="en-IN" sz="1400" b="1" i="0" u="none" strike="noStrike" baseline="0">
-                <a:effectLst/>
-              </a:rPr>
-              <a:t>Key Logistics KPIs</a:t>
-            </a:r>
-            <a:endParaRPr lang="en-US"/>
-          </a:p>
-        </c:rich>
-      </c:tx>
-      <c:overlay val="0"/>
-      <c:spPr>
-        <a:noFill/>
-        <a:ln>
-          <a:noFill/>
-        </a:ln>
-        <a:effectLst/>
-      </c:spPr>
-      <c:txPr>
-        <a:bodyPr rot="0" spcFirstLastPara="1" vertOverflow="ellipsis" vert="horz" wrap="square" anchor="ctr" anchorCtr="1"/>
-        <a:lstStyle/>
-        <a:p>
-          <a:pPr>
-            <a:defRPr sz="1400" b="0" i="0" u="none" strike="noStrike" kern="1200" spc="0" baseline="0">
-              <a:solidFill>
-                <a:schemeClr val="tx1">
-                  <a:lumMod val="65000"/>
-                  <a:lumOff val="35000"/>
-                </a:schemeClr>
-              </a:solidFill>
-              <a:latin typeface="+mn-lt"/>
-              <a:ea typeface="+mn-ea"/>
-              <a:cs typeface="+mn-cs"/>
-            </a:defRPr>
-          </a:pPr>
-          <a:endParaRPr lang="en-US"/>
-        </a:p>
-      </c:txPr>
-    </c:title>
-    <c:autoTitleDeleted val="0"/>
-    <c:plotArea>
-      <c:layout/>
-      <c:barChart>
-        <c:barDir val="bar"/>
-        <c:grouping val="clustered"/>
-        <c:varyColors val="0"/>
-        <c:ser>
-          <c:idx val="0"/>
-          <c:order val="0"/>
-          <c:tx>
-            <c:strRef>
-              <c:f>Sheet1!$B$1</c:f>
-              <c:strCache>
-                <c:ptCount val="1"/>
-                <c:pt idx="0">
-                  <c:v>Sample Value</c:v>
-                </c:pt>
-              </c:strCache>
-            </c:strRef>
-          </c:tx>
-          <c:spPr>
-            <a:solidFill>
-              <a:schemeClr val="accent1"/>
-            </a:solidFill>
-            <a:ln>
-              <a:noFill/>
-            </a:ln>
-            <a:effectLst/>
-          </c:spPr>
-          <c:invertIfNegative val="0"/>
-          <c:cat>
-            <c:strRef>
-              <c:f>Sheet1!$A$2:$A$5</c:f>
-              <c:strCache>
-                <c:ptCount val="4"/>
-                <c:pt idx="0">
-                  <c:v>On-Time Delivery Rate</c:v>
-                </c:pt>
-                <c:pt idx="1">
-                  <c:v>Order Fulfilment Rate</c:v>
-                </c:pt>
-                <c:pt idx="2">
-                  <c:v>Inventory Availability</c:v>
-                </c:pt>
-                <c:pt idx="3">
-                  <c:v>Customer Satisfaction</c:v>
-                </c:pt>
-              </c:strCache>
-            </c:strRef>
-          </c:cat>
-          <c:val>
-            <c:numRef>
-              <c:f>Sheet1!$B$2:$B$5</c:f>
-              <c:numCache>
-                <c:formatCode>0%</c:formatCode>
-                <c:ptCount val="4"/>
-                <c:pt idx="0">
-                  <c:v>0.85</c:v>
-                </c:pt>
-                <c:pt idx="1">
-                  <c:v>0.92</c:v>
-                </c:pt>
-                <c:pt idx="2">
-                  <c:v>0.88</c:v>
-                </c:pt>
-                <c:pt idx="3">
-                  <c:v>0.82</c:v>
-                </c:pt>
-              </c:numCache>
-            </c:numRef>
-          </c:val>
-          <c:extLst>
-            <c:ext xmlns:c16="http://schemas.microsoft.com/office/drawing/2014/chart" uri="{C3380CC4-5D6E-409C-BE32-E72D297353CC}">
-              <c16:uniqueId val="{00000000-D960-476C-8876-9D6C1AB29A94}"/>
-            </c:ext>
-          </c:extLst>
-        </c:ser>
-        <c:dLbls>
-          <c:showLegendKey val="0"/>
-          <c:showVal val="0"/>
-          <c:showCatName val="0"/>
-          <c:showSerName val="0"/>
-          <c:showPercent val="0"/>
-          <c:showBubbleSize val="0"/>
-        </c:dLbls>
-        <c:gapWidth val="182"/>
-        <c:axId val="598339136"/>
-        <c:axId val="589841200"/>
-      </c:barChart>
-      <c:catAx>
-        <c:axId val="598339136"/>
-        <c:scaling>
-          <c:orientation val="minMax"/>
-        </c:scaling>
-        <c:delete val="0"/>
-        <c:axPos val="l"/>
-        <c:numFmt formatCode="General" sourceLinked="1"/>
-        <c:majorTickMark val="none"/>
-        <c:minorTickMark val="none"/>
-        <c:tickLblPos val="nextTo"/>
-        <c:spPr>
-          <a:noFill/>
-          <a:ln w="9525" cap="flat" cmpd="sng" algn="ctr">
-            <a:solidFill>
-              <a:schemeClr val="tx1">
-                <a:lumMod val="15000"/>
-                <a:lumOff val="85000"/>
-              </a:schemeClr>
-            </a:solidFill>
-            <a:round/>
-          </a:ln>
-          <a:effectLst/>
-        </c:spPr>
-        <c:txPr>
-          <a:bodyPr rot="-60000000" spcFirstLastPara="1" vertOverflow="ellipsis" vert="horz" wrap="square" anchor="ctr" anchorCtr="1"/>
-          <a:lstStyle/>
-          <a:p>
-            <a:pPr>
-              <a:defRPr sz="900" b="0" i="0" u="none" strike="noStrike" kern="1200" baseline="0">
-                <a:solidFill>
-                  <a:schemeClr val="tx1">
-                    <a:lumMod val="65000"/>
-                    <a:lumOff val="35000"/>
-                  </a:schemeClr>
-                </a:solidFill>
-                <a:latin typeface="+mn-lt"/>
-                <a:ea typeface="+mn-ea"/>
-                <a:cs typeface="+mn-cs"/>
-              </a:defRPr>
-            </a:pPr>
-            <a:endParaRPr lang="en-US"/>
-          </a:p>
-        </c:txPr>
-        <c:crossAx val="589841200"/>
-        <c:crosses val="autoZero"/>
-        <c:auto val="1"/>
-        <c:lblAlgn val="ctr"/>
-        <c:lblOffset val="100"/>
-        <c:noMultiLvlLbl val="0"/>
-      </c:catAx>
-      <c:valAx>
-        <c:axId val="589841200"/>
-        <c:scaling>
-          <c:orientation val="minMax"/>
-        </c:scaling>
-        <c:delete val="0"/>
-        <c:axPos val="b"/>
-        <c:majorGridlines>
-          <c:spPr>
-            <a:ln w="9525" cap="flat" cmpd="sng" algn="ctr">
-              <a:solidFill>
-                <a:schemeClr val="tx1">
-                  <a:lumMod val="15000"/>
-                  <a:lumOff val="85000"/>
-                </a:schemeClr>
-              </a:solidFill>
-              <a:round/>
-            </a:ln>
-            <a:effectLst/>
-          </c:spPr>
-        </c:majorGridlines>
-        <c:numFmt formatCode="0%" sourceLinked="1"/>
-        <c:majorTickMark val="none"/>
-        <c:minorTickMark val="none"/>
-        <c:tickLblPos val="nextTo"/>
-        <c:spPr>
-          <a:noFill/>
-          <a:ln>
-            <a:noFill/>
-          </a:ln>
-          <a:effectLst/>
-        </c:spPr>
-        <c:txPr>
-          <a:bodyPr rot="-60000000" spcFirstLastPara="1" vertOverflow="ellipsis" vert="horz" wrap="square" anchor="ctr" anchorCtr="1"/>
-          <a:lstStyle/>
-          <a:p>
-            <a:pPr>
-              <a:defRPr sz="900" b="0" i="0" u="none" strike="noStrike" kern="1200" baseline="0">
-                <a:solidFill>
-                  <a:schemeClr val="tx1">
-                    <a:lumMod val="65000"/>
-                    <a:lumOff val="35000"/>
-                  </a:schemeClr>
-                </a:solidFill>
-                <a:latin typeface="+mn-lt"/>
-                <a:ea typeface="+mn-ea"/>
-                <a:cs typeface="+mn-cs"/>
-              </a:defRPr>
-            </a:pPr>
-            <a:endParaRPr lang="en-US"/>
-          </a:p>
-        </c:txPr>
-        <c:crossAx val="598339136"/>
-        <c:crosses val="autoZero"/>
-        <c:crossBetween val="between"/>
-      </c:valAx>
-      <c:spPr>
-        <a:noFill/>
-        <a:ln>
-          <a:noFill/>
-        </a:ln>
-        <a:effectLst/>
-      </c:spPr>
-    </c:plotArea>
-    <c:legend>
-      <c:legendPos val="b"/>
-      <c:overlay val="0"/>
-      <c:spPr>
-        <a:noFill/>
-        <a:ln>
-          <a:noFill/>
-        </a:ln>
-        <a:effectLst/>
-      </c:spPr>
-      <c:txPr>
-        <a:bodyPr rot="0" spcFirstLastPara="1" vertOverflow="ellipsis" vert="horz" wrap="square" anchor="ctr" anchorCtr="1"/>
-        <a:lstStyle/>
-        <a:p>
-          <a:pPr>
-            <a:defRPr sz="900" b="0" i="0" u="none" strike="noStrike" kern="1200" baseline="0">
-              <a:solidFill>
-                <a:schemeClr val="tx1">
-                  <a:lumMod val="65000"/>
-                  <a:lumOff val="35000"/>
-                </a:schemeClr>
-              </a:solidFill>
-              <a:latin typeface="+mn-lt"/>
-              <a:ea typeface="+mn-ea"/>
-              <a:cs typeface="+mn-cs"/>
-            </a:defRPr>
-          </a:pPr>
-          <a:endParaRPr lang="en-US"/>
-        </a:p>
-      </c:txPr>
-    </c:legend>
-    <c:plotVisOnly val="1"/>
-    <c:dispBlanksAs val="gap"/>
-    <c:showDLblsOverMax val="0"/>
-    <c:extLst>
-      <c:ext xmlns:c16r3="http://schemas.microsoft.com/office/drawing/2017/03/chart" uri="{56B9EC1D-385E-4148-901F-78D8002777C0}">
-        <c16r3:dataDisplayOptions16>
-          <c16r3:dispNaAsBlank val="1"/>
-        </c16r3:dataDisplayOptions16>
-      </c:ext>
-    </c:extLst>
-  </c:chart>
-  <c:spPr>
-    <a:solidFill>
-      <a:schemeClr val="bg1"/>
-    </a:solidFill>
-    <a:ln w="9525" cap="flat" cmpd="sng" algn="ctr">
-      <a:solidFill>
-        <a:schemeClr val="tx1">
-          <a:lumMod val="15000"/>
-          <a:lumOff val="85000"/>
-        </a:schemeClr>
-      </a:solidFill>
-      <a:round/>
-    </a:ln>
-    <a:effectLst/>
-  </c:spPr>
-  <c:txPr>
-    <a:bodyPr/>
-    <a:lstStyle/>
-    <a:p>
-      <a:pPr>
-        <a:defRPr/>
-      </a:pPr>
-      <a:endParaRPr lang="en-US"/>
-    </a:p>
-  </c:txPr>
-  <c:externalData r:id="rId3">
-    <c:autoUpdate val="0"/>
-  </c:externalData>
-</c:chartSpace>
-</file>
-
-<file path=word/charts/colors1.xml><?xml version="1.0" encoding="utf-8"?>
-<cs:colorStyle xmlns:cs="http://schemas.microsoft.com/office/drawing/2012/chartStyle" xmlns:a="http://schemas.openxmlformats.org/drawingml/2006/main" meth="cycle" id="10">
-  <a:schemeClr val="accent1"/>
-  <a:schemeClr val="accent2"/>
-  <a:schemeClr val="accent3"/>
-  <a:schemeClr val="accent4"/>
-  <a:schemeClr val="accent5"/>
-  <a:schemeClr val="accent6"/>
-  <cs:variation/>
-  <cs:variation>
-    <a:lumMod val="60000"/>
-  </cs:variation>
-  <cs:variation>
-    <a:lumMod val="80000"/>
-    <a:lumOff val="20000"/>
-  </cs:variation>
-  <cs:variation>
-    <a:lumMod val="80000"/>
-  </cs:variation>
-  <cs:variation>
-    <a:lumMod val="60000"/>
-    <a:lumOff val="40000"/>
-  </cs:variation>
-  <cs:variation>
-    <a:lumMod val="50000"/>
-  </cs:variation>
-  <cs:variation>
-    <a:lumMod val="70000"/>
-    <a:lumOff val="30000"/>
-  </cs:variation>
-  <cs:variation>
-    <a:lumMod val="70000"/>
-  </cs:variation>
-  <cs:variation>
-    <a:lumMod val="50000"/>
-    <a:lumOff val="50000"/>
-  </cs:variation>
-</cs:colorStyle>
-</file>
-
-<file path=word/charts/style1.xml><?xml version="1.0" encoding="utf-8"?>
-<cs:chartStyle xmlns:cs="http://schemas.microsoft.com/office/drawing/2012/chartStyle" xmlns:a="http://schemas.openxmlformats.org/drawingml/2006/main" id="216">
-  <cs:axisTitle>
-    <cs:lnRef idx="0"/>
-    <cs:fillRef idx="0"/>
-    <cs:effectRef idx="0"/>
-    <cs:fontRef idx="minor">
-      <a:schemeClr val="tx1">
-        <a:lumMod val="65000"/>
-        <a:lumOff val="35000"/>
-      </a:schemeClr>
-    </cs:fontRef>
-    <cs:defRPr sz="1000" kern="1200"/>
-  </cs:axisTitle>
-  <cs:categoryAxis>
-    <cs:lnRef idx="0"/>
-    <cs:fillRef idx="0"/>
-    <cs:effectRef idx="0"/>
-    <cs:fontRef idx="minor">
-      <a:schemeClr val="tx1">
-        <a:lumMod val="65000"/>
-        <a:lumOff val="35000"/>
-      </a:schemeClr>
-    </cs:fontRef>
-    <cs:spPr>
-      <a:ln w="9525" cap="flat" cmpd="sng" algn="ctr">
-        <a:solidFill>
-          <a:schemeClr val="tx1">
-            <a:lumMod val="15000"/>
-            <a:lumOff val="85000"/>
-          </a:schemeClr>
-        </a:solidFill>
-        <a:round/>
-      </a:ln>
-    </cs:spPr>
-    <cs:defRPr sz="900" kern="1200"/>
-  </cs:categoryAxis>
-  <cs:chartArea mods="allowNoFillOverride allowNoLineOverride">
-    <cs:lnRef idx="0"/>
-    <cs:fillRef idx="0"/>
-    <cs:effectRef idx="0"/>
-    <cs:fontRef idx="minor">
-      <a:schemeClr val="tx1"/>
-    </cs:fontRef>
-    <cs:spPr>
-      <a:solidFill>
-        <a:schemeClr val="bg1"/>
-      </a:solidFill>
-      <a:ln w="9525" cap="flat" cmpd="sng" algn="ctr">
-        <a:solidFill>
-          <a:schemeClr val="tx1">
-            <a:lumMod val="15000"/>
-            <a:lumOff val="85000"/>
-          </a:schemeClr>
-        </a:solidFill>
-        <a:round/>
-      </a:ln>
-    </cs:spPr>
-    <cs:defRPr sz="1000" kern="1200"/>
-  </cs:chartArea>
-  <cs:dataLabel>
-    <cs:lnRef idx="0"/>
-    <cs:fillRef idx="0"/>
-    <cs:effectRef idx="0"/>
-    <cs:fontRef idx="minor">
-      <a:schemeClr val="tx1">
-        <a:lumMod val="75000"/>
-        <a:lumOff val="25000"/>
-      </a:schemeClr>
-    </cs:fontRef>
-    <cs:defRPr sz="900" kern="1200"/>
-  </cs:dataLabel>
-  <cs:dataLabelCallout>
-    <cs:lnRef idx="0"/>
-    <cs:fillRef idx="0"/>
-    <cs:effectRef idx="0"/>
-    <cs:fontRef idx="minor">
-      <a:schemeClr val="dk1">
-        <a:lumMod val="65000"/>
-        <a:lumOff val="35000"/>
-      </a:schemeClr>
-    </cs:fontRef>
-    <cs:spPr>
-      <a:solidFill>
-        <a:schemeClr val="lt1"/>
-      </a:solidFill>
-      <a:ln>
-        <a:solidFill>
-          <a:schemeClr val="dk1">
-            <a:lumMod val="25000"/>
-            <a:lumOff val="75000"/>
-          </a:schemeClr>
-        </a:solidFill>
-      </a:ln>
-    </cs:spPr>
-    <cs:defRPr sz="900" kern="1200"/>
-    <cs:bodyPr rot="0" spcFirstLastPara="1" vertOverflow="clip" horzOverflow="clip" vert="horz" wrap="square" lIns="36576" tIns="18288" rIns="36576" bIns="18288" anchor="ctr" anchorCtr="1">
-      <a:spAutoFit/>
-    </cs:bodyPr>
-  </cs:dataLabelCallout>
-  <cs:dataPoint>
-    <cs:lnRef idx="0"/>
-    <cs:fillRef idx="1">
-      <cs:styleClr val="auto"/>
-    </cs:fillRef>
-    <cs:effectRef idx="0"/>
-    <cs:fontRef idx="minor">
-      <a:schemeClr val="tx1"/>
-    </cs:fontRef>
-  </cs:dataPoint>
-  <cs:dataPoint3D>
-    <cs:lnRef idx="0"/>
-    <cs:fillRef idx="1">
-      <cs:styleClr val="auto"/>
-    </cs:fillRef>
-    <cs:effectRef idx="0"/>
-    <cs:fontRef idx="minor">
-      <a:schemeClr val="tx1"/>
-    </cs:fontRef>
-  </cs:dataPoint3D>
-  <cs:dataPointLine>
-    <cs:lnRef idx="0">
-      <cs:styleClr val="auto"/>
-    </cs:lnRef>
-    <cs:fillRef idx="1"/>
-    <cs:effectRef idx="0"/>
-    <cs:fontRef idx="minor">
-      <a:schemeClr val="tx1"/>
-    </cs:fontRef>
-    <cs:spPr>
-      <a:ln w="28575" cap="rnd">
-        <a:solidFill>
-          <a:schemeClr val="phClr"/>
-        </a:solidFill>
-        <a:round/>
-      </a:ln>
-    </cs:spPr>
-  </cs:dataPointLine>
-  <cs:dataPointMarker>
-    <cs:lnRef idx="0">
-      <cs:styleClr val="auto"/>
-    </cs:lnRef>
-    <cs:fillRef idx="1">
-      <cs:styleClr val="auto"/>
-    </cs:fillRef>
-    <cs:effectRef idx="0"/>
-    <cs:fontRef idx="minor">
-      <a:schemeClr val="tx1"/>
-    </cs:fontRef>
-    <cs:spPr>
-      <a:ln w="9525">
-        <a:solidFill>
-          <a:schemeClr val="phClr"/>
-        </a:solidFill>
-      </a:ln>
-    </cs:spPr>
-  </cs:dataPointMarker>
-  <cs:dataPointMarkerLayout symbol="circle" size="5"/>
-  <cs:dataPointWireframe>
-    <cs:lnRef idx="0">
-      <cs:styleClr val="auto"/>
-    </cs:lnRef>
-    <cs:fillRef idx="1"/>
-    <cs:effectRef idx="0"/>
-    <cs:fontRef idx="minor">
-      <a:schemeClr val="tx1"/>
-    </cs:fontRef>
-    <cs:spPr>
-      <a:ln w="9525" cap="rnd">
-        <a:solidFill>
-          <a:schemeClr val="phClr"/>
-        </a:solidFill>
-        <a:round/>
-      </a:ln>
-    </cs:spPr>
-  </cs:dataPointWireframe>
-  <cs:dataTable>
-    <cs:lnRef idx="0"/>
-    <cs:fillRef idx="0"/>
-    <cs:effectRef idx="0"/>
-    <cs:fontRef idx="minor">
-      <a:schemeClr val="tx1">
-        <a:lumMod val="65000"/>
-        <a:lumOff val="35000"/>
-      </a:schemeClr>
-    </cs:fontRef>
-    <cs:spPr>
-      <a:noFill/>
-      <a:ln w="9525" cap="flat" cmpd="sng" algn="ctr">
-        <a:solidFill>
-          <a:schemeClr val="tx1">
-            <a:lumMod val="15000"/>
-            <a:lumOff val="85000"/>
-          </a:schemeClr>
-        </a:solidFill>
-        <a:round/>
-      </a:ln>
-    </cs:spPr>
-    <cs:defRPr sz="900" kern="1200"/>
-  </cs:dataTable>
-  <cs:downBar>
-    <cs:lnRef idx="0"/>
-    <cs:fillRef idx="0"/>
-    <cs:effectRef idx="0"/>
-    <cs:fontRef idx="minor">
-      <a:schemeClr val="tx1"/>
-    </cs:fontRef>
-    <cs:spPr>
-      <a:solidFill>
-        <a:schemeClr val="dk1">
-          <a:lumMod val="75000"/>
-          <a:lumOff val="25000"/>
-        </a:schemeClr>
-      </a:solidFill>
-      <a:ln w="9525" cap="flat" cmpd="sng" algn="ctr">
-        <a:solidFill>
-          <a:schemeClr val="tx1">
-            <a:lumMod val="65000"/>
-            <a:lumOff val="35000"/>
-          </a:schemeClr>
-        </a:solidFill>
-        <a:round/>
-      </a:ln>
-    </cs:spPr>
-  </cs:downBar>
-  <cs:dropLine>
-    <cs:lnRef idx="0"/>
-    <cs:fillRef idx="0"/>
-    <cs:effectRef idx="0"/>
-    <cs:fontRef idx="minor">
-      <a:schemeClr val="tx1"/>
-    </cs:fontRef>
-    <cs:spPr>
-      <a:ln w="9525" cap="flat" cmpd="sng" algn="ctr">
-        <a:solidFill>
-          <a:schemeClr val="tx1">
-            <a:lumMod val="35000"/>
-            <a:lumOff val="65000"/>
-          </a:schemeClr>
-        </a:solidFill>
-        <a:round/>
-      </a:ln>
-    </cs:spPr>
-  </cs:dropLine>
-  <cs:errorBar>
-    <cs:lnRef idx="0"/>
-    <cs:fillRef idx="0"/>
-    <cs:effectRef idx="0"/>
-    <cs:fontRef idx="minor">
-      <a:schemeClr val="tx1"/>
-    </cs:fontRef>
-    <cs:spPr>
-      <a:ln w="9525" cap="flat" cmpd="sng" algn="ctr">
-        <a:solidFill>
-          <a:schemeClr val="tx1">
-            <a:lumMod val="65000"/>
-            <a:lumOff val="35000"/>
-          </a:schemeClr>
-        </a:solidFill>
-        <a:round/>
-      </a:ln>
-    </cs:spPr>
-  </cs:errorBar>
-  <cs:floor>
-    <cs:lnRef idx="0"/>
-    <cs:fillRef idx="0"/>
-    <cs:effectRef idx="0"/>
-    <cs:fontRef idx="minor">
-      <a:schemeClr val="tx1"/>
-    </cs:fontRef>
-    <cs:spPr>
-      <a:noFill/>
-      <a:ln>
-        <a:noFill/>
-      </a:ln>
-    </cs:spPr>
-  </cs:floor>
-  <cs:gridlineMajor>
-    <cs:lnRef idx="0"/>
-    <cs:fillRef idx="0"/>
-    <cs:effectRef idx="0"/>
-    <cs:fontRef idx="minor">
-      <a:schemeClr val="tx1"/>
-    </cs:fontRef>
-    <cs:spPr>
-      <a:ln w="9525" cap="flat" cmpd="sng" algn="ctr">
-        <a:solidFill>
-          <a:schemeClr val="tx1">
-            <a:lumMod val="15000"/>
-            <a:lumOff val="85000"/>
-          </a:schemeClr>
-        </a:solidFill>
-        <a:round/>
-      </a:ln>
-    </cs:spPr>
-  </cs:gridlineMajor>
-  <cs:gridlineMinor>
-    <cs:lnRef idx="0"/>
-    <cs:fillRef idx="0"/>
-    <cs:effectRef idx="0"/>
-    <cs:fontRef idx="minor">
-      <a:schemeClr val="tx1"/>
-    </cs:fontRef>
-    <cs:spPr>
-      <a:ln w="9525" cap="flat" cmpd="sng" algn="ctr">
-        <a:solidFill>
-          <a:schemeClr val="tx1">
-            <a:lumMod val="5000"/>
-            <a:lumOff val="95000"/>
-          </a:schemeClr>
-        </a:solidFill>
-        <a:round/>
-      </a:ln>
-    </cs:spPr>
-  </cs:gridlineMinor>
-  <cs:hiLoLine>
-    <cs:lnRef idx="0"/>
-    <cs:fillRef idx="0"/>
-    <cs:effectRef idx="0"/>
-    <cs:fontRef idx="minor">
-      <a:schemeClr val="tx1"/>
-    </cs:fontRef>
-    <cs:spPr>
-      <a:ln w="9525" cap="flat" cmpd="sng" algn="ctr">
-        <a:solidFill>
-          <a:schemeClr val="tx1">
-            <a:lumMod val="50000"/>
-            <a:lumOff val="50000"/>
-          </a:schemeClr>
-        </a:solidFill>
-        <a:round/>
-      </a:ln>
-    </cs:spPr>
-  </cs:hiLoLine>
-  <cs:leaderLine>
-    <cs:lnRef idx="0"/>
-    <cs:fillRef idx="0"/>
-    <cs:effectRef idx="0"/>
-    <cs:fontRef idx="minor">
-      <a:schemeClr val="tx1"/>
-    </cs:fontRef>
-    <cs:spPr>
-      <a:ln w="9525" cap="flat" cmpd="sng" algn="ctr">
-        <a:solidFill>
-          <a:schemeClr val="tx1">
-            <a:lumMod val="35000"/>
-            <a:lumOff val="65000"/>
-          </a:schemeClr>
-        </a:solidFill>
-        <a:round/>
-      </a:ln>
-    </cs:spPr>
-  </cs:leaderLine>
-  <cs:legend>
-    <cs:lnRef idx="0"/>
-    <cs:fillRef idx="0"/>
-    <cs:effectRef idx="0"/>
-    <cs:fontRef idx="minor">
-      <a:schemeClr val="tx1">
-        <a:lumMod val="65000"/>
-        <a:lumOff val="35000"/>
-      </a:schemeClr>
-    </cs:fontRef>
-    <cs:defRPr sz="900" kern="1200"/>
-  </cs:legend>
-  <cs:plotArea mods="allowNoFillOverride allowNoLineOverride">
-    <cs:lnRef idx="0"/>
-    <cs:fillRef idx="0"/>
-    <cs:effectRef idx="0"/>
-    <cs:fontRef idx="minor">
-      <a:schemeClr val="tx1"/>
-    </cs:fontRef>
-  </cs:plotArea>
-  <cs:plotArea3D mods="allowNoFillOverride allowNoLineOverride">
-    <cs:lnRef idx="0"/>
-    <cs:fillRef idx="0"/>
-    <cs:effectRef idx="0"/>
-    <cs:fontRef idx="minor">
-      <a:schemeClr val="tx1"/>
-    </cs:fontRef>
-  </cs:plotArea3D>
-  <cs:seriesAxis>
-    <cs:lnRef idx="0"/>
-    <cs:fillRef idx="0"/>
-    <cs:effectRef idx="0"/>
-    <cs:fontRef idx="minor">
-      <a:schemeClr val="tx1">
-        <a:lumMod val="65000"/>
-        <a:lumOff val="35000"/>
-      </a:schemeClr>
-    </cs:fontRef>
-    <cs:defRPr sz="900" kern="1200"/>
-  </cs:seriesAxis>
-  <cs:seriesLine>
-    <cs:lnRef idx="0"/>
-    <cs:fillRef idx="0"/>
-    <cs:effectRef idx="0"/>
-    <cs:fontRef idx="minor">
-      <a:schemeClr val="tx1"/>
-    </cs:fontRef>
-    <cs:spPr>
-      <a:ln w="9525" cap="flat" cmpd="sng" algn="ctr">
-        <a:solidFill>
-          <a:schemeClr val="tx1">
-            <a:lumMod val="35000"/>
-            <a:lumOff val="65000"/>
-          </a:schemeClr>
-        </a:solidFill>
-        <a:round/>
-      </a:ln>
-    </cs:spPr>
-  </cs:seriesLine>
-  <cs:title>
-    <cs:lnRef idx="0"/>
-    <cs:fillRef idx="0"/>
-    <cs:effectRef idx="0"/>
-    <cs:fontRef idx="minor">
-      <a:schemeClr val="tx1">
-        <a:lumMod val="65000"/>
-        <a:lumOff val="35000"/>
-      </a:schemeClr>
-    </cs:fontRef>
-    <cs:defRPr sz="1400" b="0" kern="1200" spc="0" baseline="0"/>
-  </cs:title>
-  <cs:trendline>
-    <cs:lnRef idx="0">
-      <cs:styleClr val="auto"/>
-    </cs:lnRef>
-    <cs:fillRef idx="0"/>
-    <cs:effectRef idx="0"/>
-    <cs:fontRef idx="minor">
-      <a:schemeClr val="tx1"/>
-    </cs:fontRef>
-    <cs:spPr>
-      <a:ln w="19050" cap="rnd">
-        <a:solidFill>
-          <a:schemeClr val="phClr"/>
-        </a:solidFill>
-        <a:prstDash val="sysDot"/>
-      </a:ln>
-    </cs:spPr>
-  </cs:trendline>
-  <cs:trendlineLabel>
-    <cs:lnRef idx="0"/>
-    <cs:fillRef idx="0"/>
-    <cs:effectRef idx="0"/>
-    <cs:fontRef idx="minor">
-      <a:schemeClr val="tx1">
-        <a:lumMod val="65000"/>
-        <a:lumOff val="35000"/>
-      </a:schemeClr>
-    </cs:fontRef>
-    <cs:defRPr sz="900" kern="1200"/>
-  </cs:trendlineLabel>
-  <cs:upBar>
-    <cs:lnRef idx="0"/>
-    <cs:fillRef idx="0"/>
-    <cs:effectRef idx="0"/>
-    <cs:fontRef idx="minor">
-      <a:schemeClr val="tx1"/>
-    </cs:fontRef>
-    <cs:spPr>
-      <a:solidFill>
-        <a:schemeClr val="lt1"/>
-      </a:solidFill>
-      <a:ln w="9525" cap="flat" cmpd="sng" algn="ctr">
-        <a:solidFill>
-          <a:schemeClr val="tx1">
-            <a:lumMod val="65000"/>
-            <a:lumOff val="35000"/>
-          </a:schemeClr>
-        </a:solidFill>
-        <a:round/>
-      </a:ln>
-    </cs:spPr>
-  </cs:upBar>
-  <cs:valueAxis>
-    <cs:lnRef idx="0"/>
-    <cs:fillRef idx="0"/>
-    <cs:effectRef idx="0"/>
-    <cs:fontRef idx="minor">
-      <a:schemeClr val="tx1">
-        <a:lumMod val="65000"/>
-        <a:lumOff val="35000"/>
-      </a:schemeClr>
-    </cs:fontRef>
-    <cs:defRPr sz="900" kern="1200"/>
-  </cs:valueAxis>
-  <cs:wall>
-    <cs:lnRef idx="0"/>
-    <cs:fillRef idx="0"/>
-    <cs:effectRef idx="0"/>
-    <cs:fontRef idx="minor">
-      <a:schemeClr val="tx1"/>
-    </cs:fontRef>
-    <cs:spPr>
-      <a:noFill/>
-      <a:ln>
-        <a:noFill/>
-      </a:ln>
-    </cs:spPr>
-  </cs:wall>
-</cs:chartStyle>
-</file>
-
 <file path=word/theme/theme1.xml><?xml version="1.0" encoding="utf-8"?>
 <a:theme xmlns:a="http://schemas.openxmlformats.org/drawingml/2006/main" name="Office Theme">
   <a:themeElements>

--- a/Week_1_Strategic_Planning_Report.docx
+++ b/Week_1_Strategic_Planning_Report.docx
@@ -167,6 +167,46 @@
           <w:color w:val="000000" w:themeColor="text1"/>
         </w:rPr>
         <w:t xml:space="preserve"> October, 2026.</w:t>
+      </w:r>
+    </w:p>
+    <w:p>
+      <w:pPr>
+        <w:spacing w:after="0"/>
+        <w:rPr>
+          <w:b/>
+          <w:bCs/>
+          <w:color w:val="000000" w:themeColor="text1"/>
+        </w:rPr>
+      </w:pPr>
+      <w:r>
+        <w:rPr>
+          <w:b/>
+          <w:bCs/>
+          <w:color w:val="000000" w:themeColor="text1"/>
+        </w:rPr>
+        <w:t>GitHub Project Link:</w:t>
+      </w:r>
+      <w:r>
+        <w:rPr>
+          <w:b/>
+          <w:bCs/>
+          <w:color w:val="000000" w:themeColor="text1"/>
+        </w:rPr>
+        <w:t xml:space="preserve"> </w:t>
+      </w:r>
+      <w:r>
+        <w:rPr>
+          <w:color w:val="000000" w:themeColor="text1"/>
+        </w:rPr>
+        <w:t>https://github.com/sankari-d27/Week1_ecommerce-logistics-kpi-analysis</w:t>
+      </w:r>
+      <w:r>
+        <w:rPr>
+          <w:b/>
+          <w:bCs/>
+          <w:color w:val="000000" w:themeColor="text1"/>
+        </w:rPr>
+        <w:t xml:space="preserve"> </w:t>
       </w:r>
     </w:p>
     <w:p>
@@ -1167,19 +1207,23 @@
           <w:color w:val="000000" w:themeColor="text1"/>
         </w:rPr>
       </w:pPr>
-      <w:proofErr w:type="spellStart"/>
-      <w:r>
-        <w:rPr>
-          <w:color w:val="000000" w:themeColor="text1"/>
-        </w:rPr>
-        <w:t>Analyze</w:t>
-      </w:r>
-      <w:proofErr w:type="spellEnd"/>
-      <w:r>
-        <w:rPr>
-          <w:color w:val="000000" w:themeColor="text1"/>
-        </w:rPr>
-        <w:t xml:space="preserve"> order and shipping performance using Python.</w:t>
+      <w:r>
+        <w:rPr>
+          <w:color w:val="000000" w:themeColor="text1"/>
+        </w:rPr>
+        <w:t>Analy</w:t>
+      </w:r>
+      <w:r>
+        <w:rPr>
+          <w:color w:val="000000" w:themeColor="text1"/>
+        </w:rPr>
+        <w:t>s</w:t>
+      </w:r>
+      <w:r>
+        <w:rPr>
+          <w:color w:val="000000" w:themeColor="text1"/>
+        </w:rPr>
+        <w:t>e order and shipping performance using Python.</w:t>
       </w:r>
     </w:p>
     <w:p>
@@ -1415,657 +1459,6 @@
           <w:bCs/>
           <w:color w:val="000000" w:themeColor="text1"/>
         </w:rPr>
-        <w:t>Table</w:t>
-      </w:r>
-      <w:r>
-        <w:rPr>
-          <w:b/>
-          <w:bCs/>
-          <w:color w:val="000000" w:themeColor="text1"/>
-        </w:rPr>
-        <w:t xml:space="preserve"> 1: Key Logistics KPIs</w:t>
-      </w:r>
-    </w:p>
-    <w:tbl>
-      <w:tblPr>
-        <w:tblW w:w="0" w:type="auto"/>
-        <w:tblBorders>
-          <w:top w:val="single" w:sz="2" w:space="0" w:color="auto"/>
-          <w:left w:val="single" w:sz="2" w:space="0" w:color="auto"/>
-          <w:bottom w:val="single" w:sz="2" w:space="0" w:color="auto"/>
-          <w:right w:val="single" w:sz="2" w:space="0" w:color="auto"/>
-        </w:tblBorders>
-        <w:tblCellMar>
-          <w:top w:w="15" w:type="dxa"/>
-          <w:left w:w="15" w:type="dxa"/>
-          <w:bottom w:w="15" w:type="dxa"/>
-          <w:right w:w="15" w:type="dxa"/>
-        </w:tblCellMar>
-        <w:tblLook w:val="04A0" w:firstRow="1" w:lastRow="0" w:firstColumn="1" w:lastColumn="0" w:noHBand="0" w:noVBand="1"/>
-      </w:tblPr>
-      <w:tblGrid>
-        <w:gridCol w:w="2407"/>
-        <w:gridCol w:w="3969"/>
-        <w:gridCol w:w="2552"/>
-      </w:tblGrid>
-      <w:tr>
-        <w:tc>
-          <w:tcPr>
-            <w:tcW w:w="2407" w:type="dxa"/>
-            <w:tcBorders>
-              <w:top w:val="single" w:sz="2" w:space="0" w:color="auto"/>
-              <w:left w:val="single" w:sz="2" w:space="0" w:color="auto"/>
-              <w:bottom w:val="single" w:sz="2" w:space="0" w:color="auto"/>
-              <w:right w:val="single" w:sz="2" w:space="0" w:color="auto"/>
-            </w:tcBorders>
-            <w:tcMar>
-              <w:top w:w="120" w:type="dxa"/>
-              <w:left w:w="15" w:type="dxa"/>
-              <w:bottom w:w="120" w:type="dxa"/>
-              <w:right w:w="15" w:type="dxa"/>
-            </w:tcMar>
-            <w:hideMark/>
-          </w:tcPr>
-          <w:p>
-            <w:pPr>
-              <w:rPr>
-                <w:b/>
-                <w:bCs/>
-                <w:color w:val="000000" w:themeColor="text1"/>
-              </w:rPr>
-            </w:pPr>
-            <w:r>
-              <w:rPr>
-                <w:b/>
-                <w:bCs/>
-                <w:color w:val="000000" w:themeColor="text1"/>
-              </w:rPr>
-              <w:t>KPI</w:t>
-            </w:r>
-          </w:p>
-        </w:tc>
-        <w:tc>
-          <w:tcPr>
-            <w:tcW w:w="3969" w:type="dxa"/>
-            <w:tcBorders>
-              <w:top w:val="single" w:sz="2" w:space="0" w:color="auto"/>
-              <w:left w:val="single" w:sz="2" w:space="0" w:color="auto"/>
-              <w:bottom w:val="single" w:sz="2" w:space="0" w:color="auto"/>
-              <w:right w:val="single" w:sz="2" w:space="0" w:color="auto"/>
-            </w:tcBorders>
-            <w:tcMar>
-              <w:top w:w="120" w:type="dxa"/>
-              <w:left w:w="15" w:type="dxa"/>
-              <w:bottom w:w="120" w:type="dxa"/>
-              <w:right w:w="15" w:type="dxa"/>
-            </w:tcMar>
-            <w:hideMark/>
-          </w:tcPr>
-          <w:p>
-            <w:pPr>
-              <w:rPr>
-                <w:b/>
-                <w:bCs/>
-                <w:color w:val="000000" w:themeColor="text1"/>
-              </w:rPr>
-            </w:pPr>
-            <w:r>
-              <w:rPr>
-                <w:b/>
-                <w:bCs/>
-                <w:color w:val="000000" w:themeColor="text1"/>
-              </w:rPr>
-              <w:t>Calculation</w:t>
-            </w:r>
-          </w:p>
-        </w:tc>
-        <w:tc>
-          <w:tcPr>
-            <w:tcW w:w="2552" w:type="dxa"/>
-            <w:tcBorders>
-              <w:top w:val="single" w:sz="2" w:space="0" w:color="auto"/>
-              <w:left w:val="single" w:sz="2" w:space="0" w:color="auto"/>
-              <w:bottom w:val="single" w:sz="2" w:space="0" w:color="auto"/>
-              <w:right w:val="single" w:sz="2" w:space="0" w:color="auto"/>
-            </w:tcBorders>
-            <w:tcMar>
-              <w:top w:w="120" w:type="dxa"/>
-              <w:left w:w="15" w:type="dxa"/>
-              <w:bottom w:w="120" w:type="dxa"/>
-              <w:right w:w="15" w:type="dxa"/>
-            </w:tcMar>
-            <w:hideMark/>
-          </w:tcPr>
-          <w:p>
-            <w:pPr>
-              <w:rPr>
-                <w:b/>
-                <w:bCs/>
-                <w:color w:val="000000" w:themeColor="text1"/>
-              </w:rPr>
-            </w:pPr>
-            <w:r>
-              <w:rPr>
-                <w:b/>
-                <w:bCs/>
-                <w:color w:val="000000" w:themeColor="text1"/>
-              </w:rPr>
-              <w:t>Example result</w:t>
-            </w:r>
-          </w:p>
-        </w:tc>
-      </w:tr>
-      <w:tr>
-        <w:tc>
-          <w:tcPr>
-            <w:tcW w:w="2407" w:type="dxa"/>
-            <w:tcBorders>
-              <w:top w:val="single" w:sz="2" w:space="0" w:color="auto"/>
-              <w:left w:val="single" w:sz="2" w:space="0" w:color="auto"/>
-              <w:bottom w:val="single" w:sz="2" w:space="0" w:color="auto"/>
-              <w:right w:val="single" w:sz="2" w:space="0" w:color="auto"/>
-            </w:tcBorders>
-            <w:tcMar>
-              <w:top w:w="120" w:type="dxa"/>
-              <w:left w:w="15" w:type="dxa"/>
-              <w:bottom w:w="120" w:type="dxa"/>
-              <w:right w:w="15" w:type="dxa"/>
-            </w:tcMar>
-            <w:hideMark/>
-          </w:tcPr>
-          <w:p>
-            <w:pPr>
-              <w:rPr>
-                <w:color w:val="000000" w:themeColor="text1"/>
-              </w:rPr>
-            </w:pPr>
-            <w:r>
-              <w:rPr>
-                <w:color w:val="000000" w:themeColor="text1"/>
-              </w:rPr>
-              <w:t>On-time delivery rate</w:t>
-            </w:r>
-          </w:p>
-        </w:tc>
-        <w:tc>
-          <w:tcPr>
-            <w:tcW w:w="3969" w:type="dxa"/>
-            <w:tcBorders>
-              <w:top w:val="single" w:sz="2" w:space="0" w:color="auto"/>
-              <w:left w:val="single" w:sz="2" w:space="0" w:color="auto"/>
-              <w:bottom w:val="single" w:sz="2" w:space="0" w:color="auto"/>
-              <w:right w:val="single" w:sz="2" w:space="0" w:color="auto"/>
-            </w:tcBorders>
-            <w:tcMar>
-              <w:top w:w="120" w:type="dxa"/>
-              <w:left w:w="15" w:type="dxa"/>
-              <w:bottom w:w="120" w:type="dxa"/>
-              <w:right w:w="15" w:type="dxa"/>
-            </w:tcMar>
-            <w:hideMark/>
-          </w:tcPr>
-          <w:p>
-            <w:pPr>
-              <w:rPr>
-                <w:color w:val="000000" w:themeColor="text1"/>
-              </w:rPr>
-            </w:pPr>
-            <w:r>
-              <w:rPr>
-                <w:color w:val="000000" w:themeColor="text1"/>
-              </w:rPr>
-              <w:t>On-time orders ÷ delivered orders × 100</w:t>
-            </w:r>
-          </w:p>
-        </w:tc>
-        <w:tc>
-          <w:tcPr>
-            <w:tcW w:w="2552" w:type="dxa"/>
-            <w:tcBorders>
-              <w:top w:val="single" w:sz="2" w:space="0" w:color="auto"/>
-              <w:left w:val="single" w:sz="2" w:space="0" w:color="auto"/>
-              <w:bottom w:val="single" w:sz="2" w:space="0" w:color="auto"/>
-              <w:right w:val="single" w:sz="2" w:space="0" w:color="auto"/>
-            </w:tcBorders>
-            <w:tcMar>
-              <w:top w:w="120" w:type="dxa"/>
-              <w:left w:w="15" w:type="dxa"/>
-              <w:bottom w:w="120" w:type="dxa"/>
-              <w:right w:w="15" w:type="dxa"/>
-            </w:tcMar>
-            <w:hideMark/>
-          </w:tcPr>
-          <w:p>
-            <w:pPr>
-              <w:rPr>
-                <w:color w:val="000000" w:themeColor="text1"/>
-              </w:rPr>
-            </w:pPr>
-            <w:r>
-              <w:rPr>
-                <w:color w:val="000000" w:themeColor="text1"/>
-              </w:rPr>
-              <w:t>850 ÷ 1,000 × 100 = 85%</w:t>
-            </w:r>
-          </w:p>
-        </w:tc>
-      </w:tr>
-      <w:tr>
-        <w:tc>
-          <w:tcPr>
-            <w:tcW w:w="2407" w:type="dxa"/>
-            <w:tcBorders>
-              <w:top w:val="single" w:sz="2" w:space="0" w:color="auto"/>
-              <w:left w:val="single" w:sz="2" w:space="0" w:color="auto"/>
-              <w:bottom w:val="single" w:sz="2" w:space="0" w:color="auto"/>
-              <w:right w:val="single" w:sz="2" w:space="0" w:color="auto"/>
-            </w:tcBorders>
-            <w:tcMar>
-              <w:top w:w="120" w:type="dxa"/>
-              <w:left w:w="15" w:type="dxa"/>
-              <w:bottom w:w="120" w:type="dxa"/>
-              <w:right w:w="15" w:type="dxa"/>
-            </w:tcMar>
-            <w:hideMark/>
-          </w:tcPr>
-          <w:p>
-            <w:pPr>
-              <w:rPr>
-                <w:color w:val="000000" w:themeColor="text1"/>
-              </w:rPr>
-            </w:pPr>
-            <w:r>
-              <w:rPr>
-                <w:color w:val="000000" w:themeColor="text1"/>
-              </w:rPr>
-              <w:t>Average delivery time</w:t>
-            </w:r>
-          </w:p>
-        </w:tc>
-        <w:tc>
-          <w:tcPr>
-            <w:tcW w:w="3969" w:type="dxa"/>
-            <w:tcBorders>
-              <w:top w:val="single" w:sz="2" w:space="0" w:color="auto"/>
-              <w:left w:val="single" w:sz="2" w:space="0" w:color="auto"/>
-              <w:bottom w:val="single" w:sz="2" w:space="0" w:color="auto"/>
-              <w:right w:val="single" w:sz="2" w:space="0" w:color="auto"/>
-            </w:tcBorders>
-            <w:tcMar>
-              <w:top w:w="120" w:type="dxa"/>
-              <w:left w:w="15" w:type="dxa"/>
-              <w:bottom w:w="120" w:type="dxa"/>
-              <w:right w:w="15" w:type="dxa"/>
-            </w:tcMar>
-            <w:hideMark/>
-          </w:tcPr>
-          <w:p>
-            <w:pPr>
-              <w:rPr>
-                <w:color w:val="000000" w:themeColor="text1"/>
-              </w:rPr>
-            </w:pPr>
-            <w:r>
-              <w:rPr>
-                <w:color w:val="000000" w:themeColor="text1"/>
-              </w:rPr>
-              <w:t>Total delivery days ÷ delivered orders</w:t>
-            </w:r>
-          </w:p>
-        </w:tc>
-        <w:tc>
-          <w:tcPr>
-            <w:tcW w:w="2552" w:type="dxa"/>
-            <w:tcBorders>
-              <w:top w:val="single" w:sz="2" w:space="0" w:color="auto"/>
-              <w:left w:val="single" w:sz="2" w:space="0" w:color="auto"/>
-              <w:bottom w:val="single" w:sz="2" w:space="0" w:color="auto"/>
-              <w:right w:val="single" w:sz="2" w:space="0" w:color="auto"/>
-            </w:tcBorders>
-            <w:tcMar>
-              <w:top w:w="120" w:type="dxa"/>
-              <w:left w:w="15" w:type="dxa"/>
-              <w:bottom w:w="120" w:type="dxa"/>
-              <w:right w:w="15" w:type="dxa"/>
-            </w:tcMar>
-            <w:hideMark/>
-          </w:tcPr>
-          <w:p>
-            <w:pPr>
-              <w:rPr>
-                <w:color w:val="000000" w:themeColor="text1"/>
-              </w:rPr>
-            </w:pPr>
-            <w:r>
-              <w:rPr>
-                <w:color w:val="000000" w:themeColor="text1"/>
-              </w:rPr>
-              <w:t>3,200 ÷ 1,000 = 3.2 days</w:t>
-            </w:r>
-          </w:p>
-        </w:tc>
-      </w:tr>
-      <w:tr>
-        <w:tc>
-          <w:tcPr>
-            <w:tcW w:w="2407" w:type="dxa"/>
-            <w:tcBorders>
-              <w:top w:val="single" w:sz="2" w:space="0" w:color="auto"/>
-              <w:left w:val="single" w:sz="2" w:space="0" w:color="auto"/>
-              <w:bottom w:val="single" w:sz="2" w:space="0" w:color="auto"/>
-              <w:right w:val="single" w:sz="2" w:space="0" w:color="auto"/>
-            </w:tcBorders>
-            <w:tcMar>
-              <w:top w:w="120" w:type="dxa"/>
-              <w:left w:w="15" w:type="dxa"/>
-              <w:bottom w:w="120" w:type="dxa"/>
-              <w:right w:w="15" w:type="dxa"/>
-            </w:tcMar>
-            <w:hideMark/>
-          </w:tcPr>
-          <w:p>
-            <w:pPr>
-              <w:rPr>
-                <w:color w:val="000000" w:themeColor="text1"/>
-              </w:rPr>
-            </w:pPr>
-            <w:r>
-              <w:rPr>
-                <w:color w:val="000000" w:themeColor="text1"/>
-              </w:rPr>
-              <w:t xml:space="preserve">Order </w:t>
-            </w:r>
-            <w:r>
-              <w:rPr>
-                <w:color w:val="000000" w:themeColor="text1"/>
-              </w:rPr>
-              <w:t>fulfilment</w:t>
-            </w:r>
-            <w:r>
-              <w:rPr>
-                <w:color w:val="000000" w:themeColor="text1"/>
-              </w:rPr>
-              <w:t xml:space="preserve"> rate</w:t>
-            </w:r>
-          </w:p>
-        </w:tc>
-        <w:tc>
-          <w:tcPr>
-            <w:tcW w:w="3969" w:type="dxa"/>
-            <w:tcBorders>
-              <w:top w:val="single" w:sz="2" w:space="0" w:color="auto"/>
-              <w:left w:val="single" w:sz="2" w:space="0" w:color="auto"/>
-              <w:bottom w:val="single" w:sz="2" w:space="0" w:color="auto"/>
-              <w:right w:val="single" w:sz="2" w:space="0" w:color="auto"/>
-            </w:tcBorders>
-            <w:tcMar>
-              <w:top w:w="120" w:type="dxa"/>
-              <w:left w:w="15" w:type="dxa"/>
-              <w:bottom w:w="120" w:type="dxa"/>
-              <w:right w:w="15" w:type="dxa"/>
-            </w:tcMar>
-            <w:hideMark/>
-          </w:tcPr>
-          <w:p>
-            <w:pPr>
-              <w:rPr>
-                <w:color w:val="000000" w:themeColor="text1"/>
-              </w:rPr>
-            </w:pPr>
-            <w:r>
-              <w:rPr>
-                <w:color w:val="000000" w:themeColor="text1"/>
-              </w:rPr>
-              <w:t>Fulfilled orders ÷ total orders × 100</w:t>
-            </w:r>
-          </w:p>
-        </w:tc>
-        <w:tc>
-          <w:tcPr>
-            <w:tcW w:w="2552" w:type="dxa"/>
-            <w:tcBorders>
-              <w:top w:val="single" w:sz="2" w:space="0" w:color="auto"/>
-              <w:left w:val="single" w:sz="2" w:space="0" w:color="auto"/>
-              <w:bottom w:val="single" w:sz="2" w:space="0" w:color="auto"/>
-              <w:right w:val="single" w:sz="2" w:space="0" w:color="auto"/>
-            </w:tcBorders>
-            <w:tcMar>
-              <w:top w:w="120" w:type="dxa"/>
-              <w:left w:w="15" w:type="dxa"/>
-              <w:bottom w:w="120" w:type="dxa"/>
-              <w:right w:w="15" w:type="dxa"/>
-            </w:tcMar>
-            <w:hideMark/>
-          </w:tcPr>
-          <w:p>
-            <w:pPr>
-              <w:rPr>
-                <w:color w:val="000000" w:themeColor="text1"/>
-              </w:rPr>
-            </w:pPr>
-            <w:r>
-              <w:rPr>
-                <w:color w:val="000000" w:themeColor="text1"/>
-              </w:rPr>
-              <w:t>950 ÷ 1,000 × 100 = 95%</w:t>
-            </w:r>
-          </w:p>
-        </w:tc>
-      </w:tr>
-      <w:tr>
-        <w:tc>
-          <w:tcPr>
-            <w:tcW w:w="2407" w:type="dxa"/>
-            <w:tcBorders>
-              <w:top w:val="single" w:sz="2" w:space="0" w:color="auto"/>
-              <w:left w:val="single" w:sz="2" w:space="0" w:color="auto"/>
-              <w:bottom w:val="single" w:sz="2" w:space="0" w:color="auto"/>
-              <w:right w:val="single" w:sz="2" w:space="0" w:color="auto"/>
-            </w:tcBorders>
-            <w:tcMar>
-              <w:top w:w="120" w:type="dxa"/>
-              <w:left w:w="15" w:type="dxa"/>
-              <w:bottom w:w="120" w:type="dxa"/>
-              <w:right w:w="15" w:type="dxa"/>
-            </w:tcMar>
-            <w:hideMark/>
-          </w:tcPr>
-          <w:p>
-            <w:pPr>
-              <w:rPr>
-                <w:color w:val="000000" w:themeColor="text1"/>
-              </w:rPr>
-            </w:pPr>
-            <w:r>
-              <w:rPr>
-                <w:color w:val="000000" w:themeColor="text1"/>
-              </w:rPr>
-              <w:t>Delivery delay rate</w:t>
-            </w:r>
-          </w:p>
-        </w:tc>
-        <w:tc>
-          <w:tcPr>
-            <w:tcW w:w="3969" w:type="dxa"/>
-            <w:tcBorders>
-              <w:top w:val="single" w:sz="2" w:space="0" w:color="auto"/>
-              <w:left w:val="single" w:sz="2" w:space="0" w:color="auto"/>
-              <w:bottom w:val="single" w:sz="2" w:space="0" w:color="auto"/>
-              <w:right w:val="single" w:sz="2" w:space="0" w:color="auto"/>
-            </w:tcBorders>
-            <w:tcMar>
-              <w:top w:w="120" w:type="dxa"/>
-              <w:left w:w="15" w:type="dxa"/>
-              <w:bottom w:w="120" w:type="dxa"/>
-              <w:right w:w="15" w:type="dxa"/>
-            </w:tcMar>
-            <w:hideMark/>
-          </w:tcPr>
-          <w:p>
-            <w:pPr>
-              <w:rPr>
-                <w:color w:val="000000" w:themeColor="text1"/>
-              </w:rPr>
-            </w:pPr>
-            <w:r>
-              <w:rPr>
-                <w:color w:val="000000" w:themeColor="text1"/>
-              </w:rPr>
-              <w:t>Delayed orders ÷ delivered orders × 100</w:t>
-            </w:r>
-          </w:p>
-        </w:tc>
-        <w:tc>
-          <w:tcPr>
-            <w:tcW w:w="2552" w:type="dxa"/>
-            <w:tcBorders>
-              <w:top w:val="single" w:sz="2" w:space="0" w:color="auto"/>
-              <w:left w:val="single" w:sz="2" w:space="0" w:color="auto"/>
-              <w:bottom w:val="single" w:sz="2" w:space="0" w:color="auto"/>
-              <w:right w:val="single" w:sz="2" w:space="0" w:color="auto"/>
-            </w:tcBorders>
-            <w:tcMar>
-              <w:top w:w="120" w:type="dxa"/>
-              <w:left w:w="15" w:type="dxa"/>
-              <w:bottom w:w="120" w:type="dxa"/>
-              <w:right w:w="15" w:type="dxa"/>
-            </w:tcMar>
-            <w:hideMark/>
-          </w:tcPr>
-          <w:p>
-            <w:pPr>
-              <w:rPr>
-                <w:color w:val="000000" w:themeColor="text1"/>
-              </w:rPr>
-            </w:pPr>
-            <w:r>
-              <w:rPr>
-                <w:color w:val="000000" w:themeColor="text1"/>
-              </w:rPr>
-              <w:t>150 ÷ 1,000 × 100 = 15%</w:t>
-            </w:r>
-          </w:p>
-        </w:tc>
-      </w:tr>
-      <w:tr>
-        <w:tc>
-          <w:tcPr>
-            <w:tcW w:w="2407" w:type="dxa"/>
-            <w:tcBorders>
-              <w:top w:val="single" w:sz="2" w:space="0" w:color="auto"/>
-              <w:left w:val="single" w:sz="2" w:space="0" w:color="auto"/>
-              <w:bottom w:val="single" w:sz="2" w:space="0" w:color="auto"/>
-              <w:right w:val="single" w:sz="2" w:space="0" w:color="auto"/>
-            </w:tcBorders>
-            <w:tcMar>
-              <w:top w:w="120" w:type="dxa"/>
-              <w:left w:w="15" w:type="dxa"/>
-              <w:bottom w:w="120" w:type="dxa"/>
-              <w:right w:w="15" w:type="dxa"/>
-            </w:tcMar>
-            <w:hideMark/>
-          </w:tcPr>
-          <w:p>
-            <w:pPr>
-              <w:rPr>
-                <w:color w:val="000000" w:themeColor="text1"/>
-              </w:rPr>
-            </w:pPr>
-            <w:r>
-              <w:rPr>
-                <w:color w:val="000000" w:themeColor="text1"/>
-              </w:rPr>
-              <w:t>Average shipping cost</w:t>
-            </w:r>
-          </w:p>
-        </w:tc>
-        <w:tc>
-          <w:tcPr>
-            <w:tcW w:w="3969" w:type="dxa"/>
-            <w:tcBorders>
-              <w:top w:val="single" w:sz="2" w:space="0" w:color="auto"/>
-              <w:left w:val="single" w:sz="2" w:space="0" w:color="auto"/>
-              <w:bottom w:val="single" w:sz="2" w:space="0" w:color="auto"/>
-              <w:right w:val="single" w:sz="2" w:space="0" w:color="auto"/>
-            </w:tcBorders>
-            <w:tcMar>
-              <w:top w:w="120" w:type="dxa"/>
-              <w:left w:w="15" w:type="dxa"/>
-              <w:bottom w:w="120" w:type="dxa"/>
-              <w:right w:w="15" w:type="dxa"/>
-            </w:tcMar>
-            <w:hideMark/>
-          </w:tcPr>
-          <w:p>
-            <w:pPr>
-              <w:rPr>
-                <w:color w:val="000000" w:themeColor="text1"/>
-              </w:rPr>
-            </w:pPr>
-            <w:r>
-              <w:rPr>
-                <w:color w:val="000000" w:themeColor="text1"/>
-              </w:rPr>
-              <w:t>Total shipping cost ÷ shipped orders</w:t>
-            </w:r>
-          </w:p>
-        </w:tc>
-        <w:tc>
-          <w:tcPr>
-            <w:tcW w:w="2552" w:type="dxa"/>
-            <w:tcBorders>
-              <w:top w:val="single" w:sz="2" w:space="0" w:color="auto"/>
-              <w:left w:val="single" w:sz="2" w:space="0" w:color="auto"/>
-              <w:bottom w:val="single" w:sz="2" w:space="0" w:color="auto"/>
-              <w:right w:val="single" w:sz="2" w:space="0" w:color="auto"/>
-            </w:tcBorders>
-            <w:tcMar>
-              <w:top w:w="120" w:type="dxa"/>
-              <w:left w:w="15" w:type="dxa"/>
-              <w:bottom w:w="120" w:type="dxa"/>
-              <w:right w:w="15" w:type="dxa"/>
-            </w:tcMar>
-            <w:hideMark/>
-          </w:tcPr>
-          <w:p>
-            <w:pPr>
-              <w:rPr>
-                <w:color w:val="000000" w:themeColor="text1"/>
-              </w:rPr>
-            </w:pPr>
-            <w:r>
-              <w:rPr>
-                <w:color w:val="000000" w:themeColor="text1"/>
-              </w:rPr>
-              <w:t>₹50,000 ÷ 1,000 = ₹50</w:t>
-            </w:r>
-          </w:p>
-        </w:tc>
-      </w:tr>
-    </w:tbl>
-    <w:p>
-      <w:pPr>
-        <w:rPr>
-          <w:b/>
-          <w:bCs/>
-          <w:color w:val="000000" w:themeColor="text1"/>
-        </w:rPr>
-      </w:pPr>
-    </w:p>
-    <w:p>
-      <w:pPr>
-        <w:rPr>
-          <w:b/>
-          <w:bCs/>
-          <w:color w:val="000000" w:themeColor="text1"/>
-        </w:rPr>
-      </w:pPr>
-      <w:r>
-        <w:rPr>
-          <w:b/>
-          <w:bCs/>
-          <w:color w:val="000000" w:themeColor="text1"/>
-        </w:rPr>
         <w:t>KPI 2 — Stockout Rate</w:t>
       </w:r>
     </w:p>
@@ -2366,7 +1759,6 @@
         <w:rPr>
           <w:color w:val="000000" w:themeColor="text1"/>
         </w:rPr>
-        <w:lastRenderedPageBreak/>
         <w:t>Fulfilment Rate = Successfully Fulfilled Orders / Total Orders × 100</w:t>
       </w:r>
     </w:p>
@@ -2693,6 +2085,7 @@
               <w:rPr>
                 <w:color w:val="000000" w:themeColor="text1"/>
               </w:rPr>
+              <w:lastRenderedPageBreak/>
               <w:t>Quantity</w:t>
             </w:r>
           </w:p>
@@ -3320,7 +2713,6 @@
         <w:rPr>
           <w:color w:val="000000" w:themeColor="text1"/>
         </w:rPr>
-        <w:lastRenderedPageBreak/>
         <w:t>Optimization: Determine inventory and warehouse allocation strategies.</w:t>
       </w:r>
     </w:p>
@@ -3512,6 +2904,7 @@
           <w:bCs/>
           <w:color w:val="000000" w:themeColor="text1"/>
         </w:rPr>
+        <w:lastRenderedPageBreak/>
         <w:t>↓</w:t>
       </w:r>
     </w:p>
@@ -3971,7 +3364,6 @@
           <w:rFonts w:ascii="Cambria" w:hAnsi="Cambria"/>
           <w:color w:val="000000" w:themeColor="text1"/>
         </w:rPr>
-        <w:lastRenderedPageBreak/>
         <w:t>import pandas as pd</w:t>
       </w:r>
     </w:p>
@@ -4769,6 +4161,7 @@
                 <w:bCs/>
                 <w:color w:val="000000" w:themeColor="text1"/>
               </w:rPr>
+              <w:lastRenderedPageBreak/>
               <w:t>Shipping_Cost</w:t>
             </w:r>
             <w:proofErr w:type="spellEnd"/>
@@ -6863,7 +6256,6 @@
               <w:rPr>
                 <w:color w:val="000000" w:themeColor="text1"/>
               </w:rPr>
-              <w:lastRenderedPageBreak/>
               <w:t>9</w:t>
             </w:r>
           </w:p>
@@ -7635,6 +7027,7 @@
                 <w:bCs/>
                 <w:color w:val="000000" w:themeColor="text1"/>
               </w:rPr>
+              <w:lastRenderedPageBreak/>
               <w:t>Std</w:t>
             </w:r>
           </w:p>
@@ -8424,7 +7817,6 @@
           <w:rFonts w:ascii="Cambria" w:hAnsi="Cambria"/>
           <w:color w:val="000000" w:themeColor="text1"/>
         </w:rPr>
-        <w:lastRenderedPageBreak/>
         <w:t>total_orders</w:t>
       </w:r>
       <w:proofErr w:type="spellEnd"/>
@@ -8861,6 +8253,7 @@
           <w:rFonts w:ascii="Cambria" w:hAnsi="Cambria"/>
           <w:color w:val="000000" w:themeColor="text1"/>
         </w:rPr>
+        <w:lastRenderedPageBreak/>
         <w:t>stockout_rate</w:t>
       </w:r>
       <w:proofErr w:type="spellEnd"/>
@@ -8963,6 +8356,7 @@
     </w:p>
     <w:p>
       <w:pPr>
+        <w:spacing w:after="320"/>
         <w:rPr>
           <w:color w:val="000000" w:themeColor="text1"/>
         </w:rPr>
@@ -8993,10 +8387,1927 @@
     </w:p>
     <w:p>
       <w:pPr>
-        <w:rPr>
-          <w:color w:val="000000" w:themeColor="text1"/>
-        </w:rPr>
-      </w:pPr>
+        <w:pBdr>
+          <w:top w:val="single" w:sz="4" w:space="1" w:color="auto"/>
+          <w:left w:val="single" w:sz="4" w:space="1" w:color="auto"/>
+          <w:bottom w:val="single" w:sz="4" w:space="1" w:color="auto"/>
+          <w:right w:val="single" w:sz="4" w:space="1" w:color="auto"/>
+        </w:pBdr>
+        <w:rPr>
+          <w:color w:val="000000" w:themeColor="text1"/>
+        </w:rPr>
+      </w:pPr>
+      <w:r>
+        <w:rPr>
+          <w:color w:val="000000" w:themeColor="text1"/>
+        </w:rPr>
+        <w:t>import pandas as pd</w:t>
+      </w:r>
+    </w:p>
+    <w:p>
+      <w:pPr>
+        <w:pBdr>
+          <w:top w:val="single" w:sz="4" w:space="1" w:color="auto"/>
+          <w:left w:val="single" w:sz="4" w:space="1" w:color="auto"/>
+          <w:bottom w:val="single" w:sz="4" w:space="1" w:color="auto"/>
+          <w:right w:val="single" w:sz="4" w:space="1" w:color="auto"/>
+        </w:pBdr>
+        <w:rPr>
+          <w:color w:val="000000" w:themeColor="text1"/>
+        </w:rPr>
+      </w:pPr>
+      <w:r>
+        <w:rPr>
+          <w:color w:val="000000" w:themeColor="text1"/>
+        </w:rPr>
+        <w:t xml:space="preserve">import </w:t>
+      </w:r>
+      <w:proofErr w:type="spellStart"/>
+      <w:proofErr w:type="gramStart"/>
+      <w:r>
+        <w:rPr>
+          <w:color w:val="000000" w:themeColor="text1"/>
+        </w:rPr>
+        <w:t>matplotlib.pyplot</w:t>
+      </w:r>
+      <w:proofErr w:type="spellEnd"/>
+      <w:proofErr w:type="gramEnd"/>
+      <w:r>
+        <w:rPr>
+          <w:color w:val="000000" w:themeColor="text1"/>
+        </w:rPr>
+        <w:t xml:space="preserve"> as </w:t>
+      </w:r>
+      <w:proofErr w:type="spellStart"/>
+      <w:r>
+        <w:rPr>
+          <w:color w:val="000000" w:themeColor="text1"/>
+        </w:rPr>
+        <w:t>plt</w:t>
+      </w:r>
+      <w:proofErr w:type="spellEnd"/>
+    </w:p>
+    <w:p>
+      <w:pPr>
+        <w:pBdr>
+          <w:top w:val="single" w:sz="4" w:space="1" w:color="auto"/>
+          <w:left w:val="single" w:sz="4" w:space="1" w:color="auto"/>
+          <w:bottom w:val="single" w:sz="4" w:space="1" w:color="auto"/>
+          <w:right w:val="single" w:sz="4" w:space="1" w:color="auto"/>
+        </w:pBdr>
+        <w:rPr>
+          <w:b/>
+          <w:bCs/>
+          <w:color w:val="000000" w:themeColor="text1"/>
+        </w:rPr>
+      </w:pPr>
+      <w:r>
+        <w:rPr>
+          <w:b/>
+          <w:bCs/>
+          <w:color w:val="000000" w:themeColor="text1"/>
+        </w:rPr>
+        <w:t># 1. Load dataset</w:t>
+      </w:r>
+    </w:p>
+    <w:p>
+      <w:pPr>
+        <w:pBdr>
+          <w:top w:val="single" w:sz="4" w:space="1" w:color="auto"/>
+          <w:left w:val="single" w:sz="4" w:space="1" w:color="auto"/>
+          <w:bottom w:val="single" w:sz="4" w:space="1" w:color="auto"/>
+          <w:right w:val="single" w:sz="4" w:space="1" w:color="auto"/>
+        </w:pBdr>
+        <w:rPr>
+          <w:color w:val="000000" w:themeColor="text1"/>
+        </w:rPr>
+      </w:pPr>
+      <w:proofErr w:type="spellStart"/>
+      <w:r>
+        <w:rPr>
+          <w:color w:val="000000" w:themeColor="text1"/>
+        </w:rPr>
+        <w:t>df</w:t>
+      </w:r>
+      <w:proofErr w:type="spellEnd"/>
+      <w:r>
+        <w:rPr>
+          <w:color w:val="000000" w:themeColor="text1"/>
+        </w:rPr>
+        <w:t xml:space="preserve"> = </w:t>
+      </w:r>
+      <w:proofErr w:type="spellStart"/>
+      <w:proofErr w:type="gramStart"/>
+      <w:r>
+        <w:rPr>
+          <w:color w:val="000000" w:themeColor="text1"/>
+        </w:rPr>
+        <w:t>pd.read</w:t>
+      </w:r>
+      <w:proofErr w:type="gramEnd"/>
+      <w:r>
+        <w:rPr>
+          <w:color w:val="000000" w:themeColor="text1"/>
+        </w:rPr>
+        <w:t>_csv</w:t>
+      </w:r>
+      <w:proofErr w:type="spellEnd"/>
+      <w:r>
+        <w:rPr>
+          <w:color w:val="000000" w:themeColor="text1"/>
+        </w:rPr>
+        <w:t>("ecommerce_logistics.csv")</w:t>
+      </w:r>
+    </w:p>
+    <w:p>
+      <w:pPr>
+        <w:pBdr>
+          <w:top w:val="single" w:sz="4" w:space="1" w:color="auto"/>
+          <w:left w:val="single" w:sz="4" w:space="1" w:color="auto"/>
+          <w:bottom w:val="single" w:sz="4" w:space="1" w:color="auto"/>
+          <w:right w:val="single" w:sz="4" w:space="1" w:color="auto"/>
+        </w:pBdr>
+        <w:rPr>
+          <w:b/>
+          <w:bCs/>
+          <w:color w:val="000000" w:themeColor="text1"/>
+        </w:rPr>
+      </w:pPr>
+      <w:r>
+        <w:rPr>
+          <w:b/>
+          <w:bCs/>
+          <w:color w:val="000000" w:themeColor="text1"/>
+        </w:rPr>
+        <w:t># 2. Clean column names</w:t>
+      </w:r>
+    </w:p>
+    <w:p>
+      <w:pPr>
+        <w:pBdr>
+          <w:top w:val="single" w:sz="4" w:space="1" w:color="auto"/>
+          <w:left w:val="single" w:sz="4" w:space="1" w:color="auto"/>
+          <w:bottom w:val="single" w:sz="4" w:space="1" w:color="auto"/>
+          <w:right w:val="single" w:sz="4" w:space="1" w:color="auto"/>
+        </w:pBdr>
+        <w:rPr>
+          <w:color w:val="000000" w:themeColor="text1"/>
+        </w:rPr>
+      </w:pPr>
+      <w:proofErr w:type="spellStart"/>
+      <w:proofErr w:type="gramStart"/>
+      <w:r>
+        <w:rPr>
+          <w:color w:val="000000" w:themeColor="text1"/>
+        </w:rPr>
+        <w:t>df.columns</w:t>
+      </w:r>
+      <w:proofErr w:type="spellEnd"/>
+      <w:proofErr w:type="gramEnd"/>
+      <w:r>
+        <w:rPr>
+          <w:color w:val="000000" w:themeColor="text1"/>
+        </w:rPr>
+        <w:t xml:space="preserve"> = </w:t>
+      </w:r>
+      <w:proofErr w:type="spellStart"/>
+      <w:proofErr w:type="gramStart"/>
+      <w:r>
+        <w:rPr>
+          <w:color w:val="000000" w:themeColor="text1"/>
+        </w:rPr>
+        <w:t>df.columns.str.strip</w:t>
+      </w:r>
+      <w:proofErr w:type="spellEnd"/>
+      <w:proofErr w:type="gramEnd"/>
+      <w:r>
+        <w:rPr>
+          <w:color w:val="000000" w:themeColor="text1"/>
+        </w:rPr>
+        <w:t>()</w:t>
+      </w:r>
+    </w:p>
+    <w:p>
+      <w:pPr>
+        <w:pBdr>
+          <w:top w:val="single" w:sz="4" w:space="1" w:color="auto"/>
+          <w:left w:val="single" w:sz="4" w:space="1" w:color="auto"/>
+          <w:bottom w:val="single" w:sz="4" w:space="1" w:color="auto"/>
+          <w:right w:val="single" w:sz="4" w:space="1" w:color="auto"/>
+        </w:pBdr>
+        <w:rPr>
+          <w:b/>
+          <w:bCs/>
+          <w:color w:val="000000" w:themeColor="text1"/>
+        </w:rPr>
+      </w:pPr>
+      <w:r>
+        <w:rPr>
+          <w:b/>
+          <w:bCs/>
+          <w:color w:val="000000" w:themeColor="text1"/>
+        </w:rPr>
+        <w:t># 3. Convert required columns to numeric</w:t>
+      </w:r>
+    </w:p>
+    <w:p>
+      <w:pPr>
+        <w:pBdr>
+          <w:top w:val="single" w:sz="4" w:space="1" w:color="auto"/>
+          <w:left w:val="single" w:sz="4" w:space="1" w:color="auto"/>
+          <w:bottom w:val="single" w:sz="4" w:space="1" w:color="auto"/>
+          <w:right w:val="single" w:sz="4" w:space="1" w:color="auto"/>
+        </w:pBdr>
+        <w:rPr>
+          <w:color w:val="000000" w:themeColor="text1"/>
+        </w:rPr>
+      </w:pPr>
+      <w:r>
+        <w:rPr>
+          <w:color w:val="000000" w:themeColor="text1"/>
+        </w:rPr>
+        <w:t>for col in ["</w:t>
+      </w:r>
+      <w:proofErr w:type="spellStart"/>
+      <w:r>
+        <w:rPr>
+          <w:color w:val="000000" w:themeColor="text1"/>
+        </w:rPr>
+        <w:t>Delivery_Days</w:t>
+      </w:r>
+      <w:proofErr w:type="spellEnd"/>
+      <w:r>
+        <w:rPr>
+          <w:color w:val="000000" w:themeColor="text1"/>
+        </w:rPr>
+        <w:t>", "</w:t>
+      </w:r>
+      <w:proofErr w:type="spellStart"/>
+      <w:r>
+        <w:rPr>
+          <w:color w:val="000000" w:themeColor="text1"/>
+        </w:rPr>
+        <w:t>Expected_Days</w:t>
+      </w:r>
+      <w:proofErr w:type="spellEnd"/>
+      <w:r>
+        <w:rPr>
+          <w:color w:val="000000" w:themeColor="text1"/>
+        </w:rPr>
+        <w:t>", "</w:t>
+      </w:r>
+      <w:proofErr w:type="spellStart"/>
+      <w:r>
+        <w:rPr>
+          <w:color w:val="000000" w:themeColor="text1"/>
+        </w:rPr>
+        <w:t>Shipping_Cost</w:t>
+      </w:r>
+      <w:proofErr w:type="spellEnd"/>
+      <w:r>
+        <w:rPr>
+          <w:color w:val="000000" w:themeColor="text1"/>
+        </w:rPr>
+        <w:t>"]:</w:t>
+      </w:r>
+    </w:p>
+    <w:p>
+      <w:pPr>
+        <w:pBdr>
+          <w:top w:val="single" w:sz="4" w:space="1" w:color="auto"/>
+          <w:left w:val="single" w:sz="4" w:space="1" w:color="auto"/>
+          <w:bottom w:val="single" w:sz="4" w:space="1" w:color="auto"/>
+          <w:right w:val="single" w:sz="4" w:space="1" w:color="auto"/>
+        </w:pBdr>
+        <w:rPr>
+          <w:color w:val="000000" w:themeColor="text1"/>
+        </w:rPr>
+      </w:pPr>
+      <w:r>
+        <w:rPr>
+          <w:color w:val="000000" w:themeColor="text1"/>
+        </w:rPr>
+        <w:t xml:space="preserve">    </w:t>
+      </w:r>
+      <w:proofErr w:type="spellStart"/>
+      <w:r>
+        <w:rPr>
+          <w:color w:val="000000" w:themeColor="text1"/>
+        </w:rPr>
+        <w:t>df</w:t>
+      </w:r>
+      <w:proofErr w:type="spellEnd"/>
+      <w:r>
+        <w:rPr>
+          <w:color w:val="000000" w:themeColor="text1"/>
+        </w:rPr>
+        <w:t xml:space="preserve">[col] = </w:t>
+      </w:r>
+      <w:proofErr w:type="spellStart"/>
+      <w:r>
+        <w:rPr>
+          <w:color w:val="000000" w:themeColor="text1"/>
+        </w:rPr>
+        <w:t>pd.to_numeric</w:t>
+      </w:r>
+      <w:proofErr w:type="spellEnd"/>
+      <w:r>
+        <w:rPr>
+          <w:color w:val="000000" w:themeColor="text1"/>
+        </w:rPr>
+        <w:t>(</w:t>
+      </w:r>
+      <w:proofErr w:type="spellStart"/>
+      <w:r>
+        <w:rPr>
+          <w:color w:val="000000" w:themeColor="text1"/>
+        </w:rPr>
+        <w:t>df</w:t>
+      </w:r>
+      <w:proofErr w:type="spellEnd"/>
+      <w:r>
+        <w:rPr>
+          <w:color w:val="000000" w:themeColor="text1"/>
+        </w:rPr>
+        <w:t>[col], errors="coerce")</w:t>
+      </w:r>
+    </w:p>
+    <w:p>
+      <w:pPr>
+        <w:pBdr>
+          <w:top w:val="single" w:sz="4" w:space="1" w:color="auto"/>
+          <w:left w:val="single" w:sz="4" w:space="1" w:color="auto"/>
+          <w:bottom w:val="single" w:sz="4" w:space="1" w:color="auto"/>
+          <w:right w:val="single" w:sz="4" w:space="1" w:color="auto"/>
+        </w:pBdr>
+        <w:rPr>
+          <w:b/>
+          <w:bCs/>
+          <w:color w:val="000000" w:themeColor="text1"/>
+        </w:rPr>
+      </w:pPr>
+      <w:r>
+        <w:rPr>
+          <w:b/>
+          <w:bCs/>
+          <w:color w:val="000000" w:themeColor="text1"/>
+        </w:rPr>
+        <w:t># 4. Validate required columns</w:t>
+      </w:r>
+    </w:p>
+    <w:p>
+      <w:pPr>
+        <w:pBdr>
+          <w:top w:val="single" w:sz="4" w:space="1" w:color="auto"/>
+          <w:left w:val="single" w:sz="4" w:space="1" w:color="auto"/>
+          <w:bottom w:val="single" w:sz="4" w:space="1" w:color="auto"/>
+          <w:right w:val="single" w:sz="4" w:space="1" w:color="auto"/>
+        </w:pBdr>
+        <w:rPr>
+          <w:color w:val="000000" w:themeColor="text1"/>
+        </w:rPr>
+      </w:pPr>
+      <w:r>
+        <w:rPr>
+          <w:color w:val="000000" w:themeColor="text1"/>
+        </w:rPr>
+        <w:t>required = ["</w:t>
+      </w:r>
+      <w:proofErr w:type="spellStart"/>
+      <w:r>
+        <w:rPr>
+          <w:color w:val="000000" w:themeColor="text1"/>
+        </w:rPr>
+        <w:t>Order_ID</w:t>
+      </w:r>
+      <w:proofErr w:type="spellEnd"/>
+      <w:r>
+        <w:rPr>
+          <w:color w:val="000000" w:themeColor="text1"/>
+        </w:rPr>
+        <w:t>", "</w:t>
+      </w:r>
+      <w:proofErr w:type="spellStart"/>
+      <w:r>
+        <w:rPr>
+          <w:color w:val="000000" w:themeColor="text1"/>
+        </w:rPr>
+        <w:t>Delivery_Partner</w:t>
+      </w:r>
+      <w:proofErr w:type="spellEnd"/>
+      <w:r>
+        <w:rPr>
+          <w:color w:val="000000" w:themeColor="text1"/>
+        </w:rPr>
+        <w:t>",</w:t>
+      </w:r>
+      <w:r>
+        <w:rPr>
+          <w:color w:val="000000" w:themeColor="text1"/>
+        </w:rPr>
+        <w:t xml:space="preserve"> </w:t>
+      </w:r>
+      <w:r>
+        <w:rPr>
+          <w:color w:val="000000" w:themeColor="text1"/>
+        </w:rPr>
+        <w:t>"</w:t>
+      </w:r>
+      <w:proofErr w:type="spellStart"/>
+      <w:r>
+        <w:rPr>
+          <w:color w:val="000000" w:themeColor="text1"/>
+        </w:rPr>
+        <w:t>Delivery_Days</w:t>
+      </w:r>
+      <w:proofErr w:type="spellEnd"/>
+      <w:r>
+        <w:rPr>
+          <w:color w:val="000000" w:themeColor="text1"/>
+        </w:rPr>
+        <w:t>", "</w:t>
+      </w:r>
+      <w:proofErr w:type="spellStart"/>
+      <w:r>
+        <w:rPr>
+          <w:color w:val="000000" w:themeColor="text1"/>
+        </w:rPr>
+        <w:t>Expected_Days</w:t>
+      </w:r>
+      <w:proofErr w:type="spellEnd"/>
+      <w:r>
+        <w:rPr>
+          <w:color w:val="000000" w:themeColor="text1"/>
+        </w:rPr>
+        <w:t>", "</w:t>
+      </w:r>
+      <w:proofErr w:type="spellStart"/>
+      <w:r>
+        <w:rPr>
+          <w:color w:val="000000" w:themeColor="text1"/>
+        </w:rPr>
+        <w:t>Shipping_Cost</w:t>
+      </w:r>
+      <w:proofErr w:type="spellEnd"/>
+      <w:r>
+        <w:rPr>
+          <w:color w:val="000000" w:themeColor="text1"/>
+        </w:rPr>
+        <w:t>"]</w:t>
+      </w:r>
+    </w:p>
+    <w:p>
+      <w:pPr>
+        <w:pBdr>
+          <w:top w:val="single" w:sz="4" w:space="1" w:color="auto"/>
+          <w:left w:val="single" w:sz="4" w:space="1" w:color="auto"/>
+          <w:bottom w:val="single" w:sz="4" w:space="1" w:color="auto"/>
+          <w:right w:val="single" w:sz="4" w:space="1" w:color="auto"/>
+        </w:pBdr>
+        <w:rPr>
+          <w:color w:val="000000" w:themeColor="text1"/>
+        </w:rPr>
+      </w:pPr>
+      <w:r>
+        <w:rPr>
+          <w:color w:val="000000" w:themeColor="text1"/>
+        </w:rPr>
+        <w:t xml:space="preserve">missing = [col for col in required if col not in </w:t>
+      </w:r>
+      <w:proofErr w:type="spellStart"/>
+      <w:proofErr w:type="gramStart"/>
+      <w:r>
+        <w:rPr>
+          <w:color w:val="000000" w:themeColor="text1"/>
+        </w:rPr>
+        <w:t>df.columns</w:t>
+      </w:r>
+      <w:proofErr w:type="spellEnd"/>
+      <w:proofErr w:type="gramEnd"/>
+      <w:r>
+        <w:rPr>
+          <w:color w:val="000000" w:themeColor="text1"/>
+        </w:rPr>
+        <w:t>]</w:t>
+      </w:r>
+    </w:p>
+    <w:p>
+      <w:pPr>
+        <w:pBdr>
+          <w:top w:val="single" w:sz="4" w:space="1" w:color="auto"/>
+          <w:left w:val="single" w:sz="4" w:space="1" w:color="auto"/>
+          <w:bottom w:val="single" w:sz="4" w:space="1" w:color="auto"/>
+          <w:right w:val="single" w:sz="4" w:space="1" w:color="auto"/>
+        </w:pBdr>
+        <w:rPr>
+          <w:color w:val="000000" w:themeColor="text1"/>
+        </w:rPr>
+      </w:pPr>
+      <w:r>
+        <w:rPr>
+          <w:color w:val="000000" w:themeColor="text1"/>
+        </w:rPr>
+        <w:t>if missing:</w:t>
+      </w:r>
+    </w:p>
+    <w:p>
+      <w:pPr>
+        <w:pBdr>
+          <w:top w:val="single" w:sz="4" w:space="1" w:color="auto"/>
+          <w:left w:val="single" w:sz="4" w:space="1" w:color="auto"/>
+          <w:bottom w:val="single" w:sz="4" w:space="1" w:color="auto"/>
+          <w:right w:val="single" w:sz="4" w:space="1" w:color="auto"/>
+        </w:pBdr>
+        <w:rPr>
+          <w:color w:val="000000" w:themeColor="text1"/>
+        </w:rPr>
+      </w:pPr>
+      <w:r>
+        <w:rPr>
+          <w:color w:val="000000" w:themeColor="text1"/>
+        </w:rPr>
+        <w:t xml:space="preserve">    raise </w:t>
+      </w:r>
+      <w:proofErr w:type="spellStart"/>
+      <w:proofErr w:type="gramStart"/>
+      <w:r>
+        <w:rPr>
+          <w:color w:val="000000" w:themeColor="text1"/>
+        </w:rPr>
+        <w:t>ValueError</w:t>
+      </w:r>
+      <w:proofErr w:type="spellEnd"/>
+      <w:r>
+        <w:rPr>
+          <w:color w:val="000000" w:themeColor="text1"/>
+        </w:rPr>
+        <w:t>(</w:t>
+      </w:r>
+      <w:proofErr w:type="spellStart"/>
+      <w:proofErr w:type="gramEnd"/>
+      <w:r>
+        <w:rPr>
+          <w:color w:val="000000" w:themeColor="text1"/>
+        </w:rPr>
+        <w:t>f"Missing</w:t>
+      </w:r>
+      <w:proofErr w:type="spellEnd"/>
+      <w:r>
+        <w:rPr>
+          <w:color w:val="000000" w:themeColor="text1"/>
+        </w:rPr>
+        <w:t xml:space="preserve"> columns: {missing}")</w:t>
+      </w:r>
+    </w:p>
+    <w:p>
+      <w:pPr>
+        <w:pBdr>
+          <w:top w:val="single" w:sz="4" w:space="1" w:color="auto"/>
+          <w:left w:val="single" w:sz="4" w:space="1" w:color="auto"/>
+          <w:bottom w:val="single" w:sz="4" w:space="1" w:color="auto"/>
+          <w:right w:val="single" w:sz="4" w:space="1" w:color="auto"/>
+        </w:pBdr>
+        <w:rPr>
+          <w:b/>
+          <w:bCs/>
+          <w:color w:val="000000" w:themeColor="text1"/>
+        </w:rPr>
+      </w:pPr>
+      <w:r>
+        <w:rPr>
+          <w:b/>
+          <w:bCs/>
+          <w:color w:val="000000" w:themeColor="text1"/>
+        </w:rPr>
+        <w:t># 5. Keep rows with valid delivery information</w:t>
+      </w:r>
+    </w:p>
+    <w:p>
+      <w:pPr>
+        <w:pBdr>
+          <w:top w:val="single" w:sz="4" w:space="1" w:color="auto"/>
+          <w:left w:val="single" w:sz="4" w:space="1" w:color="auto"/>
+          <w:bottom w:val="single" w:sz="4" w:space="1" w:color="auto"/>
+          <w:right w:val="single" w:sz="4" w:space="1" w:color="auto"/>
+        </w:pBdr>
+        <w:rPr>
+          <w:color w:val="000000" w:themeColor="text1"/>
+        </w:rPr>
+      </w:pPr>
+      <w:proofErr w:type="spellStart"/>
+      <w:r>
+        <w:rPr>
+          <w:color w:val="000000" w:themeColor="text1"/>
+        </w:rPr>
+        <w:t>valid_df</w:t>
+      </w:r>
+      <w:proofErr w:type="spellEnd"/>
+      <w:r>
+        <w:rPr>
+          <w:color w:val="000000" w:themeColor="text1"/>
+        </w:rPr>
+        <w:t xml:space="preserve"> = </w:t>
+      </w:r>
+      <w:proofErr w:type="spellStart"/>
+      <w:proofErr w:type="gramStart"/>
+      <w:r>
+        <w:rPr>
+          <w:color w:val="000000" w:themeColor="text1"/>
+        </w:rPr>
+        <w:t>df.dropna</w:t>
+      </w:r>
+      <w:proofErr w:type="spellEnd"/>
+      <w:proofErr w:type="gramEnd"/>
+      <w:r>
+        <w:rPr>
+          <w:color w:val="000000" w:themeColor="text1"/>
+        </w:rPr>
+        <w:t>(</w:t>
+      </w:r>
+    </w:p>
+    <w:p>
+      <w:pPr>
+        <w:pBdr>
+          <w:top w:val="single" w:sz="4" w:space="1" w:color="auto"/>
+          <w:left w:val="single" w:sz="4" w:space="1" w:color="auto"/>
+          <w:bottom w:val="single" w:sz="4" w:space="1" w:color="auto"/>
+          <w:right w:val="single" w:sz="4" w:space="1" w:color="auto"/>
+        </w:pBdr>
+        <w:rPr>
+          <w:color w:val="000000" w:themeColor="text1"/>
+        </w:rPr>
+      </w:pPr>
+      <w:r>
+        <w:rPr>
+          <w:color w:val="000000" w:themeColor="text1"/>
+        </w:rPr>
+        <w:t xml:space="preserve">    subset</w:t>
+      </w:r>
+      <w:proofErr w:type="gramStart"/>
+      <w:r>
+        <w:rPr>
+          <w:color w:val="000000" w:themeColor="text1"/>
+        </w:rPr>
+        <w:t>=[</w:t>
+      </w:r>
+      <w:proofErr w:type="gramEnd"/>
+      <w:r>
+        <w:rPr>
+          <w:color w:val="000000" w:themeColor="text1"/>
+        </w:rPr>
+        <w:t>"</w:t>
+      </w:r>
+      <w:proofErr w:type="spellStart"/>
+      <w:r>
+        <w:rPr>
+          <w:color w:val="000000" w:themeColor="text1"/>
+        </w:rPr>
+        <w:t>Order_ID</w:t>
+      </w:r>
+      <w:proofErr w:type="spellEnd"/>
+      <w:r>
+        <w:rPr>
+          <w:color w:val="000000" w:themeColor="text1"/>
+        </w:rPr>
+        <w:t>", "</w:t>
+      </w:r>
+      <w:proofErr w:type="spellStart"/>
+      <w:r>
+        <w:rPr>
+          <w:color w:val="000000" w:themeColor="text1"/>
+        </w:rPr>
+        <w:t>Delivery_Partner</w:t>
+      </w:r>
+      <w:proofErr w:type="spellEnd"/>
+      <w:r>
+        <w:rPr>
+          <w:color w:val="000000" w:themeColor="text1"/>
+        </w:rPr>
+        <w:t>",</w:t>
+      </w:r>
+      <w:r>
+        <w:rPr>
+          <w:color w:val="000000" w:themeColor="text1"/>
+        </w:rPr>
+        <w:t xml:space="preserve"> </w:t>
+      </w:r>
+      <w:r>
+        <w:rPr>
+          <w:color w:val="000000" w:themeColor="text1"/>
+        </w:rPr>
+        <w:t>"</w:t>
+      </w:r>
+      <w:proofErr w:type="spellStart"/>
+      <w:r>
+        <w:rPr>
+          <w:color w:val="000000" w:themeColor="text1"/>
+        </w:rPr>
+        <w:t>Delivery_Days</w:t>
+      </w:r>
+      <w:proofErr w:type="spellEnd"/>
+      <w:r>
+        <w:rPr>
+          <w:color w:val="000000" w:themeColor="text1"/>
+        </w:rPr>
+        <w:t>", "</w:t>
+      </w:r>
+      <w:proofErr w:type="spellStart"/>
+      <w:r>
+        <w:rPr>
+          <w:color w:val="000000" w:themeColor="text1"/>
+        </w:rPr>
+        <w:t>Expected_Days</w:t>
+      </w:r>
+      <w:proofErr w:type="spellEnd"/>
+      <w:r>
+        <w:rPr>
+          <w:color w:val="000000" w:themeColor="text1"/>
+        </w:rPr>
+        <w:t>"]</w:t>
+      </w:r>
+      <w:proofErr w:type="gramStart"/>
+      <w:r>
+        <w:rPr>
+          <w:color w:val="000000" w:themeColor="text1"/>
+        </w:rPr>
+        <w:t>).copy</w:t>
+      </w:r>
+      <w:proofErr w:type="gramEnd"/>
+      <w:r>
+        <w:rPr>
+          <w:color w:val="000000" w:themeColor="text1"/>
+        </w:rPr>
+        <w:t>()</w:t>
+      </w:r>
+    </w:p>
+    <w:p>
+      <w:pPr>
+        <w:pBdr>
+          <w:top w:val="single" w:sz="4" w:space="1" w:color="auto"/>
+          <w:left w:val="single" w:sz="4" w:space="1" w:color="auto"/>
+          <w:bottom w:val="single" w:sz="4" w:space="1" w:color="auto"/>
+          <w:right w:val="single" w:sz="4" w:space="1" w:color="auto"/>
+        </w:pBdr>
+        <w:rPr>
+          <w:b/>
+          <w:bCs/>
+          <w:color w:val="000000" w:themeColor="text1"/>
+        </w:rPr>
+      </w:pPr>
+      <w:r>
+        <w:rPr>
+          <w:b/>
+          <w:bCs/>
+          <w:color w:val="000000" w:themeColor="text1"/>
+        </w:rPr>
+        <w:t># 6. Calculate on-time status</w:t>
+      </w:r>
+    </w:p>
+    <w:p>
+      <w:pPr>
+        <w:pBdr>
+          <w:top w:val="single" w:sz="4" w:space="1" w:color="auto"/>
+          <w:left w:val="single" w:sz="4" w:space="1" w:color="auto"/>
+          <w:bottom w:val="single" w:sz="4" w:space="1" w:color="auto"/>
+          <w:right w:val="single" w:sz="4" w:space="1" w:color="auto"/>
+        </w:pBdr>
+        <w:rPr>
+          <w:color w:val="000000" w:themeColor="text1"/>
+        </w:rPr>
+      </w:pPr>
+      <w:proofErr w:type="spellStart"/>
+      <w:r>
+        <w:rPr>
+          <w:color w:val="000000" w:themeColor="text1"/>
+        </w:rPr>
+        <w:t>valid_df</w:t>
+      </w:r>
+      <w:proofErr w:type="spellEnd"/>
+      <w:r>
+        <w:rPr>
+          <w:color w:val="000000" w:themeColor="text1"/>
+        </w:rPr>
+        <w:t>["</w:t>
+      </w:r>
+      <w:proofErr w:type="spellStart"/>
+      <w:r>
+        <w:rPr>
+          <w:color w:val="000000" w:themeColor="text1"/>
+        </w:rPr>
+        <w:t>On_Time</w:t>
+      </w:r>
+      <w:proofErr w:type="spellEnd"/>
+      <w:r>
+        <w:rPr>
+          <w:color w:val="000000" w:themeColor="text1"/>
+        </w:rPr>
+        <w:t xml:space="preserve">"] = </w:t>
+      </w:r>
+      <w:proofErr w:type="gramStart"/>
+      <w:r>
+        <w:rPr>
+          <w:color w:val="000000" w:themeColor="text1"/>
+        </w:rPr>
+        <w:t xml:space="preserve">( </w:t>
+      </w:r>
+      <w:proofErr w:type="spellStart"/>
+      <w:r>
+        <w:rPr>
+          <w:color w:val="000000" w:themeColor="text1"/>
+        </w:rPr>
+        <w:t>valid</w:t>
+      </w:r>
+      <w:proofErr w:type="gramEnd"/>
+      <w:r>
+        <w:rPr>
+          <w:color w:val="000000" w:themeColor="text1"/>
+        </w:rPr>
+        <w:t>_df</w:t>
+      </w:r>
+      <w:proofErr w:type="spellEnd"/>
+      <w:r>
+        <w:rPr>
+          <w:color w:val="000000" w:themeColor="text1"/>
+        </w:rPr>
+        <w:t>["</w:t>
+      </w:r>
+      <w:proofErr w:type="spellStart"/>
+      <w:r>
+        <w:rPr>
+          <w:color w:val="000000" w:themeColor="text1"/>
+        </w:rPr>
+        <w:t>Delivery_Days</w:t>
+      </w:r>
+      <w:proofErr w:type="spellEnd"/>
+      <w:r>
+        <w:rPr>
+          <w:color w:val="000000" w:themeColor="text1"/>
+        </w:rPr>
+        <w:t xml:space="preserve">"] &lt;= </w:t>
+      </w:r>
+      <w:proofErr w:type="spellStart"/>
+      <w:r>
+        <w:rPr>
+          <w:color w:val="000000" w:themeColor="text1"/>
+        </w:rPr>
+        <w:t>valid_df</w:t>
+      </w:r>
+      <w:proofErr w:type="spellEnd"/>
+      <w:r>
+        <w:rPr>
+          <w:color w:val="000000" w:themeColor="text1"/>
+        </w:rPr>
+        <w:t>["</w:t>
+      </w:r>
+      <w:proofErr w:type="spellStart"/>
+      <w:r>
+        <w:rPr>
+          <w:color w:val="000000" w:themeColor="text1"/>
+        </w:rPr>
+        <w:t>Expected_Days</w:t>
+      </w:r>
+      <w:proofErr w:type="spellEnd"/>
+      <w:r>
+        <w:rPr>
+          <w:color w:val="000000" w:themeColor="text1"/>
+        </w:rPr>
+        <w:t>"])</w:t>
+      </w:r>
+    </w:p>
+    <w:p>
+      <w:pPr>
+        <w:pBdr>
+          <w:top w:val="single" w:sz="4" w:space="1" w:color="auto"/>
+          <w:left w:val="single" w:sz="4" w:space="1" w:color="auto"/>
+          <w:bottom w:val="single" w:sz="4" w:space="1" w:color="auto"/>
+          <w:right w:val="single" w:sz="4" w:space="1" w:color="auto"/>
+        </w:pBdr>
+        <w:rPr>
+          <w:color w:val="000000" w:themeColor="text1"/>
+        </w:rPr>
+      </w:pPr>
+      <w:r>
+        <w:rPr>
+          <w:noProof/>
+          <w:color w:val="000000" w:themeColor="text1"/>
+        </w:rPr>
+        <mc:AlternateContent>
+          <mc:Choice Requires="wps">
+            <w:drawing>
+              <wp:anchor distT="0" distB="0" distL="114300" distR="114300" simplePos="0" relativeHeight="251659264" behindDoc="0" locked="0" layoutInCell="1" allowOverlap="1" wp14:anchorId="360BCB84" wp14:editId="7A18247B">
+                <wp:simplePos x="0" y="0"/>
+                <wp:positionH relativeFrom="column">
+                  <wp:posOffset>-38100</wp:posOffset>
+                </wp:positionH>
+                <wp:positionV relativeFrom="paragraph">
+                  <wp:posOffset>223520</wp:posOffset>
+                </wp:positionV>
+                <wp:extent cx="5810250" cy="19050"/>
+                <wp:effectExtent l="0" t="0" r="19050" b="19050"/>
+                <wp:wrapNone/>
+                <wp:docPr id="1544729762" name="Straight Connector 2"/>
+                <wp:cNvGraphicFramePr/>
+                <a:graphic xmlns:a="http://schemas.openxmlformats.org/drawingml/2006/main">
+                  <a:graphicData uri="http://schemas.microsoft.com/office/word/2010/wordprocessingShape">
+                    <wps:wsp>
+                      <wps:cNvCnPr/>
+                      <wps:spPr>
+                        <a:xfrm>
+                          <a:off x="0" y="0"/>
+                          <a:ext cx="5810250" cy="19050"/>
+                        </a:xfrm>
+                        <a:prstGeom prst="line">
+                          <a:avLst/>
+                        </a:prstGeom>
+                      </wps:spPr>
+                      <wps:style>
+                        <a:lnRef idx="1">
+                          <a:schemeClr val="accent1"/>
+                        </a:lnRef>
+                        <a:fillRef idx="0">
+                          <a:schemeClr val="accent1"/>
+                        </a:fillRef>
+                        <a:effectRef idx="0">
+                          <a:schemeClr val="accent1"/>
+                        </a:effectRef>
+                        <a:fontRef idx="minor">
+                          <a:schemeClr val="tx1"/>
+                        </a:fontRef>
+                      </wps:style>
+                      <wps:bodyPr/>
+                    </wps:wsp>
+                  </a:graphicData>
+                </a:graphic>
+                <wp14:sizeRelH relativeFrom="margin">
+                  <wp14:pctWidth>0</wp14:pctWidth>
+                </wp14:sizeRelH>
+                <wp14:sizeRelV relativeFrom="margin">
+                  <wp14:pctHeight>0</wp14:pctHeight>
+                </wp14:sizeRelV>
+              </wp:anchor>
+            </w:drawing>
+          </mc:Choice>
+          <mc:Fallback>
+            <w:pict>
+              <v:line w14:anchorId="37083EEA" id="Straight Connector 2" o:spid="_x0000_s1026" style="position:absolute;z-index:251659264;visibility:visible;mso-wrap-style:square;mso-width-percent:0;mso-height-percent:0;mso-wrap-distance-left:9pt;mso-wrap-distance-top:0;mso-wrap-distance-right:9pt;mso-wrap-distance-bottom:0;mso-position-horizontal:absolute;mso-position-horizontal-relative:text;mso-position-vertical:absolute;mso-position-vertical-relative:text;mso-width-percent:0;mso-height-percent:0;mso-width-relative:margin;mso-height-relative:margin" from="-3pt,17.6pt" to="454.5pt,19.1pt" o:gfxdata="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" strokecolor="#4472c4 [3204]" strokeweight=".5pt">
+                <v:stroke joinstyle="miter"/>
+              </v:line>
+            </w:pict>
+          </mc:Fallback>
+        </mc:AlternateContent>
+      </w:r>
+    </w:p>
+    <w:p>
+      <w:pPr>
+        <w:pBdr>
+          <w:top w:val="single" w:sz="4" w:space="1" w:color="auto"/>
+          <w:left w:val="single" w:sz="4" w:space="1" w:color="auto"/>
+          <w:bottom w:val="single" w:sz="4" w:space="1" w:color="auto"/>
+          <w:right w:val="single" w:sz="4" w:space="1" w:color="auto"/>
+        </w:pBdr>
+        <w:rPr>
+          <w:b/>
+          <w:bCs/>
+          <w:color w:val="000000" w:themeColor="text1"/>
+        </w:rPr>
+      </w:pPr>
+      <w:r>
+        <w:rPr>
+          <w:b/>
+          <w:bCs/>
+          <w:noProof/>
+          <w:color w:val="000000" w:themeColor="text1"/>
+        </w:rPr>
+        <mc:AlternateContent>
+          <mc:Choice Requires="wps">
+            <w:drawing>
+              <wp:anchor distT="0" distB="0" distL="114300" distR="114300" simplePos="0" relativeHeight="251660288" behindDoc="0" locked="0" layoutInCell="1" allowOverlap="1" wp14:anchorId="6DDB02C2" wp14:editId="1662AEE6">
+                <wp:simplePos x="0" y="0"/>
+                <wp:positionH relativeFrom="column">
+                  <wp:posOffset>-28576</wp:posOffset>
+                </wp:positionH>
+                <wp:positionV relativeFrom="paragraph">
+                  <wp:posOffset>28575</wp:posOffset>
+                </wp:positionV>
+                <wp:extent cx="5762625" cy="0"/>
+                <wp:effectExtent l="0" t="0" r="0" b="0"/>
+                <wp:wrapNone/>
+                <wp:docPr id="1311621750" name="Straight Connector 3"/>
+                <wp:cNvGraphicFramePr/>
+                <a:graphic xmlns:a="http://schemas.openxmlformats.org/drawingml/2006/main">
+                  <a:graphicData uri="http://schemas.microsoft.com/office/word/2010/wordprocessingShape">
+                    <wps:wsp>
+                      <wps:cNvCnPr/>
+                      <wps:spPr>
+                        <a:xfrm>
+                          <a:off x="0" y="0"/>
+                          <a:ext cx="5762625" cy="0"/>
+                        </a:xfrm>
+                        <a:prstGeom prst="line">
+                          <a:avLst/>
+                        </a:prstGeom>
+                      </wps:spPr>
+                      <wps:style>
+                        <a:lnRef idx="1">
+                          <a:schemeClr val="accent1"/>
+                        </a:lnRef>
+                        <a:fillRef idx="0">
+                          <a:schemeClr val="accent1"/>
+                        </a:fillRef>
+                        <a:effectRef idx="0">
+                          <a:schemeClr val="accent1"/>
+                        </a:effectRef>
+                        <a:fontRef idx="minor">
+                          <a:schemeClr val="tx1"/>
+                        </a:fontRef>
+                      </wps:style>
+                      <wps:bodyPr/>
+                    </wps:wsp>
+                  </a:graphicData>
+                </a:graphic>
+                <wp14:sizeRelH relativeFrom="margin">
+                  <wp14:pctWidth>0</wp14:pctWidth>
+                </wp14:sizeRelH>
+                <wp14:sizeRelV relativeFrom="margin">
+                  <wp14:pctHeight>0</wp14:pctHeight>
+                </wp14:sizeRelV>
+              </wp:anchor>
+            </w:drawing>
+          </mc:Choice>
+          <mc:Fallback>
+            <w:pict>
+              <v:line w14:anchorId="100921D6" id="Straight Connector 3" o:spid="_x0000_s1026" style="position:absolute;z-index:251660288;visibility:visible;mso-wrap-style:square;mso-width-percent:0;mso-height-percent:0;mso-wrap-distance-left:9pt;mso-wrap-distance-top:0;mso-wrap-distance-right:9pt;mso-wrap-distance-bottom:0;mso-position-horizontal:absolute;mso-position-horizontal-relative:text;mso-position-vertical:absolute;mso-position-vertical-relative:text;mso-width-percent:0;mso-height-percent:0;mso-width-relative:margin;mso-height-relative:margin" from="-2.25pt,2.25pt" to="451.5pt,2.25pt" o:gfxdata="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" strokecolor="#4472c4 [3204]" strokeweight=".5pt">
+                <v:stroke joinstyle="miter"/>
+              </v:line>
+            </w:pict>
+          </mc:Fallback>
+        </mc:AlternateContent>
+      </w:r>
+    </w:p>
+    <w:p>
+      <w:pPr>
+        <w:pBdr>
+          <w:top w:val="single" w:sz="4" w:space="1" w:color="auto"/>
+          <w:left w:val="single" w:sz="4" w:space="1" w:color="auto"/>
+          <w:bottom w:val="single" w:sz="4" w:space="1" w:color="auto"/>
+          <w:right w:val="single" w:sz="4" w:space="1" w:color="auto"/>
+        </w:pBdr>
+        <w:rPr>
+          <w:b/>
+          <w:bCs/>
+          <w:color w:val="000000" w:themeColor="text1"/>
+        </w:rPr>
+      </w:pPr>
+      <w:r>
+        <w:rPr>
+          <w:b/>
+          <w:bCs/>
+          <w:color w:val="000000" w:themeColor="text1"/>
+        </w:rPr>
+        <w:t># 7. Summarize partner performance</w:t>
+      </w:r>
+    </w:p>
+    <w:p>
+      <w:pPr>
+        <w:pBdr>
+          <w:top w:val="single" w:sz="4" w:space="1" w:color="auto"/>
+          <w:left w:val="single" w:sz="4" w:space="1" w:color="auto"/>
+          <w:bottom w:val="single" w:sz="4" w:space="1" w:color="auto"/>
+          <w:right w:val="single" w:sz="4" w:space="1" w:color="auto"/>
+        </w:pBdr>
+        <w:rPr>
+          <w:color w:val="000000" w:themeColor="text1"/>
+        </w:rPr>
+      </w:pPr>
+      <w:proofErr w:type="spellStart"/>
+      <w:r>
+        <w:rPr>
+          <w:color w:val="000000" w:themeColor="text1"/>
+        </w:rPr>
+        <w:t>partner_performance</w:t>
+      </w:r>
+      <w:proofErr w:type="spellEnd"/>
+      <w:r>
+        <w:rPr>
+          <w:color w:val="000000" w:themeColor="text1"/>
+        </w:rPr>
+        <w:t xml:space="preserve"> = (</w:t>
+      </w:r>
+    </w:p>
+    <w:p>
+      <w:pPr>
+        <w:pBdr>
+          <w:top w:val="single" w:sz="4" w:space="1" w:color="auto"/>
+          <w:left w:val="single" w:sz="4" w:space="1" w:color="auto"/>
+          <w:bottom w:val="single" w:sz="4" w:space="1" w:color="auto"/>
+          <w:right w:val="single" w:sz="4" w:space="1" w:color="auto"/>
+        </w:pBdr>
+        <w:rPr>
+          <w:color w:val="000000" w:themeColor="text1"/>
+        </w:rPr>
+      </w:pPr>
+      <w:r>
+        <w:rPr>
+          <w:color w:val="000000" w:themeColor="text1"/>
+        </w:rPr>
+        <w:t xml:space="preserve">    </w:t>
+      </w:r>
+      <w:proofErr w:type="spellStart"/>
+      <w:r>
+        <w:rPr>
+          <w:color w:val="000000" w:themeColor="text1"/>
+        </w:rPr>
+        <w:t>valid_</w:t>
+      </w:r>
+      <w:proofErr w:type="gramStart"/>
+      <w:r>
+        <w:rPr>
+          <w:color w:val="000000" w:themeColor="text1"/>
+        </w:rPr>
+        <w:t>df.groupby</w:t>
+      </w:r>
+      <w:proofErr w:type="spellEnd"/>
+      <w:proofErr w:type="gramEnd"/>
+      <w:r>
+        <w:rPr>
+          <w:color w:val="000000" w:themeColor="text1"/>
+        </w:rPr>
+        <w:t>("</w:t>
+      </w:r>
+      <w:proofErr w:type="spellStart"/>
+      <w:r>
+        <w:rPr>
+          <w:color w:val="000000" w:themeColor="text1"/>
+        </w:rPr>
+        <w:t>Delivery_Partner</w:t>
+      </w:r>
+      <w:proofErr w:type="spellEnd"/>
+      <w:r>
+        <w:rPr>
+          <w:color w:val="000000" w:themeColor="text1"/>
+        </w:rPr>
+        <w:t>")</w:t>
+      </w:r>
+    </w:p>
+    <w:p>
+      <w:pPr>
+        <w:pBdr>
+          <w:top w:val="single" w:sz="4" w:space="1" w:color="auto"/>
+          <w:left w:val="single" w:sz="4" w:space="1" w:color="auto"/>
+          <w:bottom w:val="single" w:sz="4" w:space="1" w:color="auto"/>
+          <w:right w:val="single" w:sz="4" w:space="1" w:color="auto"/>
+        </w:pBdr>
+        <w:rPr>
+          <w:color w:val="000000" w:themeColor="text1"/>
+        </w:rPr>
+      </w:pPr>
+      <w:r>
+        <w:rPr>
+          <w:color w:val="000000" w:themeColor="text1"/>
+        </w:rPr>
+        <w:t xml:space="preserve">    </w:t>
+      </w:r>
+      <w:proofErr w:type="gramStart"/>
+      <w:r>
+        <w:rPr>
+          <w:color w:val="000000" w:themeColor="text1"/>
+        </w:rPr>
+        <w:t>.</w:t>
+      </w:r>
+      <w:proofErr w:type="spellStart"/>
+      <w:r>
+        <w:rPr>
+          <w:color w:val="000000" w:themeColor="text1"/>
+        </w:rPr>
+        <w:t>agg</w:t>
+      </w:r>
+      <w:proofErr w:type="spellEnd"/>
+      <w:proofErr w:type="gramEnd"/>
+      <w:r>
+        <w:rPr>
+          <w:color w:val="000000" w:themeColor="text1"/>
+        </w:rPr>
+        <w:t>(</w:t>
+      </w:r>
+    </w:p>
+    <w:p>
+      <w:pPr>
+        <w:pBdr>
+          <w:top w:val="single" w:sz="4" w:space="1" w:color="auto"/>
+          <w:left w:val="single" w:sz="4" w:space="1" w:color="auto"/>
+          <w:bottom w:val="single" w:sz="4" w:space="1" w:color="auto"/>
+          <w:right w:val="single" w:sz="4" w:space="1" w:color="auto"/>
+        </w:pBdr>
+        <w:rPr>
+          <w:color w:val="000000" w:themeColor="text1"/>
+        </w:rPr>
+      </w:pPr>
+      <w:r>
+        <w:rPr>
+          <w:color w:val="000000" w:themeColor="text1"/>
+        </w:rPr>
+        <w:t xml:space="preserve">        </w:t>
+      </w:r>
+      <w:proofErr w:type="spellStart"/>
+      <w:r>
+        <w:rPr>
+          <w:color w:val="000000" w:themeColor="text1"/>
+        </w:rPr>
+        <w:t>Total_Orders</w:t>
+      </w:r>
+      <w:proofErr w:type="spellEnd"/>
+      <w:proofErr w:type="gramStart"/>
+      <w:r>
+        <w:rPr>
+          <w:color w:val="000000" w:themeColor="text1"/>
+        </w:rPr>
+        <w:t>=(</w:t>
+      </w:r>
+      <w:proofErr w:type="gramEnd"/>
+      <w:r>
+        <w:rPr>
+          <w:color w:val="000000" w:themeColor="text1"/>
+        </w:rPr>
+        <w:t>"</w:t>
+      </w:r>
+      <w:proofErr w:type="spellStart"/>
+      <w:r>
+        <w:rPr>
+          <w:color w:val="000000" w:themeColor="text1"/>
+        </w:rPr>
+        <w:t>Order_ID</w:t>
+      </w:r>
+      <w:proofErr w:type="spellEnd"/>
+      <w:r>
+        <w:rPr>
+          <w:color w:val="000000" w:themeColor="text1"/>
+        </w:rPr>
+        <w:t>", "</w:t>
+      </w:r>
+      <w:proofErr w:type="spellStart"/>
+      <w:r>
+        <w:rPr>
+          <w:color w:val="000000" w:themeColor="text1"/>
+        </w:rPr>
+        <w:t>nunique</w:t>
+      </w:r>
+      <w:proofErr w:type="spellEnd"/>
+      <w:r>
+        <w:rPr>
+          <w:color w:val="000000" w:themeColor="text1"/>
+        </w:rPr>
+        <w:t>"),</w:t>
+      </w:r>
+    </w:p>
+    <w:p>
+      <w:pPr>
+        <w:pBdr>
+          <w:top w:val="single" w:sz="4" w:space="1" w:color="auto"/>
+          <w:left w:val="single" w:sz="4" w:space="1" w:color="auto"/>
+          <w:bottom w:val="single" w:sz="4" w:space="1" w:color="auto"/>
+          <w:right w:val="single" w:sz="4" w:space="1" w:color="auto"/>
+        </w:pBdr>
+        <w:rPr>
+          <w:color w:val="000000" w:themeColor="text1"/>
+        </w:rPr>
+      </w:pPr>
+      <w:r>
+        <w:rPr>
+          <w:color w:val="000000" w:themeColor="text1"/>
+        </w:rPr>
+        <w:t xml:space="preserve">        </w:t>
+      </w:r>
+      <w:proofErr w:type="spellStart"/>
+      <w:r>
+        <w:rPr>
+          <w:color w:val="000000" w:themeColor="text1"/>
+        </w:rPr>
+        <w:t>On_Time_Rate</w:t>
+      </w:r>
+      <w:proofErr w:type="spellEnd"/>
+      <w:proofErr w:type="gramStart"/>
+      <w:r>
+        <w:rPr>
+          <w:color w:val="000000" w:themeColor="text1"/>
+        </w:rPr>
+        <w:t>=(</w:t>
+      </w:r>
+      <w:proofErr w:type="gramEnd"/>
+      <w:r>
+        <w:rPr>
+          <w:color w:val="000000" w:themeColor="text1"/>
+        </w:rPr>
+        <w:t>"</w:t>
+      </w:r>
+      <w:proofErr w:type="spellStart"/>
+      <w:r>
+        <w:rPr>
+          <w:color w:val="000000" w:themeColor="text1"/>
+        </w:rPr>
+        <w:t>On_Time</w:t>
+      </w:r>
+      <w:proofErr w:type="spellEnd"/>
+      <w:r>
+        <w:rPr>
+          <w:color w:val="000000" w:themeColor="text1"/>
+        </w:rPr>
+        <w:t>", "mean"),</w:t>
+      </w:r>
+    </w:p>
+    <w:p>
+      <w:pPr>
+        <w:pBdr>
+          <w:top w:val="single" w:sz="4" w:space="1" w:color="auto"/>
+          <w:left w:val="single" w:sz="4" w:space="1" w:color="auto"/>
+          <w:bottom w:val="single" w:sz="4" w:space="1" w:color="auto"/>
+          <w:right w:val="single" w:sz="4" w:space="1" w:color="auto"/>
+        </w:pBdr>
+        <w:rPr>
+          <w:color w:val="000000" w:themeColor="text1"/>
+        </w:rPr>
+      </w:pPr>
+      <w:r>
+        <w:rPr>
+          <w:color w:val="000000" w:themeColor="text1"/>
+        </w:rPr>
+        <w:t xml:space="preserve">        </w:t>
+      </w:r>
+      <w:proofErr w:type="spellStart"/>
+      <w:r>
+        <w:rPr>
+          <w:color w:val="000000" w:themeColor="text1"/>
+        </w:rPr>
+        <w:t>Avg_Shipping_Cost</w:t>
+      </w:r>
+      <w:proofErr w:type="spellEnd"/>
+      <w:proofErr w:type="gramStart"/>
+      <w:r>
+        <w:rPr>
+          <w:color w:val="000000" w:themeColor="text1"/>
+        </w:rPr>
+        <w:t>=(</w:t>
+      </w:r>
+      <w:proofErr w:type="gramEnd"/>
+      <w:r>
+        <w:rPr>
+          <w:color w:val="000000" w:themeColor="text1"/>
+        </w:rPr>
+        <w:t>"</w:t>
+      </w:r>
+      <w:proofErr w:type="spellStart"/>
+      <w:r>
+        <w:rPr>
+          <w:color w:val="000000" w:themeColor="text1"/>
+        </w:rPr>
+        <w:t>Shipping_Cost</w:t>
+      </w:r>
+      <w:proofErr w:type="spellEnd"/>
+      <w:r>
+        <w:rPr>
+          <w:color w:val="000000" w:themeColor="text1"/>
+        </w:rPr>
+        <w:t>", "mean")))</w:t>
+      </w:r>
+    </w:p>
+    <w:p>
+      <w:pPr>
+        <w:pBdr>
+          <w:top w:val="single" w:sz="4" w:space="1" w:color="auto"/>
+          <w:left w:val="single" w:sz="4" w:space="1" w:color="auto"/>
+          <w:bottom w:val="single" w:sz="4" w:space="1" w:color="auto"/>
+          <w:right w:val="single" w:sz="4" w:space="1" w:color="auto"/>
+        </w:pBdr>
+        <w:rPr>
+          <w:b/>
+          <w:bCs/>
+          <w:color w:val="000000" w:themeColor="text1"/>
+        </w:rPr>
+      </w:pPr>
+      <w:r>
+        <w:rPr>
+          <w:b/>
+          <w:bCs/>
+          <w:color w:val="000000" w:themeColor="text1"/>
+        </w:rPr>
+        <w:lastRenderedPageBreak/>
+        <w:t># 8. Convert rate to percentage</w:t>
+      </w:r>
+    </w:p>
+    <w:p>
+      <w:pPr>
+        <w:pBdr>
+          <w:top w:val="single" w:sz="4" w:space="1" w:color="auto"/>
+          <w:left w:val="single" w:sz="4" w:space="1" w:color="auto"/>
+          <w:bottom w:val="single" w:sz="4" w:space="1" w:color="auto"/>
+          <w:right w:val="single" w:sz="4" w:space="1" w:color="auto"/>
+        </w:pBdr>
+        <w:rPr>
+          <w:color w:val="000000" w:themeColor="text1"/>
+        </w:rPr>
+      </w:pPr>
+      <w:proofErr w:type="spellStart"/>
+      <w:r>
+        <w:rPr>
+          <w:color w:val="000000" w:themeColor="text1"/>
+        </w:rPr>
+        <w:t>partner_performance</w:t>
+      </w:r>
+      <w:proofErr w:type="spellEnd"/>
+      <w:r>
+        <w:rPr>
+          <w:color w:val="000000" w:themeColor="text1"/>
+        </w:rPr>
+        <w:t>["</w:t>
+      </w:r>
+      <w:proofErr w:type="spellStart"/>
+      <w:r>
+        <w:rPr>
+          <w:color w:val="000000" w:themeColor="text1"/>
+        </w:rPr>
+        <w:t>On_Time_Rate</w:t>
+      </w:r>
+      <w:proofErr w:type="spellEnd"/>
+      <w:r>
+        <w:rPr>
+          <w:color w:val="000000" w:themeColor="text1"/>
+        </w:rPr>
+        <w:t>"] *= 100</w:t>
+      </w:r>
+    </w:p>
+    <w:p>
+      <w:pPr>
+        <w:pBdr>
+          <w:top w:val="single" w:sz="4" w:space="1" w:color="auto"/>
+          <w:left w:val="single" w:sz="4" w:space="1" w:color="auto"/>
+          <w:bottom w:val="single" w:sz="4" w:space="1" w:color="auto"/>
+          <w:right w:val="single" w:sz="4" w:space="1" w:color="auto"/>
+        </w:pBdr>
+        <w:rPr>
+          <w:b/>
+          <w:bCs/>
+          <w:color w:val="000000" w:themeColor="text1"/>
+        </w:rPr>
+      </w:pPr>
+      <w:r>
+        <w:rPr>
+          <w:b/>
+          <w:bCs/>
+          <w:color w:val="000000" w:themeColor="text1"/>
+        </w:rPr>
+        <w:t># 9. Display results</w:t>
+      </w:r>
+    </w:p>
+    <w:p>
+      <w:pPr>
+        <w:pBdr>
+          <w:top w:val="single" w:sz="4" w:space="1" w:color="auto"/>
+          <w:left w:val="single" w:sz="4" w:space="1" w:color="auto"/>
+          <w:bottom w:val="single" w:sz="4" w:space="1" w:color="auto"/>
+          <w:right w:val="single" w:sz="4" w:space="1" w:color="auto"/>
+        </w:pBdr>
+        <w:rPr>
+          <w:color w:val="000000" w:themeColor="text1"/>
+        </w:rPr>
+      </w:pPr>
+      <w:r>
+        <w:rPr>
+          <w:color w:val="000000" w:themeColor="text1"/>
+        </w:rPr>
+        <w:t>display(</w:t>
+      </w:r>
+      <w:proofErr w:type="spellStart"/>
+      <w:r>
+        <w:rPr>
+          <w:color w:val="000000" w:themeColor="text1"/>
+        </w:rPr>
+        <w:t>partner_</w:t>
+      </w:r>
+      <w:proofErr w:type="gramStart"/>
+      <w:r>
+        <w:rPr>
+          <w:color w:val="000000" w:themeColor="text1"/>
+        </w:rPr>
+        <w:t>performance.round</w:t>
+      </w:r>
+      <w:proofErr w:type="spellEnd"/>
+      <w:proofErr w:type="gramEnd"/>
+      <w:r>
+        <w:rPr>
+          <w:color w:val="000000" w:themeColor="text1"/>
+        </w:rPr>
+        <w:t>(2))</w:t>
+      </w:r>
+    </w:p>
+    <w:p>
+      <w:pPr>
+        <w:pBdr>
+          <w:top w:val="single" w:sz="4" w:space="1" w:color="auto"/>
+          <w:left w:val="single" w:sz="4" w:space="1" w:color="auto"/>
+          <w:bottom w:val="single" w:sz="4" w:space="1" w:color="auto"/>
+          <w:right w:val="single" w:sz="4" w:space="1" w:color="auto"/>
+        </w:pBdr>
+        <w:rPr>
+          <w:b/>
+          <w:bCs/>
+          <w:color w:val="000000" w:themeColor="text1"/>
+        </w:rPr>
+      </w:pPr>
+      <w:r>
+        <w:rPr>
+          <w:b/>
+          <w:bCs/>
+          <w:color w:val="000000" w:themeColor="text1"/>
+        </w:rPr>
+        <w:t># 10. Plot delivery partner performance</w:t>
+      </w:r>
+    </w:p>
+    <w:p>
+      <w:pPr>
+        <w:pBdr>
+          <w:top w:val="single" w:sz="4" w:space="1" w:color="auto"/>
+          <w:left w:val="single" w:sz="4" w:space="1" w:color="auto"/>
+          <w:bottom w:val="single" w:sz="4" w:space="1" w:color="auto"/>
+          <w:right w:val="single" w:sz="4" w:space="1" w:color="auto"/>
+        </w:pBdr>
+        <w:rPr>
+          <w:color w:val="000000" w:themeColor="text1"/>
+        </w:rPr>
+      </w:pPr>
+      <w:proofErr w:type="spellStart"/>
+      <w:r>
+        <w:rPr>
+          <w:color w:val="000000" w:themeColor="text1"/>
+        </w:rPr>
+        <w:t>partner_performance</w:t>
+      </w:r>
+      <w:proofErr w:type="spellEnd"/>
+      <w:r>
+        <w:rPr>
+          <w:color w:val="000000" w:themeColor="text1"/>
+        </w:rPr>
+        <w:t>["</w:t>
+      </w:r>
+      <w:proofErr w:type="spellStart"/>
+      <w:r>
+        <w:rPr>
+          <w:color w:val="000000" w:themeColor="text1"/>
+        </w:rPr>
+        <w:t>On_Time_Rate</w:t>
+      </w:r>
+      <w:proofErr w:type="spellEnd"/>
+      <w:r>
+        <w:rPr>
+          <w:color w:val="000000" w:themeColor="text1"/>
+        </w:rPr>
+        <w:t>"</w:t>
+      </w:r>
+      <w:proofErr w:type="gramStart"/>
+      <w:r>
+        <w:rPr>
+          <w:color w:val="000000" w:themeColor="text1"/>
+        </w:rPr>
+        <w:t>].</w:t>
+      </w:r>
+      <w:proofErr w:type="spellStart"/>
+      <w:r>
+        <w:rPr>
+          <w:color w:val="000000" w:themeColor="text1"/>
+        </w:rPr>
+        <w:t>sort</w:t>
+      </w:r>
+      <w:proofErr w:type="gramEnd"/>
+      <w:r>
+        <w:rPr>
+          <w:color w:val="000000" w:themeColor="text1"/>
+        </w:rPr>
+        <w:t>_</w:t>
+      </w:r>
+      <w:proofErr w:type="gramStart"/>
+      <w:r>
+        <w:rPr>
+          <w:color w:val="000000" w:themeColor="text1"/>
+        </w:rPr>
+        <w:t>values</w:t>
+      </w:r>
+      <w:proofErr w:type="spellEnd"/>
+      <w:r>
+        <w:rPr>
+          <w:color w:val="000000" w:themeColor="text1"/>
+        </w:rPr>
+        <w:t>().plot</w:t>
+      </w:r>
+      <w:proofErr w:type="gramEnd"/>
+      <w:r>
+        <w:rPr>
+          <w:color w:val="000000" w:themeColor="text1"/>
+        </w:rPr>
+        <w:t>(</w:t>
+      </w:r>
+    </w:p>
+    <w:p>
+      <w:pPr>
+        <w:pBdr>
+          <w:top w:val="single" w:sz="4" w:space="1" w:color="auto"/>
+          <w:left w:val="single" w:sz="4" w:space="1" w:color="auto"/>
+          <w:bottom w:val="single" w:sz="4" w:space="1" w:color="auto"/>
+          <w:right w:val="single" w:sz="4" w:space="1" w:color="auto"/>
+        </w:pBdr>
+        <w:rPr>
+          <w:color w:val="000000" w:themeColor="text1"/>
+        </w:rPr>
+      </w:pPr>
+      <w:r>
+        <w:rPr>
+          <w:color w:val="000000" w:themeColor="text1"/>
+        </w:rPr>
+        <w:t xml:space="preserve">    kind="</w:t>
+      </w:r>
+      <w:proofErr w:type="spellStart"/>
+      <w:r>
+        <w:rPr>
+          <w:color w:val="000000" w:themeColor="text1"/>
+        </w:rPr>
+        <w:t>barh</w:t>
+      </w:r>
+      <w:proofErr w:type="spellEnd"/>
+      <w:r>
+        <w:rPr>
+          <w:color w:val="000000" w:themeColor="text1"/>
+        </w:rPr>
+        <w:t>",</w:t>
+      </w:r>
+    </w:p>
+    <w:p>
+      <w:pPr>
+        <w:pBdr>
+          <w:top w:val="single" w:sz="4" w:space="1" w:color="auto"/>
+          <w:left w:val="single" w:sz="4" w:space="1" w:color="auto"/>
+          <w:bottom w:val="single" w:sz="4" w:space="1" w:color="auto"/>
+          <w:right w:val="single" w:sz="4" w:space="1" w:color="auto"/>
+        </w:pBdr>
+        <w:rPr>
+          <w:color w:val="000000" w:themeColor="text1"/>
+        </w:rPr>
+      </w:pPr>
+      <w:r>
+        <w:rPr>
+          <w:color w:val="000000" w:themeColor="text1"/>
+        </w:rPr>
+        <w:t xml:space="preserve">    </w:t>
+      </w:r>
+      <w:proofErr w:type="spellStart"/>
+      <w:r>
+        <w:rPr>
+          <w:color w:val="000000" w:themeColor="text1"/>
+        </w:rPr>
+        <w:t>color</w:t>
+      </w:r>
+      <w:proofErr w:type="spellEnd"/>
+      <w:r>
+        <w:rPr>
+          <w:color w:val="000000" w:themeColor="text1"/>
+        </w:rPr>
+        <w:t>="</w:t>
+      </w:r>
+      <w:proofErr w:type="spellStart"/>
+      <w:r>
+        <w:rPr>
+          <w:color w:val="000000" w:themeColor="text1"/>
+        </w:rPr>
+        <w:t>steelblue</w:t>
+      </w:r>
+      <w:proofErr w:type="spellEnd"/>
+      <w:r>
+        <w:rPr>
+          <w:color w:val="000000" w:themeColor="text1"/>
+        </w:rPr>
+        <w:t>",</w:t>
+      </w:r>
+    </w:p>
+    <w:p>
+      <w:pPr>
+        <w:pBdr>
+          <w:top w:val="single" w:sz="4" w:space="1" w:color="auto"/>
+          <w:left w:val="single" w:sz="4" w:space="1" w:color="auto"/>
+          <w:bottom w:val="single" w:sz="4" w:space="1" w:color="auto"/>
+          <w:right w:val="single" w:sz="4" w:space="1" w:color="auto"/>
+        </w:pBdr>
+        <w:rPr>
+          <w:color w:val="000000" w:themeColor="text1"/>
+        </w:rPr>
+      </w:pPr>
+      <w:r>
+        <w:rPr>
+          <w:color w:val="000000" w:themeColor="text1"/>
+        </w:rPr>
+        <w:t xml:space="preserve">    </w:t>
+      </w:r>
+      <w:proofErr w:type="spellStart"/>
+      <w:r>
+        <w:rPr>
+          <w:color w:val="000000" w:themeColor="text1"/>
+        </w:rPr>
+        <w:t>figsize</w:t>
+      </w:r>
+      <w:proofErr w:type="spellEnd"/>
+      <w:proofErr w:type="gramStart"/>
+      <w:r>
+        <w:rPr>
+          <w:color w:val="000000" w:themeColor="text1"/>
+        </w:rPr>
+        <w:t>=(</w:t>
+      </w:r>
+      <w:proofErr w:type="gramEnd"/>
+      <w:r>
+        <w:rPr>
+          <w:color w:val="000000" w:themeColor="text1"/>
+        </w:rPr>
+        <w:t>9, 5)</w:t>
+      </w:r>
+    </w:p>
+    <w:p>
+      <w:pPr>
+        <w:pBdr>
+          <w:top w:val="single" w:sz="4" w:space="1" w:color="auto"/>
+          <w:left w:val="single" w:sz="4" w:space="1" w:color="auto"/>
+          <w:bottom w:val="single" w:sz="4" w:space="1" w:color="auto"/>
+          <w:right w:val="single" w:sz="4" w:space="1" w:color="auto"/>
+        </w:pBdr>
+        <w:rPr>
+          <w:color w:val="000000" w:themeColor="text1"/>
+        </w:rPr>
+      </w:pPr>
+      <w:r>
+        <w:rPr>
+          <w:color w:val="000000" w:themeColor="text1"/>
+        </w:rPr>
+        <w:t>)</w:t>
+      </w:r>
+    </w:p>
+    <w:p>
+      <w:pPr>
+        <w:pBdr>
+          <w:top w:val="single" w:sz="4" w:space="1" w:color="auto"/>
+          <w:left w:val="single" w:sz="4" w:space="1" w:color="auto"/>
+          <w:bottom w:val="single" w:sz="4" w:space="1" w:color="auto"/>
+          <w:right w:val="single" w:sz="4" w:space="1" w:color="auto"/>
+        </w:pBdr>
+        <w:rPr>
+          <w:color w:val="000000" w:themeColor="text1"/>
+        </w:rPr>
+      </w:pPr>
+      <w:proofErr w:type="spellStart"/>
+      <w:proofErr w:type="gramStart"/>
+      <w:r>
+        <w:rPr>
+          <w:color w:val="000000" w:themeColor="text1"/>
+        </w:rPr>
+        <w:t>plt.title</w:t>
+      </w:r>
+      <w:proofErr w:type="spellEnd"/>
+      <w:proofErr w:type="gramEnd"/>
+      <w:r>
+        <w:rPr>
+          <w:color w:val="000000" w:themeColor="text1"/>
+        </w:rPr>
+        <w:t>("On-Time Delivery Rate by Delivery Partner")</w:t>
+      </w:r>
+    </w:p>
+    <w:p>
+      <w:pPr>
+        <w:pBdr>
+          <w:top w:val="single" w:sz="4" w:space="1" w:color="auto"/>
+          <w:left w:val="single" w:sz="4" w:space="1" w:color="auto"/>
+          <w:bottom w:val="single" w:sz="4" w:space="1" w:color="auto"/>
+          <w:right w:val="single" w:sz="4" w:space="1" w:color="auto"/>
+        </w:pBdr>
+        <w:rPr>
+          <w:color w:val="000000" w:themeColor="text1"/>
+        </w:rPr>
+      </w:pPr>
+      <w:proofErr w:type="spellStart"/>
+      <w:proofErr w:type="gramStart"/>
+      <w:r>
+        <w:rPr>
+          <w:color w:val="000000" w:themeColor="text1"/>
+        </w:rPr>
+        <w:t>plt.xlabel</w:t>
+      </w:r>
+      <w:proofErr w:type="spellEnd"/>
+      <w:proofErr w:type="gramEnd"/>
+      <w:r>
+        <w:rPr>
+          <w:color w:val="000000" w:themeColor="text1"/>
+        </w:rPr>
+        <w:t>("On-Time Delivery Rate (%)")</w:t>
+      </w:r>
+    </w:p>
+    <w:p>
+      <w:pPr>
+        <w:pBdr>
+          <w:top w:val="single" w:sz="4" w:space="1" w:color="auto"/>
+          <w:left w:val="single" w:sz="4" w:space="1" w:color="auto"/>
+          <w:bottom w:val="single" w:sz="4" w:space="1" w:color="auto"/>
+          <w:right w:val="single" w:sz="4" w:space="1" w:color="auto"/>
+        </w:pBdr>
+        <w:rPr>
+          <w:color w:val="000000" w:themeColor="text1"/>
+        </w:rPr>
+      </w:pPr>
+      <w:proofErr w:type="spellStart"/>
+      <w:proofErr w:type="gramStart"/>
+      <w:r>
+        <w:rPr>
+          <w:color w:val="000000" w:themeColor="text1"/>
+        </w:rPr>
+        <w:t>plt.ylabel</w:t>
+      </w:r>
+      <w:proofErr w:type="spellEnd"/>
+      <w:proofErr w:type="gramEnd"/>
+      <w:r>
+        <w:rPr>
+          <w:color w:val="000000" w:themeColor="text1"/>
+        </w:rPr>
+        <w:t>("Delivery Partner")</w:t>
+      </w:r>
+    </w:p>
+    <w:p>
+      <w:pPr>
+        <w:pBdr>
+          <w:top w:val="single" w:sz="4" w:space="1" w:color="auto"/>
+          <w:left w:val="single" w:sz="4" w:space="1" w:color="auto"/>
+          <w:bottom w:val="single" w:sz="4" w:space="1" w:color="auto"/>
+          <w:right w:val="single" w:sz="4" w:space="1" w:color="auto"/>
+        </w:pBdr>
+        <w:rPr>
+          <w:color w:val="000000" w:themeColor="text1"/>
+        </w:rPr>
+      </w:pPr>
+      <w:proofErr w:type="spellStart"/>
+      <w:proofErr w:type="gramStart"/>
+      <w:r>
+        <w:rPr>
+          <w:color w:val="000000" w:themeColor="text1"/>
+        </w:rPr>
+        <w:t>plt.tight</w:t>
+      </w:r>
+      <w:proofErr w:type="gramEnd"/>
+      <w:r>
+        <w:rPr>
+          <w:color w:val="000000" w:themeColor="text1"/>
+        </w:rPr>
+        <w:t>_</w:t>
+      </w:r>
+      <w:proofErr w:type="gramStart"/>
+      <w:r>
+        <w:rPr>
+          <w:color w:val="000000" w:themeColor="text1"/>
+        </w:rPr>
+        <w:t>layout</w:t>
+      </w:r>
+      <w:proofErr w:type="spellEnd"/>
+      <w:r>
+        <w:rPr>
+          <w:color w:val="000000" w:themeColor="text1"/>
+        </w:rPr>
+        <w:t>(</w:t>
+      </w:r>
+      <w:proofErr w:type="gramEnd"/>
+      <w:r>
+        <w:rPr>
+          <w:color w:val="000000" w:themeColor="text1"/>
+        </w:rPr>
+        <w:t>)</w:t>
+      </w:r>
+    </w:p>
+    <w:p>
+      <w:pPr>
+        <w:pBdr>
+          <w:top w:val="single" w:sz="4" w:space="1" w:color="auto"/>
+          <w:left w:val="single" w:sz="4" w:space="1" w:color="auto"/>
+          <w:bottom w:val="single" w:sz="4" w:space="1" w:color="auto"/>
+          <w:right w:val="single" w:sz="4" w:space="1" w:color="auto"/>
+        </w:pBdr>
+        <w:rPr>
+          <w:color w:val="000000" w:themeColor="text1"/>
+        </w:rPr>
+      </w:pPr>
+      <w:proofErr w:type="spellStart"/>
+      <w:proofErr w:type="gramStart"/>
+      <w:r>
+        <w:rPr>
+          <w:color w:val="000000" w:themeColor="text1"/>
+        </w:rPr>
+        <w:t>plt.show</w:t>
+      </w:r>
+      <w:proofErr w:type="spellEnd"/>
+      <w:proofErr w:type="gramEnd"/>
+      <w:r>
+        <w:rPr>
+          <w:color w:val="000000" w:themeColor="text1"/>
+        </w:rPr>
+        <w:t>()</w:t>
+      </w:r>
     </w:p>
     <w:p>
       <w:pPr>
@@ -9126,63 +10437,6 @@
         </w:rPr>
         <w:t>Following the feedback received, the report will be strengthened with detailed implementation, numerical examples, visualizations, and evidence-based findings. These improvements will provide a stronger foundation for the subsequent project work.</w:t>
       </w:r>
-    </w:p>
-    <w:p>
-      <w:pPr>
-        <w:rPr>
-          <w:color w:val="000000" w:themeColor="text1"/>
-        </w:rPr>
-      </w:pPr>
-    </w:p>
-    <w:p>
-      <w:pPr>
-        <w:rPr>
-          <w:b/>
-          <w:bCs/>
-          <w:color w:val="000000" w:themeColor="text1"/>
-        </w:rPr>
-      </w:pPr>
-      <w:r>
-        <w:rPr>
-          <w:b/>
-          <w:bCs/>
-          <w:color w:val="000000" w:themeColor="text1"/>
-        </w:rPr>
-        <w:t>GitHub Repository</w:t>
-      </w:r>
-    </w:p>
-    <w:p>
-      <w:pPr>
-        <w:rPr>
-          <w:color w:val="000000" w:themeColor="text1"/>
-        </w:rPr>
-      </w:pPr>
-      <w:r>
-        <w:rPr>
-          <w:color w:val="000000" w:themeColor="text1"/>
-        </w:rPr>
-        <w:t>Project repository:</w:t>
-      </w:r>
-    </w:p>
-    <w:p>
-      <w:pPr>
-        <w:rPr>
-          <w:color w:val="000000" w:themeColor="text1"/>
-        </w:rPr>
-      </w:pPr>
-      <w:r>
-        <w:rPr>
-          <w:color w:val="000000" w:themeColor="text1"/>
-        </w:rPr>
-        <w:t>https://github.com/sankari-d27/Week1_ecommerce-logistics-kpi-analysis</w:t>
-      </w:r>
-    </w:p>
-    <w:p>
-      <w:pPr>
-        <w:rPr>
-          <w:color w:val="000000" w:themeColor="text1"/>
-        </w:rPr>
-      </w:pPr>
     </w:p>
     <w:sectPr>
       <w:pgSz w:w="11906" w:h="16838"/>
